--- a/Tables/Final/Table3_medhx.docx
+++ b/Tables/Final/Table3_medhx.docx
@@ -17,11 +17,11 @@
         <w:tblLook w:firstRow="1" w:lastRow="0" w:firstColumn="0" w:lastColumn="0" w:noHBand="0" w:noVBand="1"/>
       </w:tblPr>
       <w:tblGrid>
-        <w:gridCol w:w="7546"/>
+        <w:gridCol w:w="8621"/>
+        <w:gridCol w:w="1487"/>
         <w:gridCol w:w="1853"/>
-        <w:gridCol w:w="3639"/>
-        <w:gridCol w:w="2135"/>
-        <w:gridCol w:w="961"/>
+        <w:gridCol w:w="1487"/>
+        <w:gridCol w:w="1090"/>
         <w:gridCol w:w="1585"/>
       </w:tblGrid>
       <w:tr>
@@ -29,7 +29,7 @@
           <w:trHeight w:val="614" w:hRule="auto"/>
           <w:tblHeader/>
         </w:trPr>
-        header1
+        header 1
         <w:tc>
           <w:tcPr>
             <w:tcBorders>
@@ -132,7 +132,7 @@
                 <w:szCs w:val="18"/>
                 <w:color w:val="000000"/>
               </w:rPr>
-              <w:t xml:space="preserve">Dysmenorrhea</w:t>
+              <w:t xml:space="preserve">Control</w:t>
             </w:r>
           </w:p>
         </w:tc>
@@ -185,7 +185,7 @@
                 <w:szCs w:val="18"/>
                 <w:color w:val="000000"/>
               </w:rPr>
-              <w:t xml:space="preserve">Dysmenorrhea plus Bladder Pain</w:t>
+              <w:t xml:space="preserve">Dysmenorrhea</w:t>
             </w:r>
           </w:p>
         </w:tc>
@@ -238,7 +238,7 @@
                 <w:szCs w:val="18"/>
                 <w:color w:val="000000"/>
               </w:rPr>
-              <w:t xml:space="preserve">Pain Free Control</w:t>
+              <w:t xml:space="preserve">DYSB</w:t>
             </w:r>
           </w:p>
         </w:tc>
@@ -353,7 +353,7 @@
         <w:trPr>
           <w:trHeight w:val="572" w:hRule="auto"/>
         </w:trPr>
-        body1
+        body 1
         <w:tc>
           <w:tcPr>
             <w:tcBorders>
@@ -456,7 +456,7 @@
                 <w:szCs w:val="18"/>
                 <w:color w:val="000000"/>
               </w:rPr>
-              <w:t xml:space="preserve">265</w:t>
+              <w:t xml:space="preserve">63</w:t>
             </w:r>
           </w:p>
         </w:tc>
@@ -509,7 +509,7 @@
                 <w:szCs w:val="18"/>
                 <w:color w:val="000000"/>
               </w:rPr>
-              <w:t xml:space="preserve">128</w:t>
+              <w:t xml:space="preserve">266</w:t>
             </w:r>
           </w:p>
         </w:tc>
@@ -562,7 +562,7 @@
                 <w:szCs w:val="18"/>
                 <w:color w:val="000000"/>
               </w:rPr>
-              <w:t xml:space="preserve">63</w:t>
+              <w:t xml:space="preserve">129</w:t>
             </w:r>
           </w:p>
         </w:tc>
@@ -677,322 +677,322 @@
         <w:trPr>
           <w:trHeight w:val="617" w:hRule="auto"/>
         </w:trPr>
-        body2
-        <w:tc>
-          <w:tcPr>
-            <w:tcBorders>
-              <w:bottom w:val="none" w:sz="0" w:space="0" w:color="000000"/>
-              <w:top w:val="none" w:sz="0" w:space="0" w:color="000000"/>
-              <w:left w:val="none" w:sz="0" w:space="0" w:color="000000"/>
-              <w:right w:val="none" w:sz="0" w:space="0" w:color="000000"/>
-            </w:tcBorders>
-            <w:shd w:val="clear" w:color="auto" w:fill="FFFFFF"/>
-            <w:tcMar>
-              <w:top w:w="0" w:type="dxa"/>
-              <w:bottom w:w="0" w:type="dxa"/>
-              <w:left w:w="0" w:type="dxa"/>
-              <w:right w:w="0" w:type="dxa"/>
-            </w:tcMar>
-            <w:vAlign w:val="center"/>
-          </w:tcPr>
-          <w:p>
-            <w:pPr>
-              <w:pStyle w:val="Normal"/>
-              <w:jc w:val="left"/>
-              <w:pBdr>
-                <w:bottom w:val="none" w:sz="0" w:space="0" w:color="000000"/>
-                <w:top w:val="none" w:sz="0" w:space="0" w:color="000000"/>
-                <w:left w:val="none" w:sz="0" w:space="0" w:color="000000"/>
-                <w:right w:val="none" w:sz="0" w:space="0" w:color="000000"/>
-              </w:pBdr>
-              <w:spacing w:after="100" w:before="100" w:line="240"/>
-              <w:ind w:left="100" w:right="100" w:firstLine="0" w:firstLineChars="0"/>
-              <w:rPr>
-                <w:rFonts w:ascii="Arial" w:hAnsi="Arial" w:eastAsia="Arial" w:cs="Arial"/>
-                <w:i w:val="false"/>
-                <w:b w:val="false"/>
-                <w:u w:val="none"/>
-                <w:sz w:val="18"/>
-                <w:szCs w:val="18"/>
-                <w:color w:val="000000"/>
-              </w:rPr>
-            </w:pPr>
-            <w:r>
-              <w:rPr>
-                <w:rFonts w:ascii="Arial" w:hAnsi="Arial" w:eastAsia="Arial" w:cs="Arial"/>
-                <w:i w:val="false"/>
-                <w:b w:val="false"/>
-                <w:u w:val="none"/>
-                <w:sz w:val="18"/>
-                <w:szCs w:val="18"/>
-                <w:color w:val="000000"/>
-              </w:rPr>
-              <w:t xml:space="preserve">Has a Regular Physician = Yes (%)</w:t>
-            </w:r>
-          </w:p>
-        </w:tc>
-        <w:tc>
-          <w:tcPr>
-            <w:tcBorders>
-              <w:bottom w:val="none" w:sz="0" w:space="0" w:color="000000"/>
-              <w:top w:val="none" w:sz="0" w:space="0" w:color="000000"/>
-              <w:left w:val="none" w:sz="0" w:space="0" w:color="000000"/>
-              <w:right w:val="none" w:sz="0" w:space="0" w:color="000000"/>
-            </w:tcBorders>
-            <w:shd w:val="clear" w:color="auto" w:fill="FFFFFF"/>
-            <w:tcMar>
-              <w:top w:w="0" w:type="dxa"/>
-              <w:bottom w:w="0" w:type="dxa"/>
-              <w:left w:w="0" w:type="dxa"/>
-              <w:right w:w="0" w:type="dxa"/>
-            </w:tcMar>
-            <w:vAlign w:val="center"/>
-          </w:tcPr>
-          <w:p>
-            <w:pPr>
-              <w:pStyle w:val="Normal"/>
-              <w:jc w:val="left"/>
-              <w:pBdr>
-                <w:bottom w:val="none" w:sz="0" w:space="0" w:color="000000"/>
-                <w:top w:val="none" w:sz="0" w:space="0" w:color="000000"/>
-                <w:left w:val="none" w:sz="0" w:space="0" w:color="000000"/>
-                <w:right w:val="none" w:sz="0" w:space="0" w:color="000000"/>
-              </w:pBdr>
-              <w:spacing w:after="100" w:before="100" w:line="240"/>
-              <w:ind w:left="100" w:right="100" w:firstLine="0" w:firstLineChars="0"/>
-              <w:rPr>
-                <w:rFonts w:ascii="Arial" w:hAnsi="Arial" w:eastAsia="Arial" w:cs="Arial"/>
-                <w:i w:val="false"/>
-                <w:b w:val="false"/>
-                <w:u w:val="none"/>
-                <w:sz w:val="18"/>
-                <w:szCs w:val="18"/>
-                <w:color w:val="000000"/>
-              </w:rPr>
-            </w:pPr>
-            <w:r>
-              <w:rPr>
-                <w:rFonts w:ascii="Arial" w:hAnsi="Arial" w:eastAsia="Arial" w:cs="Arial"/>
-                <w:i w:val="false"/>
-                <w:b w:val="false"/>
-                <w:u w:val="none"/>
-                <w:sz w:val="18"/>
-                <w:szCs w:val="18"/>
-                <w:color w:val="000000"/>
-              </w:rPr>
-              <w:t xml:space="preserve">176 (66.4)</w:t>
-            </w:r>
-          </w:p>
-        </w:tc>
-        <w:tc>
-          <w:tcPr>
-            <w:tcBorders>
-              <w:bottom w:val="none" w:sz="0" w:space="0" w:color="000000"/>
-              <w:top w:val="none" w:sz="0" w:space="0" w:color="000000"/>
-              <w:left w:val="none" w:sz="0" w:space="0" w:color="000000"/>
-              <w:right w:val="none" w:sz="0" w:space="0" w:color="000000"/>
-            </w:tcBorders>
-            <w:shd w:val="clear" w:color="auto" w:fill="FFFFFF"/>
-            <w:tcMar>
-              <w:top w:w="0" w:type="dxa"/>
-              <w:bottom w:w="0" w:type="dxa"/>
-              <w:left w:w="0" w:type="dxa"/>
-              <w:right w:w="0" w:type="dxa"/>
-            </w:tcMar>
-            <w:vAlign w:val="center"/>
-          </w:tcPr>
-          <w:p>
-            <w:pPr>
-              <w:pStyle w:val="Normal"/>
-              <w:jc w:val="left"/>
-              <w:pBdr>
-                <w:bottom w:val="none" w:sz="0" w:space="0" w:color="000000"/>
-                <w:top w:val="none" w:sz="0" w:space="0" w:color="000000"/>
-                <w:left w:val="none" w:sz="0" w:space="0" w:color="000000"/>
-                <w:right w:val="none" w:sz="0" w:space="0" w:color="000000"/>
-              </w:pBdr>
-              <w:spacing w:after="100" w:before="100" w:line="240"/>
-              <w:ind w:left="100" w:right="100" w:firstLine="0" w:firstLineChars="0"/>
-              <w:rPr>
-                <w:rFonts w:ascii="Arial" w:hAnsi="Arial" w:eastAsia="Arial" w:cs="Arial"/>
-                <w:i w:val="false"/>
-                <w:b w:val="false"/>
-                <w:u w:val="none"/>
-                <w:sz w:val="18"/>
-                <w:szCs w:val="18"/>
-                <w:color w:val="000000"/>
-              </w:rPr>
-            </w:pPr>
-            <w:r>
-              <w:rPr>
-                <w:rFonts w:ascii="Arial" w:hAnsi="Arial" w:eastAsia="Arial" w:cs="Arial"/>
-                <w:i w:val="false"/>
-                <w:b w:val="false"/>
-                <w:u w:val="none"/>
-                <w:sz w:val="18"/>
-                <w:szCs w:val="18"/>
-                <w:color w:val="000000"/>
-              </w:rPr>
-              <w:t xml:space="preserve">80 (62.5)</w:t>
-            </w:r>
-          </w:p>
-        </w:tc>
-        <w:tc>
-          <w:tcPr>
-            <w:tcBorders>
-              <w:bottom w:val="none" w:sz="0" w:space="0" w:color="000000"/>
-              <w:top w:val="none" w:sz="0" w:space="0" w:color="000000"/>
-              <w:left w:val="none" w:sz="0" w:space="0" w:color="000000"/>
-              <w:right w:val="none" w:sz="0" w:space="0" w:color="000000"/>
-            </w:tcBorders>
-            <w:shd w:val="clear" w:color="auto" w:fill="FFFFFF"/>
-            <w:tcMar>
-              <w:top w:w="0" w:type="dxa"/>
-              <w:bottom w:w="0" w:type="dxa"/>
-              <w:left w:w="0" w:type="dxa"/>
-              <w:right w:w="0" w:type="dxa"/>
-            </w:tcMar>
-            <w:vAlign w:val="center"/>
-          </w:tcPr>
-          <w:p>
-            <w:pPr>
-              <w:pStyle w:val="Normal"/>
-              <w:jc w:val="left"/>
-              <w:pBdr>
-                <w:bottom w:val="none" w:sz="0" w:space="0" w:color="000000"/>
-                <w:top w:val="none" w:sz="0" w:space="0" w:color="000000"/>
-                <w:left w:val="none" w:sz="0" w:space="0" w:color="000000"/>
-                <w:right w:val="none" w:sz="0" w:space="0" w:color="000000"/>
-              </w:pBdr>
-              <w:spacing w:after="100" w:before="100" w:line="240"/>
-              <w:ind w:left="100" w:right="100" w:firstLine="0" w:firstLineChars="0"/>
-              <w:rPr>
-                <w:rFonts w:ascii="Arial" w:hAnsi="Arial" w:eastAsia="Arial" w:cs="Arial"/>
-                <w:i w:val="false"/>
-                <w:b w:val="false"/>
-                <w:u w:val="none"/>
-                <w:sz w:val="18"/>
-                <w:szCs w:val="18"/>
-                <w:color w:val="000000"/>
-              </w:rPr>
-            </w:pPr>
-            <w:r>
-              <w:rPr>
-                <w:rFonts w:ascii="Arial" w:hAnsi="Arial" w:eastAsia="Arial" w:cs="Arial"/>
-                <w:i w:val="false"/>
-                <w:b w:val="false"/>
-                <w:u w:val="none"/>
-                <w:sz w:val="18"/>
-                <w:szCs w:val="18"/>
-                <w:color w:val="000000"/>
-              </w:rPr>
-              <w:t xml:space="preserve">46 (73.0)</w:t>
-            </w:r>
-          </w:p>
-        </w:tc>
-        <w:tc>
-          <w:tcPr>
-            <w:tcBorders>
-              <w:bottom w:val="none" w:sz="0" w:space="0" w:color="000000"/>
-              <w:top w:val="none" w:sz="0" w:space="0" w:color="000000"/>
-              <w:left w:val="none" w:sz="0" w:space="0" w:color="000000"/>
-              <w:right w:val="none" w:sz="0" w:space="0" w:color="000000"/>
-            </w:tcBorders>
-            <w:shd w:val="clear" w:color="auto" w:fill="FFFFFF"/>
-            <w:tcMar>
-              <w:top w:w="0" w:type="dxa"/>
-              <w:bottom w:w="0" w:type="dxa"/>
-              <w:left w:w="0" w:type="dxa"/>
-              <w:right w:w="0" w:type="dxa"/>
-            </w:tcMar>
-            <w:vAlign w:val="center"/>
-          </w:tcPr>
-          <w:p>
-            <w:pPr>
-              <w:pStyle w:val="Normal"/>
-              <w:jc w:val="left"/>
-              <w:pBdr>
-                <w:bottom w:val="none" w:sz="0" w:space="0" w:color="000000"/>
-                <w:top w:val="none" w:sz="0" w:space="0" w:color="000000"/>
-                <w:left w:val="none" w:sz="0" w:space="0" w:color="000000"/>
-                <w:right w:val="none" w:sz="0" w:space="0" w:color="000000"/>
-              </w:pBdr>
-              <w:spacing w:after="100" w:before="100" w:line="240"/>
-              <w:ind w:left="100" w:right="100" w:firstLine="0" w:firstLineChars="0"/>
-              <w:rPr>
-                <w:rFonts w:ascii="Arial" w:hAnsi="Arial" w:eastAsia="Arial" w:cs="Arial"/>
-                <w:i w:val="false"/>
-                <w:b w:val="false"/>
-                <w:u w:val="none"/>
-                <w:sz w:val="18"/>
-                <w:szCs w:val="18"/>
-                <w:color w:val="000000"/>
-              </w:rPr>
-            </w:pPr>
-            <w:r>
-              <w:rPr>
-                <w:rFonts w:ascii="Arial" w:hAnsi="Arial" w:eastAsia="Arial" w:cs="Arial"/>
-                <w:i w:val="false"/>
-                <w:b w:val="false"/>
-                <w:u w:val="none"/>
-                <w:sz w:val="18"/>
-                <w:szCs w:val="18"/>
-                <w:color w:val="000000"/>
-              </w:rPr>
-              <w:t xml:space="preserve">0.350</w:t>
-            </w:r>
-          </w:p>
-        </w:tc>
-        <w:tc>
-          <w:tcPr>
-            <w:tcBorders>
-              <w:bottom w:val="none" w:sz="0" w:space="0" w:color="000000"/>
-              <w:top w:val="none" w:sz="0" w:space="0" w:color="000000"/>
-              <w:left w:val="none" w:sz="0" w:space="0" w:color="000000"/>
-              <w:right w:val="none" w:sz="0" w:space="0" w:color="000000"/>
-            </w:tcBorders>
-            <w:shd w:val="clear" w:color="auto" w:fill="FFFFFF"/>
-            <w:tcMar>
-              <w:top w:w="0" w:type="dxa"/>
-              <w:bottom w:w="0" w:type="dxa"/>
-              <w:left w:w="0" w:type="dxa"/>
-              <w:right w:w="0" w:type="dxa"/>
-            </w:tcMar>
-            <w:vAlign w:val="center"/>
-          </w:tcPr>
-          <w:p>
-            <w:pPr>
-              <w:pStyle w:val="Normal"/>
-              <w:jc w:val="left"/>
-              <w:pBdr>
-                <w:bottom w:val="none" w:sz="0" w:space="0" w:color="000000"/>
-                <w:top w:val="none" w:sz="0" w:space="0" w:color="000000"/>
-                <w:left w:val="none" w:sz="0" w:space="0" w:color="000000"/>
-                <w:right w:val="none" w:sz="0" w:space="0" w:color="000000"/>
-              </w:pBdr>
-              <w:spacing w:after="100" w:before="100" w:line="240"/>
-              <w:ind w:left="100" w:right="100" w:firstLine="0" w:firstLineChars="0"/>
-              <w:rPr>
-                <w:rFonts w:ascii="Arial" w:hAnsi="Arial" w:eastAsia="Arial" w:cs="Arial"/>
-                <w:i w:val="false"/>
-                <w:b w:val="false"/>
-                <w:u w:val="none"/>
-                <w:sz w:val="18"/>
-                <w:szCs w:val="18"/>
-                <w:color w:val="000000"/>
-              </w:rPr>
-            </w:pPr>
-            <w:r>
-              <w:rPr>
-                <w:rFonts w:ascii="Arial" w:hAnsi="Arial" w:eastAsia="Arial" w:cs="Arial"/>
-                <w:i w:val="false"/>
-                <w:b w:val="false"/>
-                <w:u w:val="none"/>
-                <w:sz w:val="18"/>
-                <w:szCs w:val="18"/>
-                <w:color w:val="000000"/>
-              </w:rPr>
-              <w:t xml:space="preserve">0.515</w:t>
+        body 2
+        <w:tc>
+          <w:tcPr>
+            <w:tcBorders>
+              <w:bottom w:val="none" w:sz="0" w:space="0" w:color="000000"/>
+              <w:top w:val="none" w:sz="0" w:space="0" w:color="000000"/>
+              <w:left w:val="none" w:sz="0" w:space="0" w:color="000000"/>
+              <w:right w:val="none" w:sz="0" w:space="0" w:color="000000"/>
+            </w:tcBorders>
+            <w:shd w:val="clear" w:color="auto" w:fill="FFFFFF"/>
+            <w:tcMar>
+              <w:top w:w="0" w:type="dxa"/>
+              <w:bottom w:w="0" w:type="dxa"/>
+              <w:left w:w="0" w:type="dxa"/>
+              <w:right w:w="0" w:type="dxa"/>
+            </w:tcMar>
+            <w:vAlign w:val="center"/>
+          </w:tcPr>
+          <w:p>
+            <w:pPr>
+              <w:pStyle w:val="Normal"/>
+              <w:jc w:val="left"/>
+              <w:pBdr>
+                <w:bottom w:val="none" w:sz="0" w:space="0" w:color="000000"/>
+                <w:top w:val="none" w:sz="0" w:space="0" w:color="000000"/>
+                <w:left w:val="none" w:sz="0" w:space="0" w:color="000000"/>
+                <w:right w:val="none" w:sz="0" w:space="0" w:color="000000"/>
+              </w:pBdr>
+              <w:spacing w:after="100" w:before="100" w:line="240"/>
+              <w:ind w:left="100" w:right="100" w:firstLine="0" w:firstLineChars="0"/>
+              <w:rPr>
+                <w:rFonts w:ascii="Arial" w:hAnsi="Arial" w:eastAsia="Arial" w:cs="Arial"/>
+                <w:i w:val="false"/>
+                <w:b w:val="false"/>
+                <w:u w:val="none"/>
+                <w:sz w:val="18"/>
+                <w:szCs w:val="18"/>
+                <w:color w:val="000000"/>
+              </w:rPr>
+            </w:pPr>
+            <w:r>
+              <w:rPr>
+                <w:rFonts w:ascii="Arial" w:hAnsi="Arial" w:eastAsia="Arial" w:cs="Arial"/>
+                <w:i w:val="false"/>
+                <w:b w:val="false"/>
+                <w:u w:val="none"/>
+                <w:sz w:val="18"/>
+                <w:szCs w:val="18"/>
+                <w:color w:val="000000"/>
+              </w:rPr>
+              <w:t xml:space="preserve">Diagnosed with anxiety = Yes (%)</w:t>
+            </w:r>
+          </w:p>
+        </w:tc>
+        <w:tc>
+          <w:tcPr>
+            <w:tcBorders>
+              <w:bottom w:val="none" w:sz="0" w:space="0" w:color="000000"/>
+              <w:top w:val="none" w:sz="0" w:space="0" w:color="000000"/>
+              <w:left w:val="none" w:sz="0" w:space="0" w:color="000000"/>
+              <w:right w:val="none" w:sz="0" w:space="0" w:color="000000"/>
+            </w:tcBorders>
+            <w:shd w:val="clear" w:color="auto" w:fill="FFFFFF"/>
+            <w:tcMar>
+              <w:top w:w="0" w:type="dxa"/>
+              <w:bottom w:w="0" w:type="dxa"/>
+              <w:left w:w="0" w:type="dxa"/>
+              <w:right w:w="0" w:type="dxa"/>
+            </w:tcMar>
+            <w:vAlign w:val="center"/>
+          </w:tcPr>
+          <w:p>
+            <w:pPr>
+              <w:pStyle w:val="Normal"/>
+              <w:jc w:val="left"/>
+              <w:pBdr>
+                <w:bottom w:val="none" w:sz="0" w:space="0" w:color="000000"/>
+                <w:top w:val="none" w:sz="0" w:space="0" w:color="000000"/>
+                <w:left w:val="none" w:sz="0" w:space="0" w:color="000000"/>
+                <w:right w:val="none" w:sz="0" w:space="0" w:color="000000"/>
+              </w:pBdr>
+              <w:spacing w:after="100" w:before="100" w:line="240"/>
+              <w:ind w:left="100" w:right="100" w:firstLine="0" w:firstLineChars="0"/>
+              <w:rPr>
+                <w:rFonts w:ascii="Arial" w:hAnsi="Arial" w:eastAsia="Arial" w:cs="Arial"/>
+                <w:i w:val="false"/>
+                <w:b w:val="false"/>
+                <w:u w:val="none"/>
+                <w:sz w:val="18"/>
+                <w:szCs w:val="18"/>
+                <w:color w:val="000000"/>
+              </w:rPr>
+            </w:pPr>
+            <w:r>
+              <w:rPr>
+                <w:rFonts w:ascii="Arial" w:hAnsi="Arial" w:eastAsia="Arial" w:cs="Arial"/>
+                <w:i w:val="false"/>
+                <w:b w:val="false"/>
+                <w:u w:val="none"/>
+                <w:sz w:val="18"/>
+                <w:szCs w:val="18"/>
+                <w:color w:val="000000"/>
+              </w:rPr>
+              <w:t xml:space="preserve">23 (36.5%)</w:t>
+            </w:r>
+          </w:p>
+        </w:tc>
+        <w:tc>
+          <w:tcPr>
+            <w:tcBorders>
+              <w:bottom w:val="none" w:sz="0" w:space="0" w:color="000000"/>
+              <w:top w:val="none" w:sz="0" w:space="0" w:color="000000"/>
+              <w:left w:val="none" w:sz="0" w:space="0" w:color="000000"/>
+              <w:right w:val="none" w:sz="0" w:space="0" w:color="000000"/>
+            </w:tcBorders>
+            <w:shd w:val="clear" w:color="auto" w:fill="FFFFFF"/>
+            <w:tcMar>
+              <w:top w:w="0" w:type="dxa"/>
+              <w:bottom w:w="0" w:type="dxa"/>
+              <w:left w:w="0" w:type="dxa"/>
+              <w:right w:w="0" w:type="dxa"/>
+            </w:tcMar>
+            <w:vAlign w:val="center"/>
+          </w:tcPr>
+          <w:p>
+            <w:pPr>
+              <w:pStyle w:val="Normal"/>
+              <w:jc w:val="left"/>
+              <w:pBdr>
+                <w:bottom w:val="none" w:sz="0" w:space="0" w:color="000000"/>
+                <w:top w:val="none" w:sz="0" w:space="0" w:color="000000"/>
+                <w:left w:val="none" w:sz="0" w:space="0" w:color="000000"/>
+                <w:right w:val="none" w:sz="0" w:space="0" w:color="000000"/>
+              </w:pBdr>
+              <w:spacing w:after="100" w:before="100" w:line="240"/>
+              <w:ind w:left="100" w:right="100" w:firstLine="0" w:firstLineChars="0"/>
+              <w:rPr>
+                <w:rFonts w:ascii="Arial" w:hAnsi="Arial" w:eastAsia="Arial" w:cs="Arial"/>
+                <w:i w:val="false"/>
+                <w:b w:val="false"/>
+                <w:u w:val="none"/>
+                <w:sz w:val="18"/>
+                <w:szCs w:val="18"/>
+                <w:color w:val="000000"/>
+              </w:rPr>
+            </w:pPr>
+            <w:r>
+              <w:rPr>
+                <w:rFonts w:ascii="Arial" w:hAnsi="Arial" w:eastAsia="Arial" w:cs="Arial"/>
+                <w:i w:val="false"/>
+                <w:b w:val="false"/>
+                <w:u w:val="none"/>
+                <w:sz w:val="18"/>
+                <w:szCs w:val="18"/>
+                <w:color w:val="000000"/>
+              </w:rPr>
+              <w:t xml:space="preserve">119 (44.7%)</w:t>
+            </w:r>
+          </w:p>
+        </w:tc>
+        <w:tc>
+          <w:tcPr>
+            <w:tcBorders>
+              <w:bottom w:val="none" w:sz="0" w:space="0" w:color="000000"/>
+              <w:top w:val="none" w:sz="0" w:space="0" w:color="000000"/>
+              <w:left w:val="none" w:sz="0" w:space="0" w:color="000000"/>
+              <w:right w:val="none" w:sz="0" w:space="0" w:color="000000"/>
+            </w:tcBorders>
+            <w:shd w:val="clear" w:color="auto" w:fill="FFFFFF"/>
+            <w:tcMar>
+              <w:top w:w="0" w:type="dxa"/>
+              <w:bottom w:w="0" w:type="dxa"/>
+              <w:left w:w="0" w:type="dxa"/>
+              <w:right w:w="0" w:type="dxa"/>
+            </w:tcMar>
+            <w:vAlign w:val="center"/>
+          </w:tcPr>
+          <w:p>
+            <w:pPr>
+              <w:pStyle w:val="Normal"/>
+              <w:jc w:val="left"/>
+              <w:pBdr>
+                <w:bottom w:val="none" w:sz="0" w:space="0" w:color="000000"/>
+                <w:top w:val="none" w:sz="0" w:space="0" w:color="000000"/>
+                <w:left w:val="none" w:sz="0" w:space="0" w:color="000000"/>
+                <w:right w:val="none" w:sz="0" w:space="0" w:color="000000"/>
+              </w:pBdr>
+              <w:spacing w:after="100" w:before="100" w:line="240"/>
+              <w:ind w:left="100" w:right="100" w:firstLine="0" w:firstLineChars="0"/>
+              <w:rPr>
+                <w:rFonts w:ascii="Arial" w:hAnsi="Arial" w:eastAsia="Arial" w:cs="Arial"/>
+                <w:i w:val="false"/>
+                <w:b w:val="false"/>
+                <w:u w:val="none"/>
+                <w:sz w:val="18"/>
+                <w:szCs w:val="18"/>
+                <w:color w:val="000000"/>
+              </w:rPr>
+            </w:pPr>
+            <w:r>
+              <w:rPr>
+                <w:rFonts w:ascii="Arial" w:hAnsi="Arial" w:eastAsia="Arial" w:cs="Arial"/>
+                <w:i w:val="false"/>
+                <w:b w:val="false"/>
+                <w:u w:val="none"/>
+                <w:sz w:val="18"/>
+                <w:szCs w:val="18"/>
+                <w:color w:val="000000"/>
+              </w:rPr>
+              <w:t xml:space="preserve">62 (48.1%)</w:t>
+            </w:r>
+          </w:p>
+        </w:tc>
+        <w:tc>
+          <w:tcPr>
+            <w:tcBorders>
+              <w:bottom w:val="none" w:sz="0" w:space="0" w:color="000000"/>
+              <w:top w:val="none" w:sz="0" w:space="0" w:color="000000"/>
+              <w:left w:val="none" w:sz="0" w:space="0" w:color="000000"/>
+              <w:right w:val="none" w:sz="0" w:space="0" w:color="000000"/>
+            </w:tcBorders>
+            <w:shd w:val="clear" w:color="auto" w:fill="FFFFFF"/>
+            <w:tcMar>
+              <w:top w:w="0" w:type="dxa"/>
+              <w:bottom w:w="0" w:type="dxa"/>
+              <w:left w:w="0" w:type="dxa"/>
+              <w:right w:w="0" w:type="dxa"/>
+            </w:tcMar>
+            <w:vAlign w:val="center"/>
+          </w:tcPr>
+          <w:p>
+            <w:pPr>
+              <w:pStyle w:val="Normal"/>
+              <w:jc w:val="left"/>
+              <w:pBdr>
+                <w:bottom w:val="none" w:sz="0" w:space="0" w:color="000000"/>
+                <w:top w:val="none" w:sz="0" w:space="0" w:color="000000"/>
+                <w:left w:val="none" w:sz="0" w:space="0" w:color="000000"/>
+                <w:right w:val="none" w:sz="0" w:space="0" w:color="000000"/>
+              </w:pBdr>
+              <w:spacing w:after="100" w:before="100" w:line="240"/>
+              <w:ind w:left="100" w:right="100" w:firstLine="0" w:firstLineChars="0"/>
+              <w:rPr>
+                <w:rFonts w:ascii="Arial" w:hAnsi="Arial" w:eastAsia="Arial" w:cs="Arial"/>
+                <w:i w:val="false"/>
+                <w:b w:val="false"/>
+                <w:u w:val="none"/>
+                <w:sz w:val="18"/>
+                <w:szCs w:val="18"/>
+                <w:color w:val="000000"/>
+              </w:rPr>
+            </w:pPr>
+            <w:r>
+              <w:rPr>
+                <w:rFonts w:ascii="Arial" w:hAnsi="Arial" w:eastAsia="Arial" w:cs="Arial"/>
+                <w:i w:val="false"/>
+                <w:b w:val="false"/>
+                <w:u w:val="none"/>
+                <w:sz w:val="18"/>
+                <w:szCs w:val="18"/>
+                <w:color w:val="000000"/>
+              </w:rPr>
+              <w:t xml:space="preserve">0.317</w:t>
+            </w:r>
+          </w:p>
+        </w:tc>
+        <w:tc>
+          <w:tcPr>
+            <w:tcBorders>
+              <w:bottom w:val="none" w:sz="0" w:space="0" w:color="000000"/>
+              <w:top w:val="none" w:sz="0" w:space="0" w:color="000000"/>
+              <w:left w:val="none" w:sz="0" w:space="0" w:color="000000"/>
+              <w:right w:val="none" w:sz="0" w:space="0" w:color="000000"/>
+            </w:tcBorders>
+            <w:shd w:val="clear" w:color="auto" w:fill="FFFFFF"/>
+            <w:tcMar>
+              <w:top w:w="0" w:type="dxa"/>
+              <w:bottom w:w="0" w:type="dxa"/>
+              <w:left w:w="0" w:type="dxa"/>
+              <w:right w:w="0" w:type="dxa"/>
+            </w:tcMar>
+            <w:vAlign w:val="center"/>
+          </w:tcPr>
+          <w:p>
+            <w:pPr>
+              <w:pStyle w:val="Normal"/>
+              <w:jc w:val="left"/>
+              <w:pBdr>
+                <w:bottom w:val="none" w:sz="0" w:space="0" w:color="000000"/>
+                <w:top w:val="none" w:sz="0" w:space="0" w:color="000000"/>
+                <w:left w:val="none" w:sz="0" w:space="0" w:color="000000"/>
+                <w:right w:val="none" w:sz="0" w:space="0" w:color="000000"/>
+              </w:pBdr>
+              <w:spacing w:after="100" w:before="100" w:line="240"/>
+              <w:ind w:left="100" w:right="100" w:firstLine="0" w:firstLineChars="0"/>
+              <w:rPr>
+                <w:rFonts w:ascii="Arial" w:hAnsi="Arial" w:eastAsia="Arial" w:cs="Arial"/>
+                <w:i w:val="false"/>
+                <w:b w:val="false"/>
+                <w:u w:val="none"/>
+                <w:sz w:val="18"/>
+                <w:szCs w:val="18"/>
+                <w:color w:val="000000"/>
+              </w:rPr>
+            </w:pPr>
+            <w:r>
+              <w:rPr>
+                <w:rFonts w:ascii="Arial" w:hAnsi="Arial" w:eastAsia="Arial" w:cs="Arial"/>
+                <w:i w:val="false"/>
+                <w:b w:val="false"/>
+                <w:u w:val="none"/>
+                <w:sz w:val="18"/>
+                <w:szCs w:val="18"/>
+                <w:color w:val="000000"/>
+              </w:rPr>
+              <w:t xml:space="preserve">0.607</w:t>
             </w:r>
           </w:p>
         </w:tc>
@@ -1001,322 +1001,322 @@
         <w:trPr>
           <w:trHeight w:val="617" w:hRule="auto"/>
         </w:trPr>
-        body3
-        <w:tc>
-          <w:tcPr>
-            <w:tcBorders>
-              <w:bottom w:val="none" w:sz="0" w:space="0" w:color="000000"/>
-              <w:top w:val="none" w:sz="0" w:space="0" w:color="000000"/>
-              <w:left w:val="none" w:sz="0" w:space="0" w:color="000000"/>
-              <w:right w:val="none" w:sz="0" w:space="0" w:color="000000"/>
-            </w:tcBorders>
-            <w:shd w:val="clear" w:color="auto" w:fill="FFFFFF"/>
-            <w:tcMar>
-              <w:top w:w="0" w:type="dxa"/>
-              <w:bottom w:w="0" w:type="dxa"/>
-              <w:left w:w="0" w:type="dxa"/>
-              <w:right w:w="0" w:type="dxa"/>
-            </w:tcMar>
-            <w:vAlign w:val="center"/>
-          </w:tcPr>
-          <w:p>
-            <w:pPr>
-              <w:pStyle w:val="Normal"/>
-              <w:jc w:val="left"/>
-              <w:pBdr>
-                <w:bottom w:val="none" w:sz="0" w:space="0" w:color="000000"/>
-                <w:top w:val="none" w:sz="0" w:space="0" w:color="000000"/>
-                <w:left w:val="none" w:sz="0" w:space="0" w:color="000000"/>
-                <w:right w:val="none" w:sz="0" w:space="0" w:color="000000"/>
-              </w:pBdr>
-              <w:spacing w:after="100" w:before="100" w:line="240"/>
-              <w:ind w:left="100" w:right="100" w:firstLine="0" w:firstLineChars="0"/>
-              <w:rPr>
-                <w:rFonts w:ascii="Arial" w:hAnsi="Arial" w:eastAsia="Arial" w:cs="Arial"/>
-                <w:i w:val="false"/>
-                <w:b w:val="false"/>
-                <w:u w:val="none"/>
-                <w:sz w:val="18"/>
-                <w:szCs w:val="18"/>
-                <w:color w:val="000000"/>
-              </w:rPr>
-            </w:pPr>
-            <w:r>
-              <w:rPr>
-                <w:rFonts w:ascii="Arial" w:hAnsi="Arial" w:eastAsia="Arial" w:cs="Arial"/>
-                <w:i w:val="false"/>
-                <w:b w:val="false"/>
-                <w:u w:val="none"/>
-                <w:sz w:val="18"/>
-                <w:szCs w:val="18"/>
-                <w:color w:val="000000"/>
-              </w:rPr>
-              <w:t xml:space="preserve">Diagnosed with anxiety = Yes (%)</w:t>
-            </w:r>
-          </w:p>
-        </w:tc>
-        <w:tc>
-          <w:tcPr>
-            <w:tcBorders>
-              <w:bottom w:val="none" w:sz="0" w:space="0" w:color="000000"/>
-              <w:top w:val="none" w:sz="0" w:space="0" w:color="000000"/>
-              <w:left w:val="none" w:sz="0" w:space="0" w:color="000000"/>
-              <w:right w:val="none" w:sz="0" w:space="0" w:color="000000"/>
-            </w:tcBorders>
-            <w:shd w:val="clear" w:color="auto" w:fill="FFFFFF"/>
-            <w:tcMar>
-              <w:top w:w="0" w:type="dxa"/>
-              <w:bottom w:w="0" w:type="dxa"/>
-              <w:left w:w="0" w:type="dxa"/>
-              <w:right w:w="0" w:type="dxa"/>
-            </w:tcMar>
-            <w:vAlign w:val="center"/>
-          </w:tcPr>
-          <w:p>
-            <w:pPr>
-              <w:pStyle w:val="Normal"/>
-              <w:jc w:val="left"/>
-              <w:pBdr>
-                <w:bottom w:val="none" w:sz="0" w:space="0" w:color="000000"/>
-                <w:top w:val="none" w:sz="0" w:space="0" w:color="000000"/>
-                <w:left w:val="none" w:sz="0" w:space="0" w:color="000000"/>
-                <w:right w:val="none" w:sz="0" w:space="0" w:color="000000"/>
-              </w:pBdr>
-              <w:spacing w:after="100" w:before="100" w:line="240"/>
-              <w:ind w:left="100" w:right="100" w:firstLine="0" w:firstLineChars="0"/>
-              <w:rPr>
-                <w:rFonts w:ascii="Arial" w:hAnsi="Arial" w:eastAsia="Arial" w:cs="Arial"/>
-                <w:i w:val="false"/>
-                <w:b w:val="false"/>
-                <w:u w:val="none"/>
-                <w:sz w:val="18"/>
-                <w:szCs w:val="18"/>
-                <w:color w:val="000000"/>
-              </w:rPr>
-            </w:pPr>
-            <w:r>
-              <w:rPr>
-                <w:rFonts w:ascii="Arial" w:hAnsi="Arial" w:eastAsia="Arial" w:cs="Arial"/>
-                <w:i w:val="false"/>
-                <w:b w:val="false"/>
-                <w:u w:val="none"/>
-                <w:sz w:val="18"/>
-                <w:szCs w:val="18"/>
-                <w:color w:val="000000"/>
-              </w:rPr>
-              <w:t xml:space="preserve">119 (44.9)</w:t>
-            </w:r>
-          </w:p>
-        </w:tc>
-        <w:tc>
-          <w:tcPr>
-            <w:tcBorders>
-              <w:bottom w:val="none" w:sz="0" w:space="0" w:color="000000"/>
-              <w:top w:val="none" w:sz="0" w:space="0" w:color="000000"/>
-              <w:left w:val="none" w:sz="0" w:space="0" w:color="000000"/>
-              <w:right w:val="none" w:sz="0" w:space="0" w:color="000000"/>
-            </w:tcBorders>
-            <w:shd w:val="clear" w:color="auto" w:fill="FFFFFF"/>
-            <w:tcMar>
-              <w:top w:w="0" w:type="dxa"/>
-              <w:bottom w:w="0" w:type="dxa"/>
-              <w:left w:w="0" w:type="dxa"/>
-              <w:right w:w="0" w:type="dxa"/>
-            </w:tcMar>
-            <w:vAlign w:val="center"/>
-          </w:tcPr>
-          <w:p>
-            <w:pPr>
-              <w:pStyle w:val="Normal"/>
-              <w:jc w:val="left"/>
-              <w:pBdr>
-                <w:bottom w:val="none" w:sz="0" w:space="0" w:color="000000"/>
-                <w:top w:val="none" w:sz="0" w:space="0" w:color="000000"/>
-                <w:left w:val="none" w:sz="0" w:space="0" w:color="000000"/>
-                <w:right w:val="none" w:sz="0" w:space="0" w:color="000000"/>
-              </w:pBdr>
-              <w:spacing w:after="100" w:before="100" w:line="240"/>
-              <w:ind w:left="100" w:right="100" w:firstLine="0" w:firstLineChars="0"/>
-              <w:rPr>
-                <w:rFonts w:ascii="Arial" w:hAnsi="Arial" w:eastAsia="Arial" w:cs="Arial"/>
-                <w:i w:val="false"/>
-                <w:b w:val="false"/>
-                <w:u w:val="none"/>
-                <w:sz w:val="18"/>
-                <w:szCs w:val="18"/>
-                <w:color w:val="000000"/>
-              </w:rPr>
-            </w:pPr>
-            <w:r>
-              <w:rPr>
-                <w:rFonts w:ascii="Arial" w:hAnsi="Arial" w:eastAsia="Arial" w:cs="Arial"/>
-                <w:i w:val="false"/>
-                <w:b w:val="false"/>
-                <w:u w:val="none"/>
-                <w:sz w:val="18"/>
-                <w:szCs w:val="18"/>
-                <w:color w:val="000000"/>
-              </w:rPr>
-              <w:t xml:space="preserve">61 (47.7)</w:t>
-            </w:r>
-          </w:p>
-        </w:tc>
-        <w:tc>
-          <w:tcPr>
-            <w:tcBorders>
-              <w:bottom w:val="none" w:sz="0" w:space="0" w:color="000000"/>
-              <w:top w:val="none" w:sz="0" w:space="0" w:color="000000"/>
-              <w:left w:val="none" w:sz="0" w:space="0" w:color="000000"/>
-              <w:right w:val="none" w:sz="0" w:space="0" w:color="000000"/>
-            </w:tcBorders>
-            <w:shd w:val="clear" w:color="auto" w:fill="FFFFFF"/>
-            <w:tcMar>
-              <w:top w:w="0" w:type="dxa"/>
-              <w:bottom w:w="0" w:type="dxa"/>
-              <w:left w:w="0" w:type="dxa"/>
-              <w:right w:w="0" w:type="dxa"/>
-            </w:tcMar>
-            <w:vAlign w:val="center"/>
-          </w:tcPr>
-          <w:p>
-            <w:pPr>
-              <w:pStyle w:val="Normal"/>
-              <w:jc w:val="left"/>
-              <w:pBdr>
-                <w:bottom w:val="none" w:sz="0" w:space="0" w:color="000000"/>
-                <w:top w:val="none" w:sz="0" w:space="0" w:color="000000"/>
-                <w:left w:val="none" w:sz="0" w:space="0" w:color="000000"/>
-                <w:right w:val="none" w:sz="0" w:space="0" w:color="000000"/>
-              </w:pBdr>
-              <w:spacing w:after="100" w:before="100" w:line="240"/>
-              <w:ind w:left="100" w:right="100" w:firstLine="0" w:firstLineChars="0"/>
-              <w:rPr>
-                <w:rFonts w:ascii="Arial" w:hAnsi="Arial" w:eastAsia="Arial" w:cs="Arial"/>
-                <w:i w:val="false"/>
-                <w:b w:val="false"/>
-                <w:u w:val="none"/>
-                <w:sz w:val="18"/>
-                <w:szCs w:val="18"/>
-                <w:color w:val="000000"/>
-              </w:rPr>
-            </w:pPr>
-            <w:r>
-              <w:rPr>
-                <w:rFonts w:ascii="Arial" w:hAnsi="Arial" w:eastAsia="Arial" w:cs="Arial"/>
-                <w:i w:val="false"/>
-                <w:b w:val="false"/>
-                <w:u w:val="none"/>
-                <w:sz w:val="18"/>
-                <w:szCs w:val="18"/>
-                <w:color w:val="000000"/>
-              </w:rPr>
-              <w:t xml:space="preserve">23 (36.5)</w:t>
-            </w:r>
-          </w:p>
-        </w:tc>
-        <w:tc>
-          <w:tcPr>
-            <w:tcBorders>
-              <w:bottom w:val="none" w:sz="0" w:space="0" w:color="000000"/>
-              <w:top w:val="none" w:sz="0" w:space="0" w:color="000000"/>
-              <w:left w:val="none" w:sz="0" w:space="0" w:color="000000"/>
-              <w:right w:val="none" w:sz="0" w:space="0" w:color="000000"/>
-            </w:tcBorders>
-            <w:shd w:val="clear" w:color="auto" w:fill="FFFFFF"/>
-            <w:tcMar>
-              <w:top w:w="0" w:type="dxa"/>
-              <w:bottom w:w="0" w:type="dxa"/>
-              <w:left w:w="0" w:type="dxa"/>
-              <w:right w:w="0" w:type="dxa"/>
-            </w:tcMar>
-            <w:vAlign w:val="center"/>
-          </w:tcPr>
-          <w:p>
-            <w:pPr>
-              <w:pStyle w:val="Normal"/>
-              <w:jc w:val="left"/>
-              <w:pBdr>
-                <w:bottom w:val="none" w:sz="0" w:space="0" w:color="000000"/>
-                <w:top w:val="none" w:sz="0" w:space="0" w:color="000000"/>
-                <w:left w:val="none" w:sz="0" w:space="0" w:color="000000"/>
-                <w:right w:val="none" w:sz="0" w:space="0" w:color="000000"/>
-              </w:pBdr>
-              <w:spacing w:after="100" w:before="100" w:line="240"/>
-              <w:ind w:left="100" w:right="100" w:firstLine="0" w:firstLineChars="0"/>
-              <w:rPr>
-                <w:rFonts w:ascii="Arial" w:hAnsi="Arial" w:eastAsia="Arial" w:cs="Arial"/>
-                <w:i w:val="false"/>
-                <w:b w:val="false"/>
-                <w:u w:val="none"/>
-                <w:sz w:val="18"/>
-                <w:szCs w:val="18"/>
-                <w:color w:val="000000"/>
-              </w:rPr>
-            </w:pPr>
-            <w:r>
-              <w:rPr>
-                <w:rFonts w:ascii="Arial" w:hAnsi="Arial" w:eastAsia="Arial" w:cs="Arial"/>
-                <w:i w:val="false"/>
-                <w:b w:val="false"/>
-                <w:u w:val="none"/>
-                <w:sz w:val="18"/>
-                <w:szCs w:val="18"/>
-                <w:color w:val="000000"/>
-              </w:rPr>
-              <w:t xml:space="preserve">0.339</w:t>
-            </w:r>
-          </w:p>
-        </w:tc>
-        <w:tc>
-          <w:tcPr>
-            <w:tcBorders>
-              <w:bottom w:val="none" w:sz="0" w:space="0" w:color="000000"/>
-              <w:top w:val="none" w:sz="0" w:space="0" w:color="000000"/>
-              <w:left w:val="none" w:sz="0" w:space="0" w:color="000000"/>
-              <w:right w:val="none" w:sz="0" w:space="0" w:color="000000"/>
-            </w:tcBorders>
-            <w:shd w:val="clear" w:color="auto" w:fill="FFFFFF"/>
-            <w:tcMar>
-              <w:top w:w="0" w:type="dxa"/>
-              <w:bottom w:w="0" w:type="dxa"/>
-              <w:left w:w="0" w:type="dxa"/>
-              <w:right w:w="0" w:type="dxa"/>
-            </w:tcMar>
-            <w:vAlign w:val="center"/>
-          </w:tcPr>
-          <w:p>
-            <w:pPr>
-              <w:pStyle w:val="Normal"/>
-              <w:jc w:val="left"/>
-              <w:pBdr>
-                <w:bottom w:val="none" w:sz="0" w:space="0" w:color="000000"/>
-                <w:top w:val="none" w:sz="0" w:space="0" w:color="000000"/>
-                <w:left w:val="none" w:sz="0" w:space="0" w:color="000000"/>
-                <w:right w:val="none" w:sz="0" w:space="0" w:color="000000"/>
-              </w:pBdr>
-              <w:spacing w:after="100" w:before="100" w:line="240"/>
-              <w:ind w:left="100" w:right="100" w:firstLine="0" w:firstLineChars="0"/>
-              <w:rPr>
-                <w:rFonts w:ascii="Arial" w:hAnsi="Arial" w:eastAsia="Arial" w:cs="Arial"/>
-                <w:i w:val="false"/>
-                <w:b w:val="false"/>
-                <w:u w:val="none"/>
-                <w:sz w:val="18"/>
-                <w:szCs w:val="18"/>
-                <w:color w:val="000000"/>
-              </w:rPr>
-            </w:pPr>
-            <w:r>
-              <w:rPr>
-                <w:rFonts w:ascii="Arial" w:hAnsi="Arial" w:eastAsia="Arial" w:cs="Arial"/>
-                <w:i w:val="false"/>
-                <w:b w:val="false"/>
-                <w:u w:val="none"/>
-                <w:sz w:val="18"/>
-                <w:szCs w:val="18"/>
-                <w:color w:val="000000"/>
-              </w:rPr>
-              <w:t xml:space="preserve">0.686</w:t>
+        body 3
+        <w:tc>
+          <w:tcPr>
+            <w:tcBorders>
+              <w:bottom w:val="none" w:sz="0" w:space="0" w:color="000000"/>
+              <w:top w:val="none" w:sz="0" w:space="0" w:color="000000"/>
+              <w:left w:val="none" w:sz="0" w:space="0" w:color="000000"/>
+              <w:right w:val="none" w:sz="0" w:space="0" w:color="000000"/>
+            </w:tcBorders>
+            <w:shd w:val="clear" w:color="auto" w:fill="FFFFFF"/>
+            <w:tcMar>
+              <w:top w:w="0" w:type="dxa"/>
+              <w:bottom w:w="0" w:type="dxa"/>
+              <w:left w:w="0" w:type="dxa"/>
+              <w:right w:w="0" w:type="dxa"/>
+            </w:tcMar>
+            <w:vAlign w:val="center"/>
+          </w:tcPr>
+          <w:p>
+            <w:pPr>
+              <w:pStyle w:val="Normal"/>
+              <w:jc w:val="left"/>
+              <w:pBdr>
+                <w:bottom w:val="none" w:sz="0" w:space="0" w:color="000000"/>
+                <w:top w:val="none" w:sz="0" w:space="0" w:color="000000"/>
+                <w:left w:val="none" w:sz="0" w:space="0" w:color="000000"/>
+                <w:right w:val="none" w:sz="0" w:space="0" w:color="000000"/>
+              </w:pBdr>
+              <w:spacing w:after="100" w:before="100" w:line="240"/>
+              <w:ind w:left="100" w:right="100" w:firstLine="0" w:firstLineChars="0"/>
+              <w:rPr>
+                <w:rFonts w:ascii="Arial" w:hAnsi="Arial" w:eastAsia="Arial" w:cs="Arial"/>
+                <w:i w:val="false"/>
+                <w:b w:val="false"/>
+                <w:u w:val="none"/>
+                <w:sz w:val="18"/>
+                <w:szCs w:val="18"/>
+                <w:color w:val="000000"/>
+              </w:rPr>
+            </w:pPr>
+            <w:r>
+              <w:rPr>
+                <w:rFonts w:ascii="Arial" w:hAnsi="Arial" w:eastAsia="Arial" w:cs="Arial"/>
+                <w:i w:val="false"/>
+                <w:b w:val="false"/>
+                <w:u w:val="none"/>
+                <w:sz w:val="18"/>
+                <w:szCs w:val="18"/>
+                <w:color w:val="000000"/>
+              </w:rPr>
+              <w:t xml:space="preserve">Diagnosed with depression = Yes (%)</w:t>
+            </w:r>
+          </w:p>
+        </w:tc>
+        <w:tc>
+          <w:tcPr>
+            <w:tcBorders>
+              <w:bottom w:val="none" w:sz="0" w:space="0" w:color="000000"/>
+              <w:top w:val="none" w:sz="0" w:space="0" w:color="000000"/>
+              <w:left w:val="none" w:sz="0" w:space="0" w:color="000000"/>
+              <w:right w:val="none" w:sz="0" w:space="0" w:color="000000"/>
+            </w:tcBorders>
+            <w:shd w:val="clear" w:color="auto" w:fill="FFFFFF"/>
+            <w:tcMar>
+              <w:top w:w="0" w:type="dxa"/>
+              <w:bottom w:w="0" w:type="dxa"/>
+              <w:left w:w="0" w:type="dxa"/>
+              <w:right w:w="0" w:type="dxa"/>
+            </w:tcMar>
+            <w:vAlign w:val="center"/>
+          </w:tcPr>
+          <w:p>
+            <w:pPr>
+              <w:pStyle w:val="Normal"/>
+              <w:jc w:val="left"/>
+              <w:pBdr>
+                <w:bottom w:val="none" w:sz="0" w:space="0" w:color="000000"/>
+                <w:top w:val="none" w:sz="0" w:space="0" w:color="000000"/>
+                <w:left w:val="none" w:sz="0" w:space="0" w:color="000000"/>
+                <w:right w:val="none" w:sz="0" w:space="0" w:color="000000"/>
+              </w:pBdr>
+              <w:spacing w:after="100" w:before="100" w:line="240"/>
+              <w:ind w:left="100" w:right="100" w:firstLine="0" w:firstLineChars="0"/>
+              <w:rPr>
+                <w:rFonts w:ascii="Arial" w:hAnsi="Arial" w:eastAsia="Arial" w:cs="Arial"/>
+                <w:i w:val="false"/>
+                <w:b w:val="false"/>
+                <w:u w:val="none"/>
+                <w:sz w:val="18"/>
+                <w:szCs w:val="18"/>
+                <w:color w:val="000000"/>
+              </w:rPr>
+            </w:pPr>
+            <w:r>
+              <w:rPr>
+                <w:rFonts w:ascii="Arial" w:hAnsi="Arial" w:eastAsia="Arial" w:cs="Arial"/>
+                <w:i w:val="false"/>
+                <w:b w:val="false"/>
+                <w:u w:val="none"/>
+                <w:sz w:val="18"/>
+                <w:szCs w:val="18"/>
+                <w:color w:val="000000"/>
+              </w:rPr>
+              <w:t xml:space="preserve">17 (27.0%)</w:t>
+            </w:r>
+          </w:p>
+        </w:tc>
+        <w:tc>
+          <w:tcPr>
+            <w:tcBorders>
+              <w:bottom w:val="none" w:sz="0" w:space="0" w:color="000000"/>
+              <w:top w:val="none" w:sz="0" w:space="0" w:color="000000"/>
+              <w:left w:val="none" w:sz="0" w:space="0" w:color="000000"/>
+              <w:right w:val="none" w:sz="0" w:space="0" w:color="000000"/>
+            </w:tcBorders>
+            <w:shd w:val="clear" w:color="auto" w:fill="FFFFFF"/>
+            <w:tcMar>
+              <w:top w:w="0" w:type="dxa"/>
+              <w:bottom w:w="0" w:type="dxa"/>
+              <w:left w:w="0" w:type="dxa"/>
+              <w:right w:w="0" w:type="dxa"/>
+            </w:tcMar>
+            <w:vAlign w:val="center"/>
+          </w:tcPr>
+          <w:p>
+            <w:pPr>
+              <w:pStyle w:val="Normal"/>
+              <w:jc w:val="left"/>
+              <w:pBdr>
+                <w:bottom w:val="none" w:sz="0" w:space="0" w:color="000000"/>
+                <w:top w:val="none" w:sz="0" w:space="0" w:color="000000"/>
+                <w:left w:val="none" w:sz="0" w:space="0" w:color="000000"/>
+                <w:right w:val="none" w:sz="0" w:space="0" w:color="000000"/>
+              </w:pBdr>
+              <w:spacing w:after="100" w:before="100" w:line="240"/>
+              <w:ind w:left="100" w:right="100" w:firstLine="0" w:firstLineChars="0"/>
+              <w:rPr>
+                <w:rFonts w:ascii="Arial" w:hAnsi="Arial" w:eastAsia="Arial" w:cs="Arial"/>
+                <w:i w:val="false"/>
+                <w:b w:val="false"/>
+                <w:u w:val="none"/>
+                <w:sz w:val="18"/>
+                <w:szCs w:val="18"/>
+                <w:color w:val="000000"/>
+              </w:rPr>
+            </w:pPr>
+            <w:r>
+              <w:rPr>
+                <w:rFonts w:ascii="Arial" w:hAnsi="Arial" w:eastAsia="Arial" w:cs="Arial"/>
+                <w:i w:val="false"/>
+                <w:b w:val="false"/>
+                <w:u w:val="none"/>
+                <w:sz w:val="18"/>
+                <w:szCs w:val="18"/>
+                <w:color w:val="000000"/>
+              </w:rPr>
+              <w:t xml:space="preserve">92 (34.6%)</w:t>
+            </w:r>
+          </w:p>
+        </w:tc>
+        <w:tc>
+          <w:tcPr>
+            <w:tcBorders>
+              <w:bottom w:val="none" w:sz="0" w:space="0" w:color="000000"/>
+              <w:top w:val="none" w:sz="0" w:space="0" w:color="000000"/>
+              <w:left w:val="none" w:sz="0" w:space="0" w:color="000000"/>
+              <w:right w:val="none" w:sz="0" w:space="0" w:color="000000"/>
+            </w:tcBorders>
+            <w:shd w:val="clear" w:color="auto" w:fill="FFFFFF"/>
+            <w:tcMar>
+              <w:top w:w="0" w:type="dxa"/>
+              <w:bottom w:w="0" w:type="dxa"/>
+              <w:left w:w="0" w:type="dxa"/>
+              <w:right w:w="0" w:type="dxa"/>
+            </w:tcMar>
+            <w:vAlign w:val="center"/>
+          </w:tcPr>
+          <w:p>
+            <w:pPr>
+              <w:pStyle w:val="Normal"/>
+              <w:jc w:val="left"/>
+              <w:pBdr>
+                <w:bottom w:val="none" w:sz="0" w:space="0" w:color="000000"/>
+                <w:top w:val="none" w:sz="0" w:space="0" w:color="000000"/>
+                <w:left w:val="none" w:sz="0" w:space="0" w:color="000000"/>
+                <w:right w:val="none" w:sz="0" w:space="0" w:color="000000"/>
+              </w:pBdr>
+              <w:spacing w:after="100" w:before="100" w:line="240"/>
+              <w:ind w:left="100" w:right="100" w:firstLine="0" w:firstLineChars="0"/>
+              <w:rPr>
+                <w:rFonts w:ascii="Arial" w:hAnsi="Arial" w:eastAsia="Arial" w:cs="Arial"/>
+                <w:i w:val="false"/>
+                <w:b w:val="false"/>
+                <w:u w:val="none"/>
+                <w:sz w:val="18"/>
+                <w:szCs w:val="18"/>
+                <w:color w:val="000000"/>
+              </w:rPr>
+            </w:pPr>
+            <w:r>
+              <w:rPr>
+                <w:rFonts w:ascii="Arial" w:hAnsi="Arial" w:eastAsia="Arial" w:cs="Arial"/>
+                <w:i w:val="false"/>
+                <w:b w:val="false"/>
+                <w:u w:val="none"/>
+                <w:sz w:val="18"/>
+                <w:szCs w:val="18"/>
+                <w:color w:val="000000"/>
+              </w:rPr>
+              <w:t xml:space="preserve">52 (40.3%)</w:t>
+            </w:r>
+          </w:p>
+        </w:tc>
+        <w:tc>
+          <w:tcPr>
+            <w:tcBorders>
+              <w:bottom w:val="none" w:sz="0" w:space="0" w:color="000000"/>
+              <w:top w:val="none" w:sz="0" w:space="0" w:color="000000"/>
+              <w:left w:val="none" w:sz="0" w:space="0" w:color="000000"/>
+              <w:right w:val="none" w:sz="0" w:space="0" w:color="000000"/>
+            </w:tcBorders>
+            <w:shd w:val="clear" w:color="auto" w:fill="FFFFFF"/>
+            <w:tcMar>
+              <w:top w:w="0" w:type="dxa"/>
+              <w:bottom w:w="0" w:type="dxa"/>
+              <w:left w:w="0" w:type="dxa"/>
+              <w:right w:w="0" w:type="dxa"/>
+            </w:tcMar>
+            <w:vAlign w:val="center"/>
+          </w:tcPr>
+          <w:p>
+            <w:pPr>
+              <w:pStyle w:val="Normal"/>
+              <w:jc w:val="left"/>
+              <w:pBdr>
+                <w:bottom w:val="none" w:sz="0" w:space="0" w:color="000000"/>
+                <w:top w:val="none" w:sz="0" w:space="0" w:color="000000"/>
+                <w:left w:val="none" w:sz="0" w:space="0" w:color="000000"/>
+                <w:right w:val="none" w:sz="0" w:space="0" w:color="000000"/>
+              </w:pBdr>
+              <w:spacing w:after="100" w:before="100" w:line="240"/>
+              <w:ind w:left="100" w:right="100" w:firstLine="0" w:firstLineChars="0"/>
+              <w:rPr>
+                <w:rFonts w:ascii="Arial" w:hAnsi="Arial" w:eastAsia="Arial" w:cs="Arial"/>
+                <w:i w:val="false"/>
+                <w:b w:val="false"/>
+                <w:u w:val="none"/>
+                <w:sz w:val="18"/>
+                <w:szCs w:val="18"/>
+                <w:color w:val="000000"/>
+              </w:rPr>
+            </w:pPr>
+            <w:r>
+              <w:rPr>
+                <w:rFonts w:ascii="Arial" w:hAnsi="Arial" w:eastAsia="Arial" w:cs="Arial"/>
+                <w:i w:val="false"/>
+                <w:b w:val="false"/>
+                <w:u w:val="none"/>
+                <w:sz w:val="18"/>
+                <w:szCs w:val="18"/>
+                <w:color w:val="000000"/>
+              </w:rPr>
+              <w:t xml:space="preserve">0.184</w:t>
+            </w:r>
+          </w:p>
+        </w:tc>
+        <w:tc>
+          <w:tcPr>
+            <w:tcBorders>
+              <w:bottom w:val="none" w:sz="0" w:space="0" w:color="000000"/>
+              <w:top w:val="none" w:sz="0" w:space="0" w:color="000000"/>
+              <w:left w:val="none" w:sz="0" w:space="0" w:color="000000"/>
+              <w:right w:val="none" w:sz="0" w:space="0" w:color="000000"/>
+            </w:tcBorders>
+            <w:shd w:val="clear" w:color="auto" w:fill="FFFFFF"/>
+            <w:tcMar>
+              <w:top w:w="0" w:type="dxa"/>
+              <w:bottom w:w="0" w:type="dxa"/>
+              <w:left w:w="0" w:type="dxa"/>
+              <w:right w:w="0" w:type="dxa"/>
+            </w:tcMar>
+            <w:vAlign w:val="center"/>
+          </w:tcPr>
+          <w:p>
+            <w:pPr>
+              <w:pStyle w:val="Normal"/>
+              <w:jc w:val="left"/>
+              <w:pBdr>
+                <w:bottom w:val="none" w:sz="0" w:space="0" w:color="000000"/>
+                <w:top w:val="none" w:sz="0" w:space="0" w:color="000000"/>
+                <w:left w:val="none" w:sz="0" w:space="0" w:color="000000"/>
+                <w:right w:val="none" w:sz="0" w:space="0" w:color="000000"/>
+              </w:pBdr>
+              <w:spacing w:after="100" w:before="100" w:line="240"/>
+              <w:ind w:left="100" w:right="100" w:firstLine="0" w:firstLineChars="0"/>
+              <w:rPr>
+                <w:rFonts w:ascii="Arial" w:hAnsi="Arial" w:eastAsia="Arial" w:cs="Arial"/>
+                <w:i w:val="false"/>
+                <w:b w:val="false"/>
+                <w:u w:val="none"/>
+                <w:sz w:val="18"/>
+                <w:szCs w:val="18"/>
+                <w:color w:val="000000"/>
+              </w:rPr>
+            </w:pPr>
+            <w:r>
+              <w:rPr>
+                <w:rFonts w:ascii="Arial" w:hAnsi="Arial" w:eastAsia="Arial" w:cs="Arial"/>
+                <w:i w:val="false"/>
+                <w:b w:val="false"/>
+                <w:u w:val="none"/>
+                <w:sz w:val="18"/>
+                <w:szCs w:val="18"/>
+                <w:color w:val="000000"/>
+              </w:rPr>
+              <w:t xml:space="preserve">0.319</w:t>
             </w:r>
           </w:p>
         </w:tc>
@@ -1325,322 +1325,322 @@
         <w:trPr>
           <w:trHeight w:val="617" w:hRule="auto"/>
         </w:trPr>
-        body4
-        <w:tc>
-          <w:tcPr>
-            <w:tcBorders>
-              <w:bottom w:val="none" w:sz="0" w:space="0" w:color="000000"/>
-              <w:top w:val="none" w:sz="0" w:space="0" w:color="000000"/>
-              <w:left w:val="none" w:sz="0" w:space="0" w:color="000000"/>
-              <w:right w:val="none" w:sz="0" w:space="0" w:color="000000"/>
-            </w:tcBorders>
-            <w:shd w:val="clear" w:color="auto" w:fill="FFFFFF"/>
-            <w:tcMar>
-              <w:top w:w="0" w:type="dxa"/>
-              <w:bottom w:w="0" w:type="dxa"/>
-              <w:left w:w="0" w:type="dxa"/>
-              <w:right w:w="0" w:type="dxa"/>
-            </w:tcMar>
-            <w:vAlign w:val="center"/>
-          </w:tcPr>
-          <w:p>
-            <w:pPr>
-              <w:pStyle w:val="Normal"/>
-              <w:jc w:val="left"/>
-              <w:pBdr>
-                <w:bottom w:val="none" w:sz="0" w:space="0" w:color="000000"/>
-                <w:top w:val="none" w:sz="0" w:space="0" w:color="000000"/>
-                <w:left w:val="none" w:sz="0" w:space="0" w:color="000000"/>
-                <w:right w:val="none" w:sz="0" w:space="0" w:color="000000"/>
-              </w:pBdr>
-              <w:spacing w:after="100" w:before="100" w:line="240"/>
-              <w:ind w:left="100" w:right="100" w:firstLine="0" w:firstLineChars="0"/>
-              <w:rPr>
-                <w:rFonts w:ascii="Arial" w:hAnsi="Arial" w:eastAsia="Arial" w:cs="Arial"/>
-                <w:i w:val="false"/>
-                <w:b w:val="false"/>
-                <w:u w:val="none"/>
-                <w:sz w:val="18"/>
-                <w:szCs w:val="18"/>
-                <w:color w:val="000000"/>
-              </w:rPr>
-            </w:pPr>
-            <w:r>
-              <w:rPr>
-                <w:rFonts w:ascii="Arial" w:hAnsi="Arial" w:eastAsia="Arial" w:cs="Arial"/>
-                <w:i w:val="false"/>
-                <w:b w:val="false"/>
-                <w:u w:val="none"/>
-                <w:sz w:val="18"/>
-                <w:szCs w:val="18"/>
-                <w:color w:val="000000"/>
-              </w:rPr>
-              <w:t xml:space="preserve">Diagnosed with depression = Yes (%)</w:t>
-            </w:r>
-          </w:p>
-        </w:tc>
-        <w:tc>
-          <w:tcPr>
-            <w:tcBorders>
-              <w:bottom w:val="none" w:sz="0" w:space="0" w:color="000000"/>
-              <w:top w:val="none" w:sz="0" w:space="0" w:color="000000"/>
-              <w:left w:val="none" w:sz="0" w:space="0" w:color="000000"/>
-              <w:right w:val="none" w:sz="0" w:space="0" w:color="000000"/>
-            </w:tcBorders>
-            <w:shd w:val="clear" w:color="auto" w:fill="FFFFFF"/>
-            <w:tcMar>
-              <w:top w:w="0" w:type="dxa"/>
-              <w:bottom w:w="0" w:type="dxa"/>
-              <w:left w:w="0" w:type="dxa"/>
-              <w:right w:w="0" w:type="dxa"/>
-            </w:tcMar>
-            <w:vAlign w:val="center"/>
-          </w:tcPr>
-          <w:p>
-            <w:pPr>
-              <w:pStyle w:val="Normal"/>
-              <w:jc w:val="left"/>
-              <w:pBdr>
-                <w:bottom w:val="none" w:sz="0" w:space="0" w:color="000000"/>
-                <w:top w:val="none" w:sz="0" w:space="0" w:color="000000"/>
-                <w:left w:val="none" w:sz="0" w:space="0" w:color="000000"/>
-                <w:right w:val="none" w:sz="0" w:space="0" w:color="000000"/>
-              </w:pBdr>
-              <w:spacing w:after="100" w:before="100" w:line="240"/>
-              <w:ind w:left="100" w:right="100" w:firstLine="0" w:firstLineChars="0"/>
-              <w:rPr>
-                <w:rFonts w:ascii="Arial" w:hAnsi="Arial" w:eastAsia="Arial" w:cs="Arial"/>
-                <w:i w:val="false"/>
-                <w:b w:val="false"/>
-                <w:u w:val="none"/>
-                <w:sz w:val="18"/>
-                <w:szCs w:val="18"/>
-                <w:color w:val="000000"/>
-              </w:rPr>
-            </w:pPr>
-            <w:r>
-              <w:rPr>
-                <w:rFonts w:ascii="Arial" w:hAnsi="Arial" w:eastAsia="Arial" w:cs="Arial"/>
-                <w:i w:val="false"/>
-                <w:b w:val="false"/>
-                <w:u w:val="none"/>
-                <w:sz w:val="18"/>
-                <w:szCs w:val="18"/>
-                <w:color w:val="000000"/>
-              </w:rPr>
-              <w:t xml:space="preserve">92 (34.7)</w:t>
-            </w:r>
-          </w:p>
-        </w:tc>
-        <w:tc>
-          <w:tcPr>
-            <w:tcBorders>
-              <w:bottom w:val="none" w:sz="0" w:space="0" w:color="000000"/>
-              <w:top w:val="none" w:sz="0" w:space="0" w:color="000000"/>
-              <w:left w:val="none" w:sz="0" w:space="0" w:color="000000"/>
-              <w:right w:val="none" w:sz="0" w:space="0" w:color="000000"/>
-            </w:tcBorders>
-            <w:shd w:val="clear" w:color="auto" w:fill="FFFFFF"/>
-            <w:tcMar>
-              <w:top w:w="0" w:type="dxa"/>
-              <w:bottom w:w="0" w:type="dxa"/>
-              <w:left w:w="0" w:type="dxa"/>
-              <w:right w:w="0" w:type="dxa"/>
-            </w:tcMar>
-            <w:vAlign w:val="center"/>
-          </w:tcPr>
-          <w:p>
-            <w:pPr>
-              <w:pStyle w:val="Normal"/>
-              <w:jc w:val="left"/>
-              <w:pBdr>
-                <w:bottom w:val="none" w:sz="0" w:space="0" w:color="000000"/>
-                <w:top w:val="none" w:sz="0" w:space="0" w:color="000000"/>
-                <w:left w:val="none" w:sz="0" w:space="0" w:color="000000"/>
-                <w:right w:val="none" w:sz="0" w:space="0" w:color="000000"/>
-              </w:pBdr>
-              <w:spacing w:after="100" w:before="100" w:line="240"/>
-              <w:ind w:left="100" w:right="100" w:firstLine="0" w:firstLineChars="0"/>
-              <w:rPr>
-                <w:rFonts w:ascii="Arial" w:hAnsi="Arial" w:eastAsia="Arial" w:cs="Arial"/>
-                <w:i w:val="false"/>
-                <w:b w:val="false"/>
-                <w:u w:val="none"/>
-                <w:sz w:val="18"/>
-                <w:szCs w:val="18"/>
-                <w:color w:val="000000"/>
-              </w:rPr>
-            </w:pPr>
-            <w:r>
-              <w:rPr>
-                <w:rFonts w:ascii="Arial" w:hAnsi="Arial" w:eastAsia="Arial" w:cs="Arial"/>
-                <w:i w:val="false"/>
-                <w:b w:val="false"/>
-                <w:u w:val="none"/>
-                <w:sz w:val="18"/>
-                <w:szCs w:val="18"/>
-                <w:color w:val="000000"/>
-              </w:rPr>
-              <w:t xml:space="preserve">51 (39.8)</w:t>
-            </w:r>
-          </w:p>
-        </w:tc>
-        <w:tc>
-          <w:tcPr>
-            <w:tcBorders>
-              <w:bottom w:val="none" w:sz="0" w:space="0" w:color="000000"/>
-              <w:top w:val="none" w:sz="0" w:space="0" w:color="000000"/>
-              <w:left w:val="none" w:sz="0" w:space="0" w:color="000000"/>
-              <w:right w:val="none" w:sz="0" w:space="0" w:color="000000"/>
-            </w:tcBorders>
-            <w:shd w:val="clear" w:color="auto" w:fill="FFFFFF"/>
-            <w:tcMar>
-              <w:top w:w="0" w:type="dxa"/>
-              <w:bottom w:w="0" w:type="dxa"/>
-              <w:left w:w="0" w:type="dxa"/>
-              <w:right w:w="0" w:type="dxa"/>
-            </w:tcMar>
-            <w:vAlign w:val="center"/>
-          </w:tcPr>
-          <w:p>
-            <w:pPr>
-              <w:pStyle w:val="Normal"/>
-              <w:jc w:val="left"/>
-              <w:pBdr>
-                <w:bottom w:val="none" w:sz="0" w:space="0" w:color="000000"/>
-                <w:top w:val="none" w:sz="0" w:space="0" w:color="000000"/>
-                <w:left w:val="none" w:sz="0" w:space="0" w:color="000000"/>
-                <w:right w:val="none" w:sz="0" w:space="0" w:color="000000"/>
-              </w:pBdr>
-              <w:spacing w:after="100" w:before="100" w:line="240"/>
-              <w:ind w:left="100" w:right="100" w:firstLine="0" w:firstLineChars="0"/>
-              <w:rPr>
-                <w:rFonts w:ascii="Arial" w:hAnsi="Arial" w:eastAsia="Arial" w:cs="Arial"/>
-                <w:i w:val="false"/>
-                <w:b w:val="false"/>
-                <w:u w:val="none"/>
-                <w:sz w:val="18"/>
-                <w:szCs w:val="18"/>
-                <w:color w:val="000000"/>
-              </w:rPr>
-            </w:pPr>
-            <w:r>
-              <w:rPr>
-                <w:rFonts w:ascii="Arial" w:hAnsi="Arial" w:eastAsia="Arial" w:cs="Arial"/>
-                <w:i w:val="false"/>
-                <w:b w:val="false"/>
-                <w:u w:val="none"/>
-                <w:sz w:val="18"/>
-                <w:szCs w:val="18"/>
-                <w:color w:val="000000"/>
-              </w:rPr>
-              <w:t xml:space="preserve">17 (27.0)</w:t>
-            </w:r>
-          </w:p>
-        </w:tc>
-        <w:tc>
-          <w:tcPr>
-            <w:tcBorders>
-              <w:bottom w:val="none" w:sz="0" w:space="0" w:color="000000"/>
-              <w:top w:val="none" w:sz="0" w:space="0" w:color="000000"/>
-              <w:left w:val="none" w:sz="0" w:space="0" w:color="000000"/>
-              <w:right w:val="none" w:sz="0" w:space="0" w:color="000000"/>
-            </w:tcBorders>
-            <w:shd w:val="clear" w:color="auto" w:fill="FFFFFF"/>
-            <w:tcMar>
-              <w:top w:w="0" w:type="dxa"/>
-              <w:bottom w:w="0" w:type="dxa"/>
-              <w:left w:w="0" w:type="dxa"/>
-              <w:right w:w="0" w:type="dxa"/>
-            </w:tcMar>
-            <w:vAlign w:val="center"/>
-          </w:tcPr>
-          <w:p>
-            <w:pPr>
-              <w:pStyle w:val="Normal"/>
-              <w:jc w:val="left"/>
-              <w:pBdr>
-                <w:bottom w:val="none" w:sz="0" w:space="0" w:color="000000"/>
-                <w:top w:val="none" w:sz="0" w:space="0" w:color="000000"/>
-                <w:left w:val="none" w:sz="0" w:space="0" w:color="000000"/>
-                <w:right w:val="none" w:sz="0" w:space="0" w:color="000000"/>
-              </w:pBdr>
-              <w:spacing w:after="100" w:before="100" w:line="240"/>
-              <w:ind w:left="100" w:right="100" w:firstLine="0" w:firstLineChars="0"/>
-              <w:rPr>
-                <w:rFonts w:ascii="Arial" w:hAnsi="Arial" w:eastAsia="Arial" w:cs="Arial"/>
-                <w:i w:val="false"/>
-                <w:b w:val="false"/>
-                <w:u w:val="none"/>
-                <w:sz w:val="18"/>
-                <w:szCs w:val="18"/>
-                <w:color w:val="000000"/>
-              </w:rPr>
-            </w:pPr>
-            <w:r>
-              <w:rPr>
-                <w:rFonts w:ascii="Arial" w:hAnsi="Arial" w:eastAsia="Arial" w:cs="Arial"/>
-                <w:i w:val="false"/>
-                <w:b w:val="false"/>
-                <w:u w:val="none"/>
-                <w:sz w:val="18"/>
-                <w:szCs w:val="18"/>
-                <w:color w:val="000000"/>
-              </w:rPr>
-              <w:t xml:space="preserve">0.212</w:t>
-            </w:r>
-          </w:p>
-        </w:tc>
-        <w:tc>
-          <w:tcPr>
-            <w:tcBorders>
-              <w:bottom w:val="none" w:sz="0" w:space="0" w:color="000000"/>
-              <w:top w:val="none" w:sz="0" w:space="0" w:color="000000"/>
-              <w:left w:val="none" w:sz="0" w:space="0" w:color="000000"/>
-              <w:right w:val="none" w:sz="0" w:space="0" w:color="000000"/>
-            </w:tcBorders>
-            <w:shd w:val="clear" w:color="auto" w:fill="FFFFFF"/>
-            <w:tcMar>
-              <w:top w:w="0" w:type="dxa"/>
-              <w:bottom w:w="0" w:type="dxa"/>
-              <w:left w:w="0" w:type="dxa"/>
-              <w:right w:w="0" w:type="dxa"/>
-            </w:tcMar>
-            <w:vAlign w:val="center"/>
-          </w:tcPr>
-          <w:p>
-            <w:pPr>
-              <w:pStyle w:val="Normal"/>
-              <w:jc w:val="left"/>
-              <w:pBdr>
-                <w:bottom w:val="none" w:sz="0" w:space="0" w:color="000000"/>
-                <w:top w:val="none" w:sz="0" w:space="0" w:color="000000"/>
-                <w:left w:val="none" w:sz="0" w:space="0" w:color="000000"/>
-                <w:right w:val="none" w:sz="0" w:space="0" w:color="000000"/>
-              </w:pBdr>
-              <w:spacing w:after="100" w:before="100" w:line="240"/>
-              <w:ind w:left="100" w:right="100" w:firstLine="0" w:firstLineChars="0"/>
-              <w:rPr>
-                <w:rFonts w:ascii="Arial" w:hAnsi="Arial" w:eastAsia="Arial" w:cs="Arial"/>
-                <w:i w:val="false"/>
-                <w:b w:val="false"/>
-                <w:u w:val="none"/>
-                <w:sz w:val="18"/>
-                <w:szCs w:val="18"/>
-                <w:color w:val="000000"/>
-              </w:rPr>
-            </w:pPr>
-            <w:r>
-              <w:rPr>
-                <w:rFonts w:ascii="Arial" w:hAnsi="Arial" w:eastAsia="Arial" w:cs="Arial"/>
-                <w:i w:val="false"/>
-                <w:b w:val="false"/>
-                <w:u w:val="none"/>
-                <w:sz w:val="18"/>
-                <w:szCs w:val="18"/>
-                <w:color w:val="000000"/>
-              </w:rPr>
-              <w:t xml:space="preserve">0.380</w:t>
+        body 4
+        <w:tc>
+          <w:tcPr>
+            <w:tcBorders>
+              <w:bottom w:val="none" w:sz="0" w:space="0" w:color="000000"/>
+              <w:top w:val="none" w:sz="0" w:space="0" w:color="000000"/>
+              <w:left w:val="none" w:sz="0" w:space="0" w:color="000000"/>
+              <w:right w:val="none" w:sz="0" w:space="0" w:color="000000"/>
+            </w:tcBorders>
+            <w:shd w:val="clear" w:color="auto" w:fill="FFFFFF"/>
+            <w:tcMar>
+              <w:top w:w="0" w:type="dxa"/>
+              <w:bottom w:w="0" w:type="dxa"/>
+              <w:left w:w="0" w:type="dxa"/>
+              <w:right w:w="0" w:type="dxa"/>
+            </w:tcMar>
+            <w:vAlign w:val="center"/>
+          </w:tcPr>
+          <w:p>
+            <w:pPr>
+              <w:pStyle w:val="Normal"/>
+              <w:jc w:val="left"/>
+              <w:pBdr>
+                <w:bottom w:val="none" w:sz="0" w:space="0" w:color="000000"/>
+                <w:top w:val="none" w:sz="0" w:space="0" w:color="000000"/>
+                <w:left w:val="none" w:sz="0" w:space="0" w:color="000000"/>
+                <w:right w:val="none" w:sz="0" w:space="0" w:color="000000"/>
+              </w:pBdr>
+              <w:spacing w:after="100" w:before="100" w:line="240"/>
+              <w:ind w:left="100" w:right="100" w:firstLine="0" w:firstLineChars="0"/>
+              <w:rPr>
+                <w:rFonts w:ascii="Arial" w:hAnsi="Arial" w:eastAsia="Arial" w:cs="Arial"/>
+                <w:i w:val="false"/>
+                <w:b w:val="false"/>
+                <w:u w:val="none"/>
+                <w:sz w:val="18"/>
+                <w:szCs w:val="18"/>
+                <w:color w:val="000000"/>
+              </w:rPr>
+            </w:pPr>
+            <w:r>
+              <w:rPr>
+                <w:rFonts w:ascii="Arial" w:hAnsi="Arial" w:eastAsia="Arial" w:cs="Arial"/>
+                <w:i w:val="false"/>
+                <w:b w:val="false"/>
+                <w:u w:val="none"/>
+                <w:sz w:val="18"/>
+                <w:szCs w:val="18"/>
+                <w:color w:val="000000"/>
+              </w:rPr>
+              <w:t xml:space="preserve">Diagnosed with kidney stones = Yes (%)</w:t>
+            </w:r>
+          </w:p>
+        </w:tc>
+        <w:tc>
+          <w:tcPr>
+            <w:tcBorders>
+              <w:bottom w:val="none" w:sz="0" w:space="0" w:color="000000"/>
+              <w:top w:val="none" w:sz="0" w:space="0" w:color="000000"/>
+              <w:left w:val="none" w:sz="0" w:space="0" w:color="000000"/>
+              <w:right w:val="none" w:sz="0" w:space="0" w:color="000000"/>
+            </w:tcBorders>
+            <w:shd w:val="clear" w:color="auto" w:fill="FFFFFF"/>
+            <w:tcMar>
+              <w:top w:w="0" w:type="dxa"/>
+              <w:bottom w:w="0" w:type="dxa"/>
+              <w:left w:w="0" w:type="dxa"/>
+              <w:right w:w="0" w:type="dxa"/>
+            </w:tcMar>
+            <w:vAlign w:val="center"/>
+          </w:tcPr>
+          <w:p>
+            <w:pPr>
+              <w:pStyle w:val="Normal"/>
+              <w:jc w:val="left"/>
+              <w:pBdr>
+                <w:bottom w:val="none" w:sz="0" w:space="0" w:color="000000"/>
+                <w:top w:val="none" w:sz="0" w:space="0" w:color="000000"/>
+                <w:left w:val="none" w:sz="0" w:space="0" w:color="000000"/>
+                <w:right w:val="none" w:sz="0" w:space="0" w:color="000000"/>
+              </w:pBdr>
+              <w:spacing w:after="100" w:before="100" w:line="240"/>
+              <w:ind w:left="100" w:right="100" w:firstLine="0" w:firstLineChars="0"/>
+              <w:rPr>
+                <w:rFonts w:ascii="Arial" w:hAnsi="Arial" w:eastAsia="Arial" w:cs="Arial"/>
+                <w:i w:val="false"/>
+                <w:b w:val="false"/>
+                <w:u w:val="none"/>
+                <w:sz w:val="18"/>
+                <w:szCs w:val="18"/>
+                <w:color w:val="000000"/>
+              </w:rPr>
+            </w:pPr>
+            <w:r>
+              <w:rPr>
+                <w:rFonts w:ascii="Arial" w:hAnsi="Arial" w:eastAsia="Arial" w:cs="Arial"/>
+                <w:i w:val="false"/>
+                <w:b w:val="false"/>
+                <w:u w:val="none"/>
+                <w:sz w:val="18"/>
+                <w:szCs w:val="18"/>
+                <w:color w:val="000000"/>
+              </w:rPr>
+              <w:t xml:space="preserve">0 (0.0%)</w:t>
+            </w:r>
+          </w:p>
+        </w:tc>
+        <w:tc>
+          <w:tcPr>
+            <w:tcBorders>
+              <w:bottom w:val="none" w:sz="0" w:space="0" w:color="000000"/>
+              <w:top w:val="none" w:sz="0" w:space="0" w:color="000000"/>
+              <w:left w:val="none" w:sz="0" w:space="0" w:color="000000"/>
+              <w:right w:val="none" w:sz="0" w:space="0" w:color="000000"/>
+            </w:tcBorders>
+            <w:shd w:val="clear" w:color="auto" w:fill="FFFFFF"/>
+            <w:tcMar>
+              <w:top w:w="0" w:type="dxa"/>
+              <w:bottom w:w="0" w:type="dxa"/>
+              <w:left w:w="0" w:type="dxa"/>
+              <w:right w:w="0" w:type="dxa"/>
+            </w:tcMar>
+            <w:vAlign w:val="center"/>
+          </w:tcPr>
+          <w:p>
+            <w:pPr>
+              <w:pStyle w:val="Normal"/>
+              <w:jc w:val="left"/>
+              <w:pBdr>
+                <w:bottom w:val="none" w:sz="0" w:space="0" w:color="000000"/>
+                <w:top w:val="none" w:sz="0" w:space="0" w:color="000000"/>
+                <w:left w:val="none" w:sz="0" w:space="0" w:color="000000"/>
+                <w:right w:val="none" w:sz="0" w:space="0" w:color="000000"/>
+              </w:pBdr>
+              <w:spacing w:after="100" w:before="100" w:line="240"/>
+              <w:ind w:left="100" w:right="100" w:firstLine="0" w:firstLineChars="0"/>
+              <w:rPr>
+                <w:rFonts w:ascii="Arial" w:hAnsi="Arial" w:eastAsia="Arial" w:cs="Arial"/>
+                <w:i w:val="false"/>
+                <w:b w:val="false"/>
+                <w:u w:val="none"/>
+                <w:sz w:val="18"/>
+                <w:szCs w:val="18"/>
+                <w:color w:val="000000"/>
+              </w:rPr>
+            </w:pPr>
+            <w:r>
+              <w:rPr>
+                <w:rFonts w:ascii="Arial" w:hAnsi="Arial" w:eastAsia="Arial" w:cs="Arial"/>
+                <w:i w:val="false"/>
+                <w:b w:val="false"/>
+                <w:u w:val="none"/>
+                <w:sz w:val="18"/>
+                <w:szCs w:val="18"/>
+                <w:color w:val="000000"/>
+              </w:rPr>
+              <w:t xml:space="preserve">2 (0.8%)</w:t>
+            </w:r>
+          </w:p>
+        </w:tc>
+        <w:tc>
+          <w:tcPr>
+            <w:tcBorders>
+              <w:bottom w:val="none" w:sz="0" w:space="0" w:color="000000"/>
+              <w:top w:val="none" w:sz="0" w:space="0" w:color="000000"/>
+              <w:left w:val="none" w:sz="0" w:space="0" w:color="000000"/>
+              <w:right w:val="none" w:sz="0" w:space="0" w:color="000000"/>
+            </w:tcBorders>
+            <w:shd w:val="clear" w:color="auto" w:fill="FFFFFF"/>
+            <w:tcMar>
+              <w:top w:w="0" w:type="dxa"/>
+              <w:bottom w:w="0" w:type="dxa"/>
+              <w:left w:w="0" w:type="dxa"/>
+              <w:right w:w="0" w:type="dxa"/>
+            </w:tcMar>
+            <w:vAlign w:val="center"/>
+          </w:tcPr>
+          <w:p>
+            <w:pPr>
+              <w:pStyle w:val="Normal"/>
+              <w:jc w:val="left"/>
+              <w:pBdr>
+                <w:bottom w:val="none" w:sz="0" w:space="0" w:color="000000"/>
+                <w:top w:val="none" w:sz="0" w:space="0" w:color="000000"/>
+                <w:left w:val="none" w:sz="0" w:space="0" w:color="000000"/>
+                <w:right w:val="none" w:sz="0" w:space="0" w:color="000000"/>
+              </w:pBdr>
+              <w:spacing w:after="100" w:before="100" w:line="240"/>
+              <w:ind w:left="100" w:right="100" w:firstLine="0" w:firstLineChars="0"/>
+              <w:rPr>
+                <w:rFonts w:ascii="Arial" w:hAnsi="Arial" w:eastAsia="Arial" w:cs="Arial"/>
+                <w:i w:val="false"/>
+                <w:b w:val="false"/>
+                <w:u w:val="none"/>
+                <w:sz w:val="18"/>
+                <w:szCs w:val="18"/>
+                <w:color w:val="000000"/>
+              </w:rPr>
+            </w:pPr>
+            <w:r>
+              <w:rPr>
+                <w:rFonts w:ascii="Arial" w:hAnsi="Arial" w:eastAsia="Arial" w:cs="Arial"/>
+                <w:i w:val="false"/>
+                <w:b w:val="false"/>
+                <w:u w:val="none"/>
+                <w:sz w:val="18"/>
+                <w:szCs w:val="18"/>
+                <w:color w:val="000000"/>
+              </w:rPr>
+              <w:t xml:space="preserve">1 (0.8%)</w:t>
+            </w:r>
+          </w:p>
+        </w:tc>
+        <w:tc>
+          <w:tcPr>
+            <w:tcBorders>
+              <w:bottom w:val="none" w:sz="0" w:space="0" w:color="000000"/>
+              <w:top w:val="none" w:sz="0" w:space="0" w:color="000000"/>
+              <w:left w:val="none" w:sz="0" w:space="0" w:color="000000"/>
+              <w:right w:val="none" w:sz="0" w:space="0" w:color="000000"/>
+            </w:tcBorders>
+            <w:shd w:val="clear" w:color="auto" w:fill="FFFFFF"/>
+            <w:tcMar>
+              <w:top w:w="0" w:type="dxa"/>
+              <w:bottom w:w="0" w:type="dxa"/>
+              <w:left w:w="0" w:type="dxa"/>
+              <w:right w:w="0" w:type="dxa"/>
+            </w:tcMar>
+            <w:vAlign w:val="center"/>
+          </w:tcPr>
+          <w:p>
+            <w:pPr>
+              <w:pStyle w:val="Normal"/>
+              <w:jc w:val="left"/>
+              <w:pBdr>
+                <w:bottom w:val="none" w:sz="0" w:space="0" w:color="000000"/>
+                <w:top w:val="none" w:sz="0" w:space="0" w:color="000000"/>
+                <w:left w:val="none" w:sz="0" w:space="0" w:color="000000"/>
+                <w:right w:val="none" w:sz="0" w:space="0" w:color="000000"/>
+              </w:pBdr>
+              <w:spacing w:after="100" w:before="100" w:line="240"/>
+              <w:ind w:left="100" w:right="100" w:firstLine="0" w:firstLineChars="0"/>
+              <w:rPr>
+                <w:rFonts w:ascii="Arial" w:hAnsi="Arial" w:eastAsia="Arial" w:cs="Arial"/>
+                <w:i w:val="false"/>
+                <w:b w:val="false"/>
+                <w:u w:val="none"/>
+                <w:sz w:val="18"/>
+                <w:szCs w:val="18"/>
+                <w:color w:val="000000"/>
+              </w:rPr>
+            </w:pPr>
+            <w:r>
+              <w:rPr>
+                <w:rFonts w:ascii="Arial" w:hAnsi="Arial" w:eastAsia="Arial" w:cs="Arial"/>
+                <w:i w:val="false"/>
+                <w:b w:val="false"/>
+                <w:u w:val="none"/>
+                <w:sz w:val="18"/>
+                <w:szCs w:val="18"/>
+                <w:color w:val="000000"/>
+              </w:rPr>
+              <w:t xml:space="preserve">0.786</w:t>
+            </w:r>
+          </w:p>
+        </w:tc>
+        <w:tc>
+          <w:tcPr>
+            <w:tcBorders>
+              <w:bottom w:val="none" w:sz="0" w:space="0" w:color="000000"/>
+              <w:top w:val="none" w:sz="0" w:space="0" w:color="000000"/>
+              <w:left w:val="none" w:sz="0" w:space="0" w:color="000000"/>
+              <w:right w:val="none" w:sz="0" w:space="0" w:color="000000"/>
+            </w:tcBorders>
+            <w:shd w:val="clear" w:color="auto" w:fill="FFFFFF"/>
+            <w:tcMar>
+              <w:top w:w="0" w:type="dxa"/>
+              <w:bottom w:w="0" w:type="dxa"/>
+              <w:left w:w="0" w:type="dxa"/>
+              <w:right w:w="0" w:type="dxa"/>
+            </w:tcMar>
+            <w:vAlign w:val="center"/>
+          </w:tcPr>
+          <w:p>
+            <w:pPr>
+              <w:pStyle w:val="Normal"/>
+              <w:jc w:val="left"/>
+              <w:pBdr>
+                <w:bottom w:val="none" w:sz="0" w:space="0" w:color="000000"/>
+                <w:top w:val="none" w:sz="0" w:space="0" w:color="000000"/>
+                <w:left w:val="none" w:sz="0" w:space="0" w:color="000000"/>
+                <w:right w:val="none" w:sz="0" w:space="0" w:color="000000"/>
+              </w:pBdr>
+              <w:spacing w:after="100" w:before="100" w:line="240"/>
+              <w:ind w:left="100" w:right="100" w:firstLine="0" w:firstLineChars="0"/>
+              <w:rPr>
+                <w:rFonts w:ascii="Arial" w:hAnsi="Arial" w:eastAsia="Arial" w:cs="Arial"/>
+                <w:i w:val="false"/>
+                <w:b w:val="false"/>
+                <w:u w:val="none"/>
+                <w:sz w:val="18"/>
+                <w:szCs w:val="18"/>
+                <w:color w:val="000000"/>
+              </w:rPr>
+            </w:pPr>
+            <w:r>
+              <w:rPr>
+                <w:rFonts w:ascii="Arial" w:hAnsi="Arial" w:eastAsia="Arial" w:cs="Arial"/>
+                <w:i w:val="false"/>
+                <w:b w:val="false"/>
+                <w:u w:val="none"/>
+                <w:sz w:val="18"/>
+                <w:szCs w:val="18"/>
+                <w:color w:val="000000"/>
+              </w:rPr>
+              <w:t xml:space="preserve">1.000</w:t>
             </w:r>
           </w:p>
         </w:tc>
@@ -1649,322 +1649,322 @@
         <w:trPr>
           <w:trHeight w:val="617" w:hRule="auto"/>
         </w:trPr>
-        body5
-        <w:tc>
-          <w:tcPr>
-            <w:tcBorders>
-              <w:bottom w:val="none" w:sz="0" w:space="0" w:color="000000"/>
-              <w:top w:val="none" w:sz="0" w:space="0" w:color="000000"/>
-              <w:left w:val="none" w:sz="0" w:space="0" w:color="000000"/>
-              <w:right w:val="none" w:sz="0" w:space="0" w:color="000000"/>
-            </w:tcBorders>
-            <w:shd w:val="clear" w:color="auto" w:fill="FFFFFF"/>
-            <w:tcMar>
-              <w:top w:w="0" w:type="dxa"/>
-              <w:bottom w:w="0" w:type="dxa"/>
-              <w:left w:w="0" w:type="dxa"/>
-              <w:right w:w="0" w:type="dxa"/>
-            </w:tcMar>
-            <w:vAlign w:val="center"/>
-          </w:tcPr>
-          <w:p>
-            <w:pPr>
-              <w:pStyle w:val="Normal"/>
-              <w:jc w:val="left"/>
-              <w:pBdr>
-                <w:bottom w:val="none" w:sz="0" w:space="0" w:color="000000"/>
-                <w:top w:val="none" w:sz="0" w:space="0" w:color="000000"/>
-                <w:left w:val="none" w:sz="0" w:space="0" w:color="000000"/>
-                <w:right w:val="none" w:sz="0" w:space="0" w:color="000000"/>
-              </w:pBdr>
-              <w:spacing w:after="100" w:before="100" w:line="240"/>
-              <w:ind w:left="100" w:right="100" w:firstLine="0" w:firstLineChars="0"/>
-              <w:rPr>
-                <w:rFonts w:ascii="Arial" w:hAnsi="Arial" w:eastAsia="Arial" w:cs="Arial"/>
-                <w:i w:val="false"/>
-                <w:b w:val="false"/>
-                <w:u w:val="none"/>
-                <w:sz w:val="18"/>
-                <w:szCs w:val="18"/>
-                <w:color w:val="000000"/>
-              </w:rPr>
-            </w:pPr>
-            <w:r>
-              <w:rPr>
-                <w:rFonts w:ascii="Arial" w:hAnsi="Arial" w:eastAsia="Arial" w:cs="Arial"/>
-                <w:i w:val="false"/>
-                <w:b w:val="false"/>
-                <w:u w:val="none"/>
-                <w:sz w:val="18"/>
-                <w:szCs w:val="18"/>
-                <w:color w:val="000000"/>
-              </w:rPr>
-              <w:t xml:space="preserve">Diagnosed with kidney stones = Yes (%)</w:t>
-            </w:r>
-          </w:p>
-        </w:tc>
-        <w:tc>
-          <w:tcPr>
-            <w:tcBorders>
-              <w:bottom w:val="none" w:sz="0" w:space="0" w:color="000000"/>
-              <w:top w:val="none" w:sz="0" w:space="0" w:color="000000"/>
-              <w:left w:val="none" w:sz="0" w:space="0" w:color="000000"/>
-              <w:right w:val="none" w:sz="0" w:space="0" w:color="000000"/>
-            </w:tcBorders>
-            <w:shd w:val="clear" w:color="auto" w:fill="FFFFFF"/>
-            <w:tcMar>
-              <w:top w:w="0" w:type="dxa"/>
-              <w:bottom w:w="0" w:type="dxa"/>
-              <w:left w:w="0" w:type="dxa"/>
-              <w:right w:w="0" w:type="dxa"/>
-            </w:tcMar>
-            <w:vAlign w:val="center"/>
-          </w:tcPr>
-          <w:p>
-            <w:pPr>
-              <w:pStyle w:val="Normal"/>
-              <w:jc w:val="left"/>
-              <w:pBdr>
-                <w:bottom w:val="none" w:sz="0" w:space="0" w:color="000000"/>
-                <w:top w:val="none" w:sz="0" w:space="0" w:color="000000"/>
-                <w:left w:val="none" w:sz="0" w:space="0" w:color="000000"/>
-                <w:right w:val="none" w:sz="0" w:space="0" w:color="000000"/>
-              </w:pBdr>
-              <w:spacing w:after="100" w:before="100" w:line="240"/>
-              <w:ind w:left="100" w:right="100" w:firstLine="0" w:firstLineChars="0"/>
-              <w:rPr>
-                <w:rFonts w:ascii="Arial" w:hAnsi="Arial" w:eastAsia="Arial" w:cs="Arial"/>
-                <w:i w:val="false"/>
-                <w:b w:val="false"/>
-                <w:u w:val="none"/>
-                <w:sz w:val="18"/>
-                <w:szCs w:val="18"/>
-                <w:color w:val="000000"/>
-              </w:rPr>
-            </w:pPr>
-            <w:r>
-              <w:rPr>
-                <w:rFonts w:ascii="Arial" w:hAnsi="Arial" w:eastAsia="Arial" w:cs="Arial"/>
-                <w:i w:val="false"/>
-                <w:b w:val="false"/>
-                <w:u w:val="none"/>
-                <w:sz w:val="18"/>
-                <w:szCs w:val="18"/>
-                <w:color w:val="000000"/>
-              </w:rPr>
-              <w:t xml:space="preserve">2 (0.8)</w:t>
-            </w:r>
-          </w:p>
-        </w:tc>
-        <w:tc>
-          <w:tcPr>
-            <w:tcBorders>
-              <w:bottom w:val="none" w:sz="0" w:space="0" w:color="000000"/>
-              <w:top w:val="none" w:sz="0" w:space="0" w:color="000000"/>
-              <w:left w:val="none" w:sz="0" w:space="0" w:color="000000"/>
-              <w:right w:val="none" w:sz="0" w:space="0" w:color="000000"/>
-            </w:tcBorders>
-            <w:shd w:val="clear" w:color="auto" w:fill="FFFFFF"/>
-            <w:tcMar>
-              <w:top w:w="0" w:type="dxa"/>
-              <w:bottom w:w="0" w:type="dxa"/>
-              <w:left w:w="0" w:type="dxa"/>
-              <w:right w:w="0" w:type="dxa"/>
-            </w:tcMar>
-            <w:vAlign w:val="center"/>
-          </w:tcPr>
-          <w:p>
-            <w:pPr>
-              <w:pStyle w:val="Normal"/>
-              <w:jc w:val="left"/>
-              <w:pBdr>
-                <w:bottom w:val="none" w:sz="0" w:space="0" w:color="000000"/>
-                <w:top w:val="none" w:sz="0" w:space="0" w:color="000000"/>
-                <w:left w:val="none" w:sz="0" w:space="0" w:color="000000"/>
-                <w:right w:val="none" w:sz="0" w:space="0" w:color="000000"/>
-              </w:pBdr>
-              <w:spacing w:after="100" w:before="100" w:line="240"/>
-              <w:ind w:left="100" w:right="100" w:firstLine="0" w:firstLineChars="0"/>
-              <w:rPr>
-                <w:rFonts w:ascii="Arial" w:hAnsi="Arial" w:eastAsia="Arial" w:cs="Arial"/>
-                <w:i w:val="false"/>
-                <w:b w:val="false"/>
-                <w:u w:val="none"/>
-                <w:sz w:val="18"/>
-                <w:szCs w:val="18"/>
-                <w:color w:val="000000"/>
-              </w:rPr>
-            </w:pPr>
-            <w:r>
-              <w:rPr>
-                <w:rFonts w:ascii="Arial" w:hAnsi="Arial" w:eastAsia="Arial" w:cs="Arial"/>
-                <w:i w:val="false"/>
-                <w:b w:val="false"/>
-                <w:u w:val="none"/>
-                <w:sz w:val="18"/>
-                <w:szCs w:val="18"/>
-                <w:color w:val="000000"/>
-              </w:rPr>
-              <w:t xml:space="preserve">1 (0.8)</w:t>
-            </w:r>
-          </w:p>
-        </w:tc>
-        <w:tc>
-          <w:tcPr>
-            <w:tcBorders>
-              <w:bottom w:val="none" w:sz="0" w:space="0" w:color="000000"/>
-              <w:top w:val="none" w:sz="0" w:space="0" w:color="000000"/>
-              <w:left w:val="none" w:sz="0" w:space="0" w:color="000000"/>
-              <w:right w:val="none" w:sz="0" w:space="0" w:color="000000"/>
-            </w:tcBorders>
-            <w:shd w:val="clear" w:color="auto" w:fill="FFFFFF"/>
-            <w:tcMar>
-              <w:top w:w="0" w:type="dxa"/>
-              <w:bottom w:w="0" w:type="dxa"/>
-              <w:left w:w="0" w:type="dxa"/>
-              <w:right w:w="0" w:type="dxa"/>
-            </w:tcMar>
-            <w:vAlign w:val="center"/>
-          </w:tcPr>
-          <w:p>
-            <w:pPr>
-              <w:pStyle w:val="Normal"/>
-              <w:jc w:val="left"/>
-              <w:pBdr>
-                <w:bottom w:val="none" w:sz="0" w:space="0" w:color="000000"/>
-                <w:top w:val="none" w:sz="0" w:space="0" w:color="000000"/>
-                <w:left w:val="none" w:sz="0" w:space="0" w:color="000000"/>
-                <w:right w:val="none" w:sz="0" w:space="0" w:color="000000"/>
-              </w:pBdr>
-              <w:spacing w:after="100" w:before="100" w:line="240"/>
-              <w:ind w:left="100" w:right="100" w:firstLine="0" w:firstLineChars="0"/>
-              <w:rPr>
-                <w:rFonts w:ascii="Arial" w:hAnsi="Arial" w:eastAsia="Arial" w:cs="Arial"/>
-                <w:i w:val="false"/>
-                <w:b w:val="false"/>
-                <w:u w:val="none"/>
-                <w:sz w:val="18"/>
-                <w:szCs w:val="18"/>
-                <w:color w:val="000000"/>
-              </w:rPr>
-            </w:pPr>
-            <w:r>
-              <w:rPr>
-                <w:rFonts w:ascii="Arial" w:hAnsi="Arial" w:eastAsia="Arial" w:cs="Arial"/>
-                <w:i w:val="false"/>
-                <w:b w:val="false"/>
-                <w:u w:val="none"/>
-                <w:sz w:val="18"/>
-                <w:szCs w:val="18"/>
-                <w:color w:val="000000"/>
-              </w:rPr>
-              <w:t xml:space="preserve">0 (0.0)</w:t>
-            </w:r>
-          </w:p>
-        </w:tc>
-        <w:tc>
-          <w:tcPr>
-            <w:tcBorders>
-              <w:bottom w:val="none" w:sz="0" w:space="0" w:color="000000"/>
-              <w:top w:val="none" w:sz="0" w:space="0" w:color="000000"/>
-              <w:left w:val="none" w:sz="0" w:space="0" w:color="000000"/>
-              <w:right w:val="none" w:sz="0" w:space="0" w:color="000000"/>
-            </w:tcBorders>
-            <w:shd w:val="clear" w:color="auto" w:fill="FFFFFF"/>
-            <w:tcMar>
-              <w:top w:w="0" w:type="dxa"/>
-              <w:bottom w:w="0" w:type="dxa"/>
-              <w:left w:w="0" w:type="dxa"/>
-              <w:right w:w="0" w:type="dxa"/>
-            </w:tcMar>
-            <w:vAlign w:val="center"/>
-          </w:tcPr>
-          <w:p>
-            <w:pPr>
-              <w:pStyle w:val="Normal"/>
-              <w:jc w:val="left"/>
-              <w:pBdr>
-                <w:bottom w:val="none" w:sz="0" w:space="0" w:color="000000"/>
-                <w:top w:val="none" w:sz="0" w:space="0" w:color="000000"/>
-                <w:left w:val="none" w:sz="0" w:space="0" w:color="000000"/>
-                <w:right w:val="none" w:sz="0" w:space="0" w:color="000000"/>
-              </w:pBdr>
-              <w:spacing w:after="100" w:before="100" w:line="240"/>
-              <w:ind w:left="100" w:right="100" w:firstLine="0" w:firstLineChars="0"/>
-              <w:rPr>
-                <w:rFonts w:ascii="Arial" w:hAnsi="Arial" w:eastAsia="Arial" w:cs="Arial"/>
-                <w:i w:val="false"/>
-                <w:b w:val="false"/>
-                <w:u w:val="none"/>
-                <w:sz w:val="18"/>
-                <w:szCs w:val="18"/>
-                <w:color w:val="000000"/>
-              </w:rPr>
-            </w:pPr>
-            <w:r>
-              <w:rPr>
-                <w:rFonts w:ascii="Arial" w:hAnsi="Arial" w:eastAsia="Arial" w:cs="Arial"/>
-                <w:i w:val="false"/>
-                <w:b w:val="false"/>
-                <w:u w:val="none"/>
-                <w:sz w:val="18"/>
-                <w:szCs w:val="18"/>
-                <w:color w:val="000000"/>
-              </w:rPr>
-              <w:t xml:space="preserve">0.785</w:t>
-            </w:r>
-          </w:p>
-        </w:tc>
-        <w:tc>
-          <w:tcPr>
-            <w:tcBorders>
-              <w:bottom w:val="none" w:sz="0" w:space="0" w:color="000000"/>
-              <w:top w:val="none" w:sz="0" w:space="0" w:color="000000"/>
-              <w:left w:val="none" w:sz="0" w:space="0" w:color="000000"/>
-              <w:right w:val="none" w:sz="0" w:space="0" w:color="000000"/>
-            </w:tcBorders>
-            <w:shd w:val="clear" w:color="auto" w:fill="FFFFFF"/>
-            <w:tcMar>
-              <w:top w:w="0" w:type="dxa"/>
-              <w:bottom w:w="0" w:type="dxa"/>
-              <w:left w:w="0" w:type="dxa"/>
-              <w:right w:w="0" w:type="dxa"/>
-            </w:tcMar>
-            <w:vAlign w:val="center"/>
-          </w:tcPr>
-          <w:p>
-            <w:pPr>
-              <w:pStyle w:val="Normal"/>
-              <w:jc w:val="left"/>
-              <w:pBdr>
-                <w:bottom w:val="none" w:sz="0" w:space="0" w:color="000000"/>
-                <w:top w:val="none" w:sz="0" w:space="0" w:color="000000"/>
-                <w:left w:val="none" w:sz="0" w:space="0" w:color="000000"/>
-                <w:right w:val="none" w:sz="0" w:space="0" w:color="000000"/>
-              </w:pBdr>
-              <w:spacing w:after="100" w:before="100" w:line="240"/>
-              <w:ind w:left="100" w:right="100" w:firstLine="0" w:firstLineChars="0"/>
-              <w:rPr>
-                <w:rFonts w:ascii="Arial" w:hAnsi="Arial" w:eastAsia="Arial" w:cs="Arial"/>
-                <w:i w:val="false"/>
-                <w:b w:val="false"/>
-                <w:u w:val="none"/>
-                <w:sz w:val="18"/>
-                <w:szCs w:val="18"/>
-                <w:color w:val="000000"/>
-              </w:rPr>
-            </w:pPr>
-            <w:r>
-              <w:rPr>
-                <w:rFonts w:ascii="Arial" w:hAnsi="Arial" w:eastAsia="Arial" w:cs="Arial"/>
-                <w:i w:val="false"/>
-                <w:b w:val="false"/>
-                <w:u w:val="none"/>
-                <w:sz w:val="18"/>
-                <w:szCs w:val="18"/>
-                <w:color w:val="000000"/>
-              </w:rPr>
-              <w:t xml:space="preserve">1.000</w:t>
+        body 5
+        <w:tc>
+          <w:tcPr>
+            <w:tcBorders>
+              <w:bottom w:val="none" w:sz="0" w:space="0" w:color="000000"/>
+              <w:top w:val="none" w:sz="0" w:space="0" w:color="000000"/>
+              <w:left w:val="none" w:sz="0" w:space="0" w:color="000000"/>
+              <w:right w:val="none" w:sz="0" w:space="0" w:color="000000"/>
+            </w:tcBorders>
+            <w:shd w:val="clear" w:color="auto" w:fill="FFFFFF"/>
+            <w:tcMar>
+              <w:top w:w="0" w:type="dxa"/>
+              <w:bottom w:w="0" w:type="dxa"/>
+              <w:left w:w="0" w:type="dxa"/>
+              <w:right w:w="0" w:type="dxa"/>
+            </w:tcMar>
+            <w:vAlign w:val="center"/>
+          </w:tcPr>
+          <w:p>
+            <w:pPr>
+              <w:pStyle w:val="Normal"/>
+              <w:jc w:val="left"/>
+              <w:pBdr>
+                <w:bottom w:val="none" w:sz="0" w:space="0" w:color="000000"/>
+                <w:top w:val="none" w:sz="0" w:space="0" w:color="000000"/>
+                <w:left w:val="none" w:sz="0" w:space="0" w:color="000000"/>
+                <w:right w:val="none" w:sz="0" w:space="0" w:color="000000"/>
+              </w:pBdr>
+              <w:spacing w:after="100" w:before="100" w:line="240"/>
+              <w:ind w:left="100" w:right="100" w:firstLine="0" w:firstLineChars="0"/>
+              <w:rPr>
+                <w:rFonts w:ascii="Arial" w:hAnsi="Arial" w:eastAsia="Arial" w:cs="Arial"/>
+                <w:i w:val="false"/>
+                <w:b w:val="false"/>
+                <w:u w:val="none"/>
+                <w:sz w:val="18"/>
+                <w:szCs w:val="18"/>
+                <w:color w:val="000000"/>
+              </w:rPr>
+            </w:pPr>
+            <w:r>
+              <w:rPr>
+                <w:rFonts w:ascii="Arial" w:hAnsi="Arial" w:eastAsia="Arial" w:cs="Arial"/>
+                <w:i w:val="false"/>
+                <w:b w:val="false"/>
+                <w:u w:val="none"/>
+                <w:sz w:val="18"/>
+                <w:szCs w:val="18"/>
+                <w:color w:val="000000"/>
+              </w:rPr>
+              <w:t xml:space="preserve">Diagnosed with endometriosis (w/o chronic pain) = Yes (%)</w:t>
+            </w:r>
+          </w:p>
+        </w:tc>
+        <w:tc>
+          <w:tcPr>
+            <w:tcBorders>
+              <w:bottom w:val="none" w:sz="0" w:space="0" w:color="000000"/>
+              <w:top w:val="none" w:sz="0" w:space="0" w:color="000000"/>
+              <w:left w:val="none" w:sz="0" w:space="0" w:color="000000"/>
+              <w:right w:val="none" w:sz="0" w:space="0" w:color="000000"/>
+            </w:tcBorders>
+            <w:shd w:val="clear" w:color="auto" w:fill="FFFFFF"/>
+            <w:tcMar>
+              <w:top w:w="0" w:type="dxa"/>
+              <w:bottom w:w="0" w:type="dxa"/>
+              <w:left w:w="0" w:type="dxa"/>
+              <w:right w:w="0" w:type="dxa"/>
+            </w:tcMar>
+            <w:vAlign w:val="center"/>
+          </w:tcPr>
+          <w:p>
+            <w:pPr>
+              <w:pStyle w:val="Normal"/>
+              <w:jc w:val="left"/>
+              <w:pBdr>
+                <w:bottom w:val="none" w:sz="0" w:space="0" w:color="000000"/>
+                <w:top w:val="none" w:sz="0" w:space="0" w:color="000000"/>
+                <w:left w:val="none" w:sz="0" w:space="0" w:color="000000"/>
+                <w:right w:val="none" w:sz="0" w:space="0" w:color="000000"/>
+              </w:pBdr>
+              <w:spacing w:after="100" w:before="100" w:line="240"/>
+              <w:ind w:left="100" w:right="100" w:firstLine="0" w:firstLineChars="0"/>
+              <w:rPr>
+                <w:rFonts w:ascii="Arial" w:hAnsi="Arial" w:eastAsia="Arial" w:cs="Arial"/>
+                <w:i w:val="false"/>
+                <w:b w:val="false"/>
+                <w:u w:val="none"/>
+                <w:sz w:val="18"/>
+                <w:szCs w:val="18"/>
+                <w:color w:val="000000"/>
+              </w:rPr>
+            </w:pPr>
+            <w:r>
+              <w:rPr>
+                <w:rFonts w:ascii="Arial" w:hAnsi="Arial" w:eastAsia="Arial" w:cs="Arial"/>
+                <w:i w:val="false"/>
+                <w:b w:val="false"/>
+                <w:u w:val="none"/>
+                <w:sz w:val="18"/>
+                <w:szCs w:val="18"/>
+                <w:color w:val="000000"/>
+              </w:rPr>
+              <w:t xml:space="preserve">0 (0.0%)</w:t>
+            </w:r>
+          </w:p>
+        </w:tc>
+        <w:tc>
+          <w:tcPr>
+            <w:tcBorders>
+              <w:bottom w:val="none" w:sz="0" w:space="0" w:color="000000"/>
+              <w:top w:val="none" w:sz="0" w:space="0" w:color="000000"/>
+              <w:left w:val="none" w:sz="0" w:space="0" w:color="000000"/>
+              <w:right w:val="none" w:sz="0" w:space="0" w:color="000000"/>
+            </w:tcBorders>
+            <w:shd w:val="clear" w:color="auto" w:fill="FFFFFF"/>
+            <w:tcMar>
+              <w:top w:w="0" w:type="dxa"/>
+              <w:bottom w:w="0" w:type="dxa"/>
+              <w:left w:w="0" w:type="dxa"/>
+              <w:right w:w="0" w:type="dxa"/>
+            </w:tcMar>
+            <w:vAlign w:val="center"/>
+          </w:tcPr>
+          <w:p>
+            <w:pPr>
+              <w:pStyle w:val="Normal"/>
+              <w:jc w:val="left"/>
+              <w:pBdr>
+                <w:bottom w:val="none" w:sz="0" w:space="0" w:color="000000"/>
+                <w:top w:val="none" w:sz="0" w:space="0" w:color="000000"/>
+                <w:left w:val="none" w:sz="0" w:space="0" w:color="000000"/>
+                <w:right w:val="none" w:sz="0" w:space="0" w:color="000000"/>
+              </w:pBdr>
+              <w:spacing w:after="100" w:before="100" w:line="240"/>
+              <w:ind w:left="100" w:right="100" w:firstLine="0" w:firstLineChars="0"/>
+              <w:rPr>
+                <w:rFonts w:ascii="Arial" w:hAnsi="Arial" w:eastAsia="Arial" w:cs="Arial"/>
+                <w:i w:val="false"/>
+                <w:b w:val="false"/>
+                <w:u w:val="none"/>
+                <w:sz w:val="18"/>
+                <w:szCs w:val="18"/>
+                <w:color w:val="000000"/>
+              </w:rPr>
+            </w:pPr>
+            <w:r>
+              <w:rPr>
+                <w:rFonts w:ascii="Arial" w:hAnsi="Arial" w:eastAsia="Arial" w:cs="Arial"/>
+                <w:i w:val="false"/>
+                <w:b w:val="false"/>
+                <w:u w:val="none"/>
+                <w:sz w:val="18"/>
+                <w:szCs w:val="18"/>
+                <w:color w:val="000000"/>
+              </w:rPr>
+              <w:t xml:space="preserve">2 (0.8%)</w:t>
+            </w:r>
+          </w:p>
+        </w:tc>
+        <w:tc>
+          <w:tcPr>
+            <w:tcBorders>
+              <w:bottom w:val="none" w:sz="0" w:space="0" w:color="000000"/>
+              <w:top w:val="none" w:sz="0" w:space="0" w:color="000000"/>
+              <w:left w:val="none" w:sz="0" w:space="0" w:color="000000"/>
+              <w:right w:val="none" w:sz="0" w:space="0" w:color="000000"/>
+            </w:tcBorders>
+            <w:shd w:val="clear" w:color="auto" w:fill="FFFFFF"/>
+            <w:tcMar>
+              <w:top w:w="0" w:type="dxa"/>
+              <w:bottom w:w="0" w:type="dxa"/>
+              <w:left w:w="0" w:type="dxa"/>
+              <w:right w:w="0" w:type="dxa"/>
+            </w:tcMar>
+            <w:vAlign w:val="center"/>
+          </w:tcPr>
+          <w:p>
+            <w:pPr>
+              <w:pStyle w:val="Normal"/>
+              <w:jc w:val="left"/>
+              <w:pBdr>
+                <w:bottom w:val="none" w:sz="0" w:space="0" w:color="000000"/>
+                <w:top w:val="none" w:sz="0" w:space="0" w:color="000000"/>
+                <w:left w:val="none" w:sz="0" w:space="0" w:color="000000"/>
+                <w:right w:val="none" w:sz="0" w:space="0" w:color="000000"/>
+              </w:pBdr>
+              <w:spacing w:after="100" w:before="100" w:line="240"/>
+              <w:ind w:left="100" w:right="100" w:firstLine="0" w:firstLineChars="0"/>
+              <w:rPr>
+                <w:rFonts w:ascii="Arial" w:hAnsi="Arial" w:eastAsia="Arial" w:cs="Arial"/>
+                <w:i w:val="false"/>
+                <w:b w:val="false"/>
+                <w:u w:val="none"/>
+                <w:sz w:val="18"/>
+                <w:szCs w:val="18"/>
+                <w:color w:val="000000"/>
+              </w:rPr>
+            </w:pPr>
+            <w:r>
+              <w:rPr>
+                <w:rFonts w:ascii="Arial" w:hAnsi="Arial" w:eastAsia="Arial" w:cs="Arial"/>
+                <w:i w:val="false"/>
+                <w:b w:val="false"/>
+                <w:u w:val="none"/>
+                <w:sz w:val="18"/>
+                <w:szCs w:val="18"/>
+                <w:color w:val="000000"/>
+              </w:rPr>
+              <w:t xml:space="preserve">2 (1.6%)</w:t>
+            </w:r>
+          </w:p>
+        </w:tc>
+        <w:tc>
+          <w:tcPr>
+            <w:tcBorders>
+              <w:bottom w:val="none" w:sz="0" w:space="0" w:color="000000"/>
+              <w:top w:val="none" w:sz="0" w:space="0" w:color="000000"/>
+              <w:left w:val="none" w:sz="0" w:space="0" w:color="000000"/>
+              <w:right w:val="none" w:sz="0" w:space="0" w:color="000000"/>
+            </w:tcBorders>
+            <w:shd w:val="clear" w:color="auto" w:fill="FFFFFF"/>
+            <w:tcMar>
+              <w:top w:w="0" w:type="dxa"/>
+              <w:bottom w:w="0" w:type="dxa"/>
+              <w:left w:w="0" w:type="dxa"/>
+              <w:right w:w="0" w:type="dxa"/>
+            </w:tcMar>
+            <w:vAlign w:val="center"/>
+          </w:tcPr>
+          <w:p>
+            <w:pPr>
+              <w:pStyle w:val="Normal"/>
+              <w:jc w:val="left"/>
+              <w:pBdr>
+                <w:bottom w:val="none" w:sz="0" w:space="0" w:color="000000"/>
+                <w:top w:val="none" w:sz="0" w:space="0" w:color="000000"/>
+                <w:left w:val="none" w:sz="0" w:space="0" w:color="000000"/>
+                <w:right w:val="none" w:sz="0" w:space="0" w:color="000000"/>
+              </w:pBdr>
+              <w:spacing w:after="100" w:before="100" w:line="240"/>
+              <w:ind w:left="100" w:right="100" w:firstLine="0" w:firstLineChars="0"/>
+              <w:rPr>
+                <w:rFonts w:ascii="Arial" w:hAnsi="Arial" w:eastAsia="Arial" w:cs="Arial"/>
+                <w:i w:val="false"/>
+                <w:b w:val="false"/>
+                <w:u w:val="none"/>
+                <w:sz w:val="18"/>
+                <w:szCs w:val="18"/>
+                <w:color w:val="000000"/>
+              </w:rPr>
+            </w:pPr>
+            <w:r>
+              <w:rPr>
+                <w:rFonts w:ascii="Arial" w:hAnsi="Arial" w:eastAsia="Arial" w:cs="Arial"/>
+                <w:i w:val="false"/>
+                <w:b w:val="false"/>
+                <w:u w:val="none"/>
+                <w:sz w:val="18"/>
+                <w:szCs w:val="18"/>
+                <w:color w:val="000000"/>
+              </w:rPr>
+              <w:t xml:space="preserve">0.526</w:t>
+            </w:r>
+          </w:p>
+        </w:tc>
+        <w:tc>
+          <w:tcPr>
+            <w:tcBorders>
+              <w:bottom w:val="none" w:sz="0" w:space="0" w:color="000000"/>
+              <w:top w:val="none" w:sz="0" w:space="0" w:color="000000"/>
+              <w:left w:val="none" w:sz="0" w:space="0" w:color="000000"/>
+              <w:right w:val="none" w:sz="0" w:space="0" w:color="000000"/>
+            </w:tcBorders>
+            <w:shd w:val="clear" w:color="auto" w:fill="FFFFFF"/>
+            <w:tcMar>
+              <w:top w:w="0" w:type="dxa"/>
+              <w:bottom w:w="0" w:type="dxa"/>
+              <w:left w:w="0" w:type="dxa"/>
+              <w:right w:w="0" w:type="dxa"/>
+            </w:tcMar>
+            <w:vAlign w:val="center"/>
+          </w:tcPr>
+          <w:p>
+            <w:pPr>
+              <w:pStyle w:val="Normal"/>
+              <w:jc w:val="left"/>
+              <w:pBdr>
+                <w:bottom w:val="none" w:sz="0" w:space="0" w:color="000000"/>
+                <w:top w:val="none" w:sz="0" w:space="0" w:color="000000"/>
+                <w:left w:val="none" w:sz="0" w:space="0" w:color="000000"/>
+                <w:right w:val="none" w:sz="0" w:space="0" w:color="000000"/>
+              </w:pBdr>
+              <w:spacing w:after="100" w:before="100" w:line="240"/>
+              <w:ind w:left="100" w:right="100" w:firstLine="0" w:firstLineChars="0"/>
+              <w:rPr>
+                <w:rFonts w:ascii="Arial" w:hAnsi="Arial" w:eastAsia="Arial" w:cs="Arial"/>
+                <w:i w:val="false"/>
+                <w:b w:val="false"/>
+                <w:u w:val="none"/>
+                <w:sz w:val="18"/>
+                <w:szCs w:val="18"/>
+                <w:color w:val="000000"/>
+              </w:rPr>
+            </w:pPr>
+            <w:r>
+              <w:rPr>
+                <w:rFonts w:ascii="Arial" w:hAnsi="Arial" w:eastAsia="Arial" w:cs="Arial"/>
+                <w:i w:val="false"/>
+                <w:b w:val="false"/>
+                <w:u w:val="none"/>
+                <w:sz w:val="18"/>
+                <w:szCs w:val="18"/>
+                <w:color w:val="000000"/>
+              </w:rPr>
+              <w:t xml:space="preserve">0.836</w:t>
             </w:r>
           </w:p>
         </w:tc>
@@ -1973,322 +1973,322 @@
         <w:trPr>
           <w:trHeight w:val="617" w:hRule="auto"/>
         </w:trPr>
-        body6
-        <w:tc>
-          <w:tcPr>
-            <w:tcBorders>
-              <w:bottom w:val="none" w:sz="0" w:space="0" w:color="000000"/>
-              <w:top w:val="none" w:sz="0" w:space="0" w:color="000000"/>
-              <w:left w:val="none" w:sz="0" w:space="0" w:color="000000"/>
-              <w:right w:val="none" w:sz="0" w:space="0" w:color="000000"/>
-            </w:tcBorders>
-            <w:shd w:val="clear" w:color="auto" w:fill="FFFFFF"/>
-            <w:tcMar>
-              <w:top w:w="0" w:type="dxa"/>
-              <w:bottom w:w="0" w:type="dxa"/>
-              <w:left w:w="0" w:type="dxa"/>
-              <w:right w:w="0" w:type="dxa"/>
-            </w:tcMar>
-            <w:vAlign w:val="center"/>
-          </w:tcPr>
-          <w:p>
-            <w:pPr>
-              <w:pStyle w:val="Normal"/>
-              <w:jc w:val="left"/>
-              <w:pBdr>
-                <w:bottom w:val="none" w:sz="0" w:space="0" w:color="000000"/>
-                <w:top w:val="none" w:sz="0" w:space="0" w:color="000000"/>
-                <w:left w:val="none" w:sz="0" w:space="0" w:color="000000"/>
-                <w:right w:val="none" w:sz="0" w:space="0" w:color="000000"/>
-              </w:pBdr>
-              <w:spacing w:after="100" w:before="100" w:line="240"/>
-              <w:ind w:left="100" w:right="100" w:firstLine="0" w:firstLineChars="0"/>
-              <w:rPr>
-                <w:rFonts w:ascii="Arial" w:hAnsi="Arial" w:eastAsia="Arial" w:cs="Arial"/>
-                <w:i w:val="false"/>
-                <w:b w:val="false"/>
-                <w:u w:val="none"/>
-                <w:sz w:val="18"/>
-                <w:szCs w:val="18"/>
-                <w:color w:val="000000"/>
-              </w:rPr>
-            </w:pPr>
-            <w:r>
-              <w:rPr>
-                <w:rFonts w:ascii="Arial" w:hAnsi="Arial" w:eastAsia="Arial" w:cs="Arial"/>
-                <w:i w:val="false"/>
-                <w:b w:val="false"/>
-                <w:u w:val="none"/>
-                <w:sz w:val="18"/>
-                <w:szCs w:val="18"/>
-                <w:color w:val="000000"/>
-              </w:rPr>
-              <w:t xml:space="preserve">Diagnosed with endometriosis (w/o chronic pain) = Yes (%)</w:t>
-            </w:r>
-          </w:p>
-        </w:tc>
-        <w:tc>
-          <w:tcPr>
-            <w:tcBorders>
-              <w:bottom w:val="none" w:sz="0" w:space="0" w:color="000000"/>
-              <w:top w:val="none" w:sz="0" w:space="0" w:color="000000"/>
-              <w:left w:val="none" w:sz="0" w:space="0" w:color="000000"/>
-              <w:right w:val="none" w:sz="0" w:space="0" w:color="000000"/>
-            </w:tcBorders>
-            <w:shd w:val="clear" w:color="auto" w:fill="FFFFFF"/>
-            <w:tcMar>
-              <w:top w:w="0" w:type="dxa"/>
-              <w:bottom w:w="0" w:type="dxa"/>
-              <w:left w:w="0" w:type="dxa"/>
-              <w:right w:w="0" w:type="dxa"/>
-            </w:tcMar>
-            <w:vAlign w:val="center"/>
-          </w:tcPr>
-          <w:p>
-            <w:pPr>
-              <w:pStyle w:val="Normal"/>
-              <w:jc w:val="left"/>
-              <w:pBdr>
-                <w:bottom w:val="none" w:sz="0" w:space="0" w:color="000000"/>
-                <w:top w:val="none" w:sz="0" w:space="0" w:color="000000"/>
-                <w:left w:val="none" w:sz="0" w:space="0" w:color="000000"/>
-                <w:right w:val="none" w:sz="0" w:space="0" w:color="000000"/>
-              </w:pBdr>
-              <w:spacing w:after="100" w:before="100" w:line="240"/>
-              <w:ind w:left="100" w:right="100" w:firstLine="0" w:firstLineChars="0"/>
-              <w:rPr>
-                <w:rFonts w:ascii="Arial" w:hAnsi="Arial" w:eastAsia="Arial" w:cs="Arial"/>
-                <w:i w:val="false"/>
-                <w:b w:val="false"/>
-                <w:u w:val="none"/>
-                <w:sz w:val="18"/>
-                <w:szCs w:val="18"/>
-                <w:color w:val="000000"/>
-              </w:rPr>
-            </w:pPr>
-            <w:r>
-              <w:rPr>
-                <w:rFonts w:ascii="Arial" w:hAnsi="Arial" w:eastAsia="Arial" w:cs="Arial"/>
-                <w:i w:val="false"/>
-                <w:b w:val="false"/>
-                <w:u w:val="none"/>
-                <w:sz w:val="18"/>
-                <w:szCs w:val="18"/>
-                <w:color w:val="000000"/>
-              </w:rPr>
-              <w:t xml:space="preserve">2 (0.8)</w:t>
-            </w:r>
-          </w:p>
-        </w:tc>
-        <w:tc>
-          <w:tcPr>
-            <w:tcBorders>
-              <w:bottom w:val="none" w:sz="0" w:space="0" w:color="000000"/>
-              <w:top w:val="none" w:sz="0" w:space="0" w:color="000000"/>
-              <w:left w:val="none" w:sz="0" w:space="0" w:color="000000"/>
-              <w:right w:val="none" w:sz="0" w:space="0" w:color="000000"/>
-            </w:tcBorders>
-            <w:shd w:val="clear" w:color="auto" w:fill="FFFFFF"/>
-            <w:tcMar>
-              <w:top w:w="0" w:type="dxa"/>
-              <w:bottom w:w="0" w:type="dxa"/>
-              <w:left w:w="0" w:type="dxa"/>
-              <w:right w:w="0" w:type="dxa"/>
-            </w:tcMar>
-            <w:vAlign w:val="center"/>
-          </w:tcPr>
-          <w:p>
-            <w:pPr>
-              <w:pStyle w:val="Normal"/>
-              <w:jc w:val="left"/>
-              <w:pBdr>
-                <w:bottom w:val="none" w:sz="0" w:space="0" w:color="000000"/>
-                <w:top w:val="none" w:sz="0" w:space="0" w:color="000000"/>
-                <w:left w:val="none" w:sz="0" w:space="0" w:color="000000"/>
-                <w:right w:val="none" w:sz="0" w:space="0" w:color="000000"/>
-              </w:pBdr>
-              <w:spacing w:after="100" w:before="100" w:line="240"/>
-              <w:ind w:left="100" w:right="100" w:firstLine="0" w:firstLineChars="0"/>
-              <w:rPr>
-                <w:rFonts w:ascii="Arial" w:hAnsi="Arial" w:eastAsia="Arial" w:cs="Arial"/>
-                <w:i w:val="false"/>
-                <w:b w:val="false"/>
-                <w:u w:val="none"/>
-                <w:sz w:val="18"/>
-                <w:szCs w:val="18"/>
-                <w:color w:val="000000"/>
-              </w:rPr>
-            </w:pPr>
-            <w:r>
-              <w:rPr>
-                <w:rFonts w:ascii="Arial" w:hAnsi="Arial" w:eastAsia="Arial" w:cs="Arial"/>
-                <w:i w:val="false"/>
-                <w:b w:val="false"/>
-                <w:u w:val="none"/>
-                <w:sz w:val="18"/>
-                <w:szCs w:val="18"/>
-                <w:color w:val="000000"/>
-              </w:rPr>
-              <w:t xml:space="preserve">2 (1.6)</w:t>
-            </w:r>
-          </w:p>
-        </w:tc>
-        <w:tc>
-          <w:tcPr>
-            <w:tcBorders>
-              <w:bottom w:val="none" w:sz="0" w:space="0" w:color="000000"/>
-              <w:top w:val="none" w:sz="0" w:space="0" w:color="000000"/>
-              <w:left w:val="none" w:sz="0" w:space="0" w:color="000000"/>
-              <w:right w:val="none" w:sz="0" w:space="0" w:color="000000"/>
-            </w:tcBorders>
-            <w:shd w:val="clear" w:color="auto" w:fill="FFFFFF"/>
-            <w:tcMar>
-              <w:top w:w="0" w:type="dxa"/>
-              <w:bottom w:w="0" w:type="dxa"/>
-              <w:left w:w="0" w:type="dxa"/>
-              <w:right w:w="0" w:type="dxa"/>
-            </w:tcMar>
-            <w:vAlign w:val="center"/>
-          </w:tcPr>
-          <w:p>
-            <w:pPr>
-              <w:pStyle w:val="Normal"/>
-              <w:jc w:val="left"/>
-              <w:pBdr>
-                <w:bottom w:val="none" w:sz="0" w:space="0" w:color="000000"/>
-                <w:top w:val="none" w:sz="0" w:space="0" w:color="000000"/>
-                <w:left w:val="none" w:sz="0" w:space="0" w:color="000000"/>
-                <w:right w:val="none" w:sz="0" w:space="0" w:color="000000"/>
-              </w:pBdr>
-              <w:spacing w:after="100" w:before="100" w:line="240"/>
-              <w:ind w:left="100" w:right="100" w:firstLine="0" w:firstLineChars="0"/>
-              <w:rPr>
-                <w:rFonts w:ascii="Arial" w:hAnsi="Arial" w:eastAsia="Arial" w:cs="Arial"/>
-                <w:i w:val="false"/>
-                <w:b w:val="false"/>
-                <w:u w:val="none"/>
-                <w:sz w:val="18"/>
-                <w:szCs w:val="18"/>
-                <w:color w:val="000000"/>
-              </w:rPr>
-            </w:pPr>
-            <w:r>
-              <w:rPr>
-                <w:rFonts w:ascii="Arial" w:hAnsi="Arial" w:eastAsia="Arial" w:cs="Arial"/>
-                <w:i w:val="false"/>
-                <w:b w:val="false"/>
-                <w:u w:val="none"/>
-                <w:sz w:val="18"/>
-                <w:szCs w:val="18"/>
-                <w:color w:val="000000"/>
-              </w:rPr>
-              <w:t xml:space="preserve">0 (0.0)</w:t>
-            </w:r>
-          </w:p>
-        </w:tc>
-        <w:tc>
-          <w:tcPr>
-            <w:tcBorders>
-              <w:bottom w:val="none" w:sz="0" w:space="0" w:color="000000"/>
-              <w:top w:val="none" w:sz="0" w:space="0" w:color="000000"/>
-              <w:left w:val="none" w:sz="0" w:space="0" w:color="000000"/>
-              <w:right w:val="none" w:sz="0" w:space="0" w:color="000000"/>
-            </w:tcBorders>
-            <w:shd w:val="clear" w:color="auto" w:fill="FFFFFF"/>
-            <w:tcMar>
-              <w:top w:w="0" w:type="dxa"/>
-              <w:bottom w:w="0" w:type="dxa"/>
-              <w:left w:w="0" w:type="dxa"/>
-              <w:right w:w="0" w:type="dxa"/>
-            </w:tcMar>
-            <w:vAlign w:val="center"/>
-          </w:tcPr>
-          <w:p>
-            <w:pPr>
-              <w:pStyle w:val="Normal"/>
-              <w:jc w:val="left"/>
-              <w:pBdr>
-                <w:bottom w:val="none" w:sz="0" w:space="0" w:color="000000"/>
-                <w:top w:val="none" w:sz="0" w:space="0" w:color="000000"/>
-                <w:left w:val="none" w:sz="0" w:space="0" w:color="000000"/>
-                <w:right w:val="none" w:sz="0" w:space="0" w:color="000000"/>
-              </w:pBdr>
-              <w:spacing w:after="100" w:before="100" w:line="240"/>
-              <w:ind w:left="100" w:right="100" w:firstLine="0" w:firstLineChars="0"/>
-              <w:rPr>
-                <w:rFonts w:ascii="Arial" w:hAnsi="Arial" w:eastAsia="Arial" w:cs="Arial"/>
-                <w:i w:val="false"/>
-                <w:b w:val="false"/>
-                <w:u w:val="none"/>
-                <w:sz w:val="18"/>
-                <w:szCs w:val="18"/>
-                <w:color w:val="000000"/>
-              </w:rPr>
-            </w:pPr>
-            <w:r>
-              <w:rPr>
-                <w:rFonts w:ascii="Arial" w:hAnsi="Arial" w:eastAsia="Arial" w:cs="Arial"/>
-                <w:i w:val="false"/>
-                <w:b w:val="false"/>
-                <w:u w:val="none"/>
-                <w:sz w:val="18"/>
-                <w:szCs w:val="18"/>
-                <w:color w:val="000000"/>
-              </w:rPr>
-              <w:t xml:space="preserve">0.523</w:t>
-            </w:r>
-          </w:p>
-        </w:tc>
-        <w:tc>
-          <w:tcPr>
-            <w:tcBorders>
-              <w:bottom w:val="none" w:sz="0" w:space="0" w:color="000000"/>
-              <w:top w:val="none" w:sz="0" w:space="0" w:color="000000"/>
-              <w:left w:val="none" w:sz="0" w:space="0" w:color="000000"/>
-              <w:right w:val="none" w:sz="0" w:space="0" w:color="000000"/>
-            </w:tcBorders>
-            <w:shd w:val="clear" w:color="auto" w:fill="FFFFFF"/>
-            <w:tcMar>
-              <w:top w:w="0" w:type="dxa"/>
-              <w:bottom w:w="0" w:type="dxa"/>
-              <w:left w:w="0" w:type="dxa"/>
-              <w:right w:w="0" w:type="dxa"/>
-            </w:tcMar>
-            <w:vAlign w:val="center"/>
-          </w:tcPr>
-          <w:p>
-            <w:pPr>
-              <w:pStyle w:val="Normal"/>
-              <w:jc w:val="left"/>
-              <w:pBdr>
-                <w:bottom w:val="none" w:sz="0" w:space="0" w:color="000000"/>
-                <w:top w:val="none" w:sz="0" w:space="0" w:color="000000"/>
-                <w:left w:val="none" w:sz="0" w:space="0" w:color="000000"/>
-                <w:right w:val="none" w:sz="0" w:space="0" w:color="000000"/>
-              </w:pBdr>
-              <w:spacing w:after="100" w:before="100" w:line="240"/>
-              <w:ind w:left="100" w:right="100" w:firstLine="0" w:firstLineChars="0"/>
-              <w:rPr>
-                <w:rFonts w:ascii="Arial" w:hAnsi="Arial" w:eastAsia="Arial" w:cs="Arial"/>
-                <w:i w:val="false"/>
-                <w:b w:val="false"/>
-                <w:u w:val="none"/>
-                <w:sz w:val="18"/>
-                <w:szCs w:val="18"/>
-                <w:color w:val="000000"/>
-              </w:rPr>
-            </w:pPr>
-            <w:r>
-              <w:rPr>
-                <w:rFonts w:ascii="Arial" w:hAnsi="Arial" w:eastAsia="Arial" w:cs="Arial"/>
-                <w:i w:val="false"/>
-                <w:b w:val="false"/>
-                <w:u w:val="none"/>
-                <w:sz w:val="18"/>
-                <w:szCs w:val="18"/>
-                <w:color w:val="000000"/>
-              </w:rPr>
-              <w:t xml:space="preserve">0.833</w:t>
+        body 6
+        <w:tc>
+          <w:tcPr>
+            <w:tcBorders>
+              <w:bottom w:val="none" w:sz="0" w:space="0" w:color="000000"/>
+              <w:top w:val="none" w:sz="0" w:space="0" w:color="000000"/>
+              <w:left w:val="none" w:sz="0" w:space="0" w:color="000000"/>
+              <w:right w:val="none" w:sz="0" w:space="0" w:color="000000"/>
+            </w:tcBorders>
+            <w:shd w:val="clear" w:color="auto" w:fill="FFFFFF"/>
+            <w:tcMar>
+              <w:top w:w="0" w:type="dxa"/>
+              <w:bottom w:w="0" w:type="dxa"/>
+              <w:left w:w="0" w:type="dxa"/>
+              <w:right w:w="0" w:type="dxa"/>
+            </w:tcMar>
+            <w:vAlign w:val="center"/>
+          </w:tcPr>
+          <w:p>
+            <w:pPr>
+              <w:pStyle w:val="Normal"/>
+              <w:jc w:val="left"/>
+              <w:pBdr>
+                <w:bottom w:val="none" w:sz="0" w:space="0" w:color="000000"/>
+                <w:top w:val="none" w:sz="0" w:space="0" w:color="000000"/>
+                <w:left w:val="none" w:sz="0" w:space="0" w:color="000000"/>
+                <w:right w:val="none" w:sz="0" w:space="0" w:color="000000"/>
+              </w:pBdr>
+              <w:spacing w:after="100" w:before="100" w:line="240"/>
+              <w:ind w:left="100" w:right="100" w:firstLine="0" w:firstLineChars="0"/>
+              <w:rPr>
+                <w:rFonts w:ascii="Arial" w:hAnsi="Arial" w:eastAsia="Arial" w:cs="Arial"/>
+                <w:i w:val="false"/>
+                <w:b w:val="false"/>
+                <w:u w:val="none"/>
+                <w:sz w:val="18"/>
+                <w:szCs w:val="18"/>
+                <w:color w:val="000000"/>
+              </w:rPr>
+            </w:pPr>
+            <w:r>
+              <w:rPr>
+                <w:rFonts w:ascii="Arial" w:hAnsi="Arial" w:eastAsia="Arial" w:cs="Arial"/>
+                <w:i w:val="false"/>
+                <w:b w:val="false"/>
+                <w:u w:val="none"/>
+                <w:sz w:val="18"/>
+                <w:szCs w:val="18"/>
+                <w:color w:val="000000"/>
+              </w:rPr>
+              <w:t xml:space="preserve">Diagnosed with fibroids = Yes (%)</w:t>
+            </w:r>
+          </w:p>
+        </w:tc>
+        <w:tc>
+          <w:tcPr>
+            <w:tcBorders>
+              <w:bottom w:val="none" w:sz="0" w:space="0" w:color="000000"/>
+              <w:top w:val="none" w:sz="0" w:space="0" w:color="000000"/>
+              <w:left w:val="none" w:sz="0" w:space="0" w:color="000000"/>
+              <w:right w:val="none" w:sz="0" w:space="0" w:color="000000"/>
+            </w:tcBorders>
+            <w:shd w:val="clear" w:color="auto" w:fill="FFFFFF"/>
+            <w:tcMar>
+              <w:top w:w="0" w:type="dxa"/>
+              <w:bottom w:w="0" w:type="dxa"/>
+              <w:left w:w="0" w:type="dxa"/>
+              <w:right w:w="0" w:type="dxa"/>
+            </w:tcMar>
+            <w:vAlign w:val="center"/>
+          </w:tcPr>
+          <w:p>
+            <w:pPr>
+              <w:pStyle w:val="Normal"/>
+              <w:jc w:val="left"/>
+              <w:pBdr>
+                <w:bottom w:val="none" w:sz="0" w:space="0" w:color="000000"/>
+                <w:top w:val="none" w:sz="0" w:space="0" w:color="000000"/>
+                <w:left w:val="none" w:sz="0" w:space="0" w:color="000000"/>
+                <w:right w:val="none" w:sz="0" w:space="0" w:color="000000"/>
+              </w:pBdr>
+              <w:spacing w:after="100" w:before="100" w:line="240"/>
+              <w:ind w:left="100" w:right="100" w:firstLine="0" w:firstLineChars="0"/>
+              <w:rPr>
+                <w:rFonts w:ascii="Arial" w:hAnsi="Arial" w:eastAsia="Arial" w:cs="Arial"/>
+                <w:i w:val="false"/>
+                <w:b w:val="false"/>
+                <w:u w:val="none"/>
+                <w:sz w:val="18"/>
+                <w:szCs w:val="18"/>
+                <w:color w:val="000000"/>
+              </w:rPr>
+            </w:pPr>
+            <w:r>
+              <w:rPr>
+                <w:rFonts w:ascii="Arial" w:hAnsi="Arial" w:eastAsia="Arial" w:cs="Arial"/>
+                <w:i w:val="false"/>
+                <w:b w:val="false"/>
+                <w:u w:val="none"/>
+                <w:sz w:val="18"/>
+                <w:szCs w:val="18"/>
+                <w:color w:val="000000"/>
+              </w:rPr>
+              <w:t xml:space="preserve">0 (0.0%)</w:t>
+            </w:r>
+          </w:p>
+        </w:tc>
+        <w:tc>
+          <w:tcPr>
+            <w:tcBorders>
+              <w:bottom w:val="none" w:sz="0" w:space="0" w:color="000000"/>
+              <w:top w:val="none" w:sz="0" w:space="0" w:color="000000"/>
+              <w:left w:val="none" w:sz="0" w:space="0" w:color="000000"/>
+              <w:right w:val="none" w:sz="0" w:space="0" w:color="000000"/>
+            </w:tcBorders>
+            <w:shd w:val="clear" w:color="auto" w:fill="FFFFFF"/>
+            <w:tcMar>
+              <w:top w:w="0" w:type="dxa"/>
+              <w:bottom w:w="0" w:type="dxa"/>
+              <w:left w:w="0" w:type="dxa"/>
+              <w:right w:w="0" w:type="dxa"/>
+            </w:tcMar>
+            <w:vAlign w:val="center"/>
+          </w:tcPr>
+          <w:p>
+            <w:pPr>
+              <w:pStyle w:val="Normal"/>
+              <w:jc w:val="left"/>
+              <w:pBdr>
+                <w:bottom w:val="none" w:sz="0" w:space="0" w:color="000000"/>
+                <w:top w:val="none" w:sz="0" w:space="0" w:color="000000"/>
+                <w:left w:val="none" w:sz="0" w:space="0" w:color="000000"/>
+                <w:right w:val="none" w:sz="0" w:space="0" w:color="000000"/>
+              </w:pBdr>
+              <w:spacing w:after="100" w:before="100" w:line="240"/>
+              <w:ind w:left="100" w:right="100" w:firstLine="0" w:firstLineChars="0"/>
+              <w:rPr>
+                <w:rFonts w:ascii="Arial" w:hAnsi="Arial" w:eastAsia="Arial" w:cs="Arial"/>
+                <w:i w:val="false"/>
+                <w:b w:val="false"/>
+                <w:u w:val="none"/>
+                <w:sz w:val="18"/>
+                <w:szCs w:val="18"/>
+                <w:color w:val="000000"/>
+              </w:rPr>
+            </w:pPr>
+            <w:r>
+              <w:rPr>
+                <w:rFonts w:ascii="Arial" w:hAnsi="Arial" w:eastAsia="Arial" w:cs="Arial"/>
+                <w:i w:val="false"/>
+                <w:b w:val="false"/>
+                <w:u w:val="none"/>
+                <w:sz w:val="18"/>
+                <w:szCs w:val="18"/>
+                <w:color w:val="000000"/>
+              </w:rPr>
+              <w:t xml:space="preserve">7 (2.6%)</w:t>
+            </w:r>
+          </w:p>
+        </w:tc>
+        <w:tc>
+          <w:tcPr>
+            <w:tcBorders>
+              <w:bottom w:val="none" w:sz="0" w:space="0" w:color="000000"/>
+              <w:top w:val="none" w:sz="0" w:space="0" w:color="000000"/>
+              <w:left w:val="none" w:sz="0" w:space="0" w:color="000000"/>
+              <w:right w:val="none" w:sz="0" w:space="0" w:color="000000"/>
+            </w:tcBorders>
+            <w:shd w:val="clear" w:color="auto" w:fill="FFFFFF"/>
+            <w:tcMar>
+              <w:top w:w="0" w:type="dxa"/>
+              <w:bottom w:w="0" w:type="dxa"/>
+              <w:left w:w="0" w:type="dxa"/>
+              <w:right w:w="0" w:type="dxa"/>
+            </w:tcMar>
+            <w:vAlign w:val="center"/>
+          </w:tcPr>
+          <w:p>
+            <w:pPr>
+              <w:pStyle w:val="Normal"/>
+              <w:jc w:val="left"/>
+              <w:pBdr>
+                <w:bottom w:val="none" w:sz="0" w:space="0" w:color="000000"/>
+                <w:top w:val="none" w:sz="0" w:space="0" w:color="000000"/>
+                <w:left w:val="none" w:sz="0" w:space="0" w:color="000000"/>
+                <w:right w:val="none" w:sz="0" w:space="0" w:color="000000"/>
+              </w:pBdr>
+              <w:spacing w:after="100" w:before="100" w:line="240"/>
+              <w:ind w:left="100" w:right="100" w:firstLine="0" w:firstLineChars="0"/>
+              <w:rPr>
+                <w:rFonts w:ascii="Arial" w:hAnsi="Arial" w:eastAsia="Arial" w:cs="Arial"/>
+                <w:i w:val="false"/>
+                <w:b w:val="false"/>
+                <w:u w:val="none"/>
+                <w:sz w:val="18"/>
+                <w:szCs w:val="18"/>
+                <w:color w:val="000000"/>
+              </w:rPr>
+            </w:pPr>
+            <w:r>
+              <w:rPr>
+                <w:rFonts w:ascii="Arial" w:hAnsi="Arial" w:eastAsia="Arial" w:cs="Arial"/>
+                <w:i w:val="false"/>
+                <w:b w:val="false"/>
+                <w:u w:val="none"/>
+                <w:sz w:val="18"/>
+                <w:szCs w:val="18"/>
+                <w:color w:val="000000"/>
+              </w:rPr>
+              <w:t xml:space="preserve">3 (2.3%)</w:t>
+            </w:r>
+          </w:p>
+        </w:tc>
+        <w:tc>
+          <w:tcPr>
+            <w:tcBorders>
+              <w:bottom w:val="none" w:sz="0" w:space="0" w:color="000000"/>
+              <w:top w:val="none" w:sz="0" w:space="0" w:color="000000"/>
+              <w:left w:val="none" w:sz="0" w:space="0" w:color="000000"/>
+              <w:right w:val="none" w:sz="0" w:space="0" w:color="000000"/>
+            </w:tcBorders>
+            <w:shd w:val="clear" w:color="auto" w:fill="FFFFFF"/>
+            <w:tcMar>
+              <w:top w:w="0" w:type="dxa"/>
+              <w:bottom w:w="0" w:type="dxa"/>
+              <w:left w:w="0" w:type="dxa"/>
+              <w:right w:w="0" w:type="dxa"/>
+            </w:tcMar>
+            <w:vAlign w:val="center"/>
+          </w:tcPr>
+          <w:p>
+            <w:pPr>
+              <w:pStyle w:val="Normal"/>
+              <w:jc w:val="left"/>
+              <w:pBdr>
+                <w:bottom w:val="none" w:sz="0" w:space="0" w:color="000000"/>
+                <w:top w:val="none" w:sz="0" w:space="0" w:color="000000"/>
+                <w:left w:val="none" w:sz="0" w:space="0" w:color="000000"/>
+                <w:right w:val="none" w:sz="0" w:space="0" w:color="000000"/>
+              </w:pBdr>
+              <w:spacing w:after="100" w:before="100" w:line="240"/>
+              <w:ind w:left="100" w:right="100" w:firstLine="0" w:firstLineChars="0"/>
+              <w:rPr>
+                <w:rFonts w:ascii="Arial" w:hAnsi="Arial" w:eastAsia="Arial" w:cs="Arial"/>
+                <w:i w:val="false"/>
+                <w:b w:val="false"/>
+                <w:u w:val="none"/>
+                <w:sz w:val="18"/>
+                <w:szCs w:val="18"/>
+                <w:color w:val="000000"/>
+              </w:rPr>
+            </w:pPr>
+            <w:r>
+              <w:rPr>
+                <w:rFonts w:ascii="Arial" w:hAnsi="Arial" w:eastAsia="Arial" w:cs="Arial"/>
+                <w:i w:val="false"/>
+                <w:b w:val="false"/>
+                <w:u w:val="none"/>
+                <w:sz w:val="18"/>
+                <w:szCs w:val="18"/>
+                <w:color w:val="000000"/>
+              </w:rPr>
+              <w:t xml:space="preserve">0.434</w:t>
+            </w:r>
+          </w:p>
+        </w:tc>
+        <w:tc>
+          <w:tcPr>
+            <w:tcBorders>
+              <w:bottom w:val="none" w:sz="0" w:space="0" w:color="000000"/>
+              <w:top w:val="none" w:sz="0" w:space="0" w:color="000000"/>
+              <w:left w:val="none" w:sz="0" w:space="0" w:color="000000"/>
+              <w:right w:val="none" w:sz="0" w:space="0" w:color="000000"/>
+            </w:tcBorders>
+            <w:shd w:val="clear" w:color="auto" w:fill="FFFFFF"/>
+            <w:tcMar>
+              <w:top w:w="0" w:type="dxa"/>
+              <w:bottom w:w="0" w:type="dxa"/>
+              <w:left w:w="0" w:type="dxa"/>
+              <w:right w:w="0" w:type="dxa"/>
+            </w:tcMar>
+            <w:vAlign w:val="center"/>
+          </w:tcPr>
+          <w:p>
+            <w:pPr>
+              <w:pStyle w:val="Normal"/>
+              <w:jc w:val="left"/>
+              <w:pBdr>
+                <w:bottom w:val="none" w:sz="0" w:space="0" w:color="000000"/>
+                <w:top w:val="none" w:sz="0" w:space="0" w:color="000000"/>
+                <w:left w:val="none" w:sz="0" w:space="0" w:color="000000"/>
+                <w:right w:val="none" w:sz="0" w:space="0" w:color="000000"/>
+              </w:pBdr>
+              <w:spacing w:after="100" w:before="100" w:line="240"/>
+              <w:ind w:left="100" w:right="100" w:firstLine="0" w:firstLineChars="0"/>
+              <w:rPr>
+                <w:rFonts w:ascii="Arial" w:hAnsi="Arial" w:eastAsia="Arial" w:cs="Arial"/>
+                <w:i w:val="false"/>
+                <w:b w:val="false"/>
+                <w:u w:val="none"/>
+                <w:sz w:val="18"/>
+                <w:szCs w:val="18"/>
+                <w:color w:val="000000"/>
+              </w:rPr>
+            </w:pPr>
+            <w:r>
+              <w:rPr>
+                <w:rFonts w:ascii="Arial" w:hAnsi="Arial" w:eastAsia="Arial" w:cs="Arial"/>
+                <w:i w:val="false"/>
+                <w:b w:val="false"/>
+                <w:u w:val="none"/>
+                <w:sz w:val="18"/>
+                <w:szCs w:val="18"/>
+                <w:color w:val="000000"/>
+              </w:rPr>
+              <w:t xml:space="preserve">1.000</w:t>
             </w:r>
           </w:p>
         </w:tc>
@@ -2297,322 +2297,322 @@
         <w:trPr>
           <w:trHeight w:val="617" w:hRule="auto"/>
         </w:trPr>
-        body7
-        <w:tc>
-          <w:tcPr>
-            <w:tcBorders>
-              <w:bottom w:val="none" w:sz="0" w:space="0" w:color="000000"/>
-              <w:top w:val="none" w:sz="0" w:space="0" w:color="000000"/>
-              <w:left w:val="none" w:sz="0" w:space="0" w:color="000000"/>
-              <w:right w:val="none" w:sz="0" w:space="0" w:color="000000"/>
-            </w:tcBorders>
-            <w:shd w:val="clear" w:color="auto" w:fill="FFFFFF"/>
-            <w:tcMar>
-              <w:top w:w="0" w:type="dxa"/>
-              <w:bottom w:w="0" w:type="dxa"/>
-              <w:left w:w="0" w:type="dxa"/>
-              <w:right w:w="0" w:type="dxa"/>
-            </w:tcMar>
-            <w:vAlign w:val="center"/>
-          </w:tcPr>
-          <w:p>
-            <w:pPr>
-              <w:pStyle w:val="Normal"/>
-              <w:jc w:val="left"/>
-              <w:pBdr>
-                <w:bottom w:val="none" w:sz="0" w:space="0" w:color="000000"/>
-                <w:top w:val="none" w:sz="0" w:space="0" w:color="000000"/>
-                <w:left w:val="none" w:sz="0" w:space="0" w:color="000000"/>
-                <w:right w:val="none" w:sz="0" w:space="0" w:color="000000"/>
-              </w:pBdr>
-              <w:spacing w:after="100" w:before="100" w:line="240"/>
-              <w:ind w:left="100" w:right="100" w:firstLine="0" w:firstLineChars="0"/>
-              <w:rPr>
-                <w:rFonts w:ascii="Arial" w:hAnsi="Arial" w:eastAsia="Arial" w:cs="Arial"/>
-                <w:i w:val="false"/>
-                <w:b w:val="false"/>
-                <w:u w:val="none"/>
-                <w:sz w:val="18"/>
-                <w:szCs w:val="18"/>
-                <w:color w:val="000000"/>
-              </w:rPr>
-            </w:pPr>
-            <w:r>
-              <w:rPr>
-                <w:rFonts w:ascii="Arial" w:hAnsi="Arial" w:eastAsia="Arial" w:cs="Arial"/>
-                <w:i w:val="false"/>
-                <w:b w:val="false"/>
-                <w:u w:val="none"/>
-                <w:sz w:val="18"/>
-                <w:szCs w:val="18"/>
-                <w:color w:val="000000"/>
-              </w:rPr>
-              <w:t xml:space="preserve">Diagnosed with fibroids = Yes (%)</w:t>
-            </w:r>
-          </w:p>
-        </w:tc>
-        <w:tc>
-          <w:tcPr>
-            <w:tcBorders>
-              <w:bottom w:val="none" w:sz="0" w:space="0" w:color="000000"/>
-              <w:top w:val="none" w:sz="0" w:space="0" w:color="000000"/>
-              <w:left w:val="none" w:sz="0" w:space="0" w:color="000000"/>
-              <w:right w:val="none" w:sz="0" w:space="0" w:color="000000"/>
-            </w:tcBorders>
-            <w:shd w:val="clear" w:color="auto" w:fill="FFFFFF"/>
-            <w:tcMar>
-              <w:top w:w="0" w:type="dxa"/>
-              <w:bottom w:w="0" w:type="dxa"/>
-              <w:left w:w="0" w:type="dxa"/>
-              <w:right w:w="0" w:type="dxa"/>
-            </w:tcMar>
-            <w:vAlign w:val="center"/>
-          </w:tcPr>
-          <w:p>
-            <w:pPr>
-              <w:pStyle w:val="Normal"/>
-              <w:jc w:val="left"/>
-              <w:pBdr>
-                <w:bottom w:val="none" w:sz="0" w:space="0" w:color="000000"/>
-                <w:top w:val="none" w:sz="0" w:space="0" w:color="000000"/>
-                <w:left w:val="none" w:sz="0" w:space="0" w:color="000000"/>
-                <w:right w:val="none" w:sz="0" w:space="0" w:color="000000"/>
-              </w:pBdr>
-              <w:spacing w:after="100" w:before="100" w:line="240"/>
-              <w:ind w:left="100" w:right="100" w:firstLine="0" w:firstLineChars="0"/>
-              <w:rPr>
-                <w:rFonts w:ascii="Arial" w:hAnsi="Arial" w:eastAsia="Arial" w:cs="Arial"/>
-                <w:i w:val="false"/>
-                <w:b w:val="false"/>
-                <w:u w:val="none"/>
-                <w:sz w:val="18"/>
-                <w:szCs w:val="18"/>
-                <w:color w:val="000000"/>
-              </w:rPr>
-            </w:pPr>
-            <w:r>
-              <w:rPr>
-                <w:rFonts w:ascii="Arial" w:hAnsi="Arial" w:eastAsia="Arial" w:cs="Arial"/>
-                <w:i w:val="false"/>
-                <w:b w:val="false"/>
-                <w:u w:val="none"/>
-                <w:sz w:val="18"/>
-                <w:szCs w:val="18"/>
-                <w:color w:val="000000"/>
-              </w:rPr>
-              <w:t xml:space="preserve">7 (2.6)</w:t>
-            </w:r>
-          </w:p>
-        </w:tc>
-        <w:tc>
-          <w:tcPr>
-            <w:tcBorders>
-              <w:bottom w:val="none" w:sz="0" w:space="0" w:color="000000"/>
-              <w:top w:val="none" w:sz="0" w:space="0" w:color="000000"/>
-              <w:left w:val="none" w:sz="0" w:space="0" w:color="000000"/>
-              <w:right w:val="none" w:sz="0" w:space="0" w:color="000000"/>
-            </w:tcBorders>
-            <w:shd w:val="clear" w:color="auto" w:fill="FFFFFF"/>
-            <w:tcMar>
-              <w:top w:w="0" w:type="dxa"/>
-              <w:bottom w:w="0" w:type="dxa"/>
-              <w:left w:w="0" w:type="dxa"/>
-              <w:right w:w="0" w:type="dxa"/>
-            </w:tcMar>
-            <w:vAlign w:val="center"/>
-          </w:tcPr>
-          <w:p>
-            <w:pPr>
-              <w:pStyle w:val="Normal"/>
-              <w:jc w:val="left"/>
-              <w:pBdr>
-                <w:bottom w:val="none" w:sz="0" w:space="0" w:color="000000"/>
-                <w:top w:val="none" w:sz="0" w:space="0" w:color="000000"/>
-                <w:left w:val="none" w:sz="0" w:space="0" w:color="000000"/>
-                <w:right w:val="none" w:sz="0" w:space="0" w:color="000000"/>
-              </w:pBdr>
-              <w:spacing w:after="100" w:before="100" w:line="240"/>
-              <w:ind w:left="100" w:right="100" w:firstLine="0" w:firstLineChars="0"/>
-              <w:rPr>
-                <w:rFonts w:ascii="Arial" w:hAnsi="Arial" w:eastAsia="Arial" w:cs="Arial"/>
-                <w:i w:val="false"/>
-                <w:b w:val="false"/>
-                <w:u w:val="none"/>
-                <w:sz w:val="18"/>
-                <w:szCs w:val="18"/>
-                <w:color w:val="000000"/>
-              </w:rPr>
-            </w:pPr>
-            <w:r>
-              <w:rPr>
-                <w:rFonts w:ascii="Arial" w:hAnsi="Arial" w:eastAsia="Arial" w:cs="Arial"/>
-                <w:i w:val="false"/>
-                <w:b w:val="false"/>
-                <w:u w:val="none"/>
-                <w:sz w:val="18"/>
-                <w:szCs w:val="18"/>
-                <w:color w:val="000000"/>
-              </w:rPr>
-              <w:t xml:space="preserve">3 (2.3)</w:t>
-            </w:r>
-          </w:p>
-        </w:tc>
-        <w:tc>
-          <w:tcPr>
-            <w:tcBorders>
-              <w:bottom w:val="none" w:sz="0" w:space="0" w:color="000000"/>
-              <w:top w:val="none" w:sz="0" w:space="0" w:color="000000"/>
-              <w:left w:val="none" w:sz="0" w:space="0" w:color="000000"/>
-              <w:right w:val="none" w:sz="0" w:space="0" w:color="000000"/>
-            </w:tcBorders>
-            <w:shd w:val="clear" w:color="auto" w:fill="FFFFFF"/>
-            <w:tcMar>
-              <w:top w:w="0" w:type="dxa"/>
-              <w:bottom w:w="0" w:type="dxa"/>
-              <w:left w:w="0" w:type="dxa"/>
-              <w:right w:w="0" w:type="dxa"/>
-            </w:tcMar>
-            <w:vAlign w:val="center"/>
-          </w:tcPr>
-          <w:p>
-            <w:pPr>
-              <w:pStyle w:val="Normal"/>
-              <w:jc w:val="left"/>
-              <w:pBdr>
-                <w:bottom w:val="none" w:sz="0" w:space="0" w:color="000000"/>
-                <w:top w:val="none" w:sz="0" w:space="0" w:color="000000"/>
-                <w:left w:val="none" w:sz="0" w:space="0" w:color="000000"/>
-                <w:right w:val="none" w:sz="0" w:space="0" w:color="000000"/>
-              </w:pBdr>
-              <w:spacing w:after="100" w:before="100" w:line="240"/>
-              <w:ind w:left="100" w:right="100" w:firstLine="0" w:firstLineChars="0"/>
-              <w:rPr>
-                <w:rFonts w:ascii="Arial" w:hAnsi="Arial" w:eastAsia="Arial" w:cs="Arial"/>
-                <w:i w:val="false"/>
-                <w:b w:val="false"/>
-                <w:u w:val="none"/>
-                <w:sz w:val="18"/>
-                <w:szCs w:val="18"/>
-                <w:color w:val="000000"/>
-              </w:rPr>
-            </w:pPr>
-            <w:r>
-              <w:rPr>
-                <w:rFonts w:ascii="Arial" w:hAnsi="Arial" w:eastAsia="Arial" w:cs="Arial"/>
-                <w:i w:val="false"/>
-                <w:b w:val="false"/>
-                <w:u w:val="none"/>
-                <w:sz w:val="18"/>
-                <w:szCs w:val="18"/>
-                <w:color w:val="000000"/>
-              </w:rPr>
-              <w:t xml:space="preserve">0 (0.0)</w:t>
-            </w:r>
-          </w:p>
-        </w:tc>
-        <w:tc>
-          <w:tcPr>
-            <w:tcBorders>
-              <w:bottom w:val="none" w:sz="0" w:space="0" w:color="000000"/>
-              <w:top w:val="none" w:sz="0" w:space="0" w:color="000000"/>
-              <w:left w:val="none" w:sz="0" w:space="0" w:color="000000"/>
-              <w:right w:val="none" w:sz="0" w:space="0" w:color="000000"/>
-            </w:tcBorders>
-            <w:shd w:val="clear" w:color="auto" w:fill="FFFFFF"/>
-            <w:tcMar>
-              <w:top w:w="0" w:type="dxa"/>
-              <w:bottom w:w="0" w:type="dxa"/>
-              <w:left w:w="0" w:type="dxa"/>
-              <w:right w:w="0" w:type="dxa"/>
-            </w:tcMar>
-            <w:vAlign w:val="center"/>
-          </w:tcPr>
-          <w:p>
-            <w:pPr>
-              <w:pStyle w:val="Normal"/>
-              <w:jc w:val="left"/>
-              <w:pBdr>
-                <w:bottom w:val="none" w:sz="0" w:space="0" w:color="000000"/>
-                <w:top w:val="none" w:sz="0" w:space="0" w:color="000000"/>
-                <w:left w:val="none" w:sz="0" w:space="0" w:color="000000"/>
-                <w:right w:val="none" w:sz="0" w:space="0" w:color="000000"/>
-              </w:pBdr>
-              <w:spacing w:after="100" w:before="100" w:line="240"/>
-              <w:ind w:left="100" w:right="100" w:firstLine="0" w:firstLineChars="0"/>
-              <w:rPr>
-                <w:rFonts w:ascii="Arial" w:hAnsi="Arial" w:eastAsia="Arial" w:cs="Arial"/>
-                <w:i w:val="false"/>
-                <w:b w:val="false"/>
-                <w:u w:val="none"/>
-                <w:sz w:val="18"/>
-                <w:szCs w:val="18"/>
-                <w:color w:val="000000"/>
-              </w:rPr>
-            </w:pPr>
-            <w:r>
-              <w:rPr>
-                <w:rFonts w:ascii="Arial" w:hAnsi="Arial" w:eastAsia="Arial" w:cs="Arial"/>
-                <w:i w:val="false"/>
-                <w:b w:val="false"/>
-                <w:u w:val="none"/>
-                <w:sz w:val="18"/>
-                <w:szCs w:val="18"/>
-                <w:color w:val="000000"/>
-              </w:rPr>
-              <w:t xml:space="preserve">0.433</w:t>
-            </w:r>
-          </w:p>
-        </w:tc>
-        <w:tc>
-          <w:tcPr>
-            <w:tcBorders>
-              <w:bottom w:val="none" w:sz="0" w:space="0" w:color="000000"/>
-              <w:top w:val="none" w:sz="0" w:space="0" w:color="000000"/>
-              <w:left w:val="none" w:sz="0" w:space="0" w:color="000000"/>
-              <w:right w:val="none" w:sz="0" w:space="0" w:color="000000"/>
-            </w:tcBorders>
-            <w:shd w:val="clear" w:color="auto" w:fill="FFFFFF"/>
-            <w:tcMar>
-              <w:top w:w="0" w:type="dxa"/>
-              <w:bottom w:w="0" w:type="dxa"/>
-              <w:left w:w="0" w:type="dxa"/>
-              <w:right w:w="0" w:type="dxa"/>
-            </w:tcMar>
-            <w:vAlign w:val="center"/>
-          </w:tcPr>
-          <w:p>
-            <w:pPr>
-              <w:pStyle w:val="Normal"/>
-              <w:jc w:val="left"/>
-              <w:pBdr>
-                <w:bottom w:val="none" w:sz="0" w:space="0" w:color="000000"/>
-                <w:top w:val="none" w:sz="0" w:space="0" w:color="000000"/>
-                <w:left w:val="none" w:sz="0" w:space="0" w:color="000000"/>
-                <w:right w:val="none" w:sz="0" w:space="0" w:color="000000"/>
-              </w:pBdr>
-              <w:spacing w:after="100" w:before="100" w:line="240"/>
-              <w:ind w:left="100" w:right="100" w:firstLine="0" w:firstLineChars="0"/>
-              <w:rPr>
-                <w:rFonts w:ascii="Arial" w:hAnsi="Arial" w:eastAsia="Arial" w:cs="Arial"/>
-                <w:i w:val="false"/>
-                <w:b w:val="false"/>
-                <w:u w:val="none"/>
-                <w:sz w:val="18"/>
-                <w:szCs w:val="18"/>
-                <w:color w:val="000000"/>
-              </w:rPr>
-            </w:pPr>
-            <w:r>
-              <w:rPr>
-                <w:rFonts w:ascii="Arial" w:hAnsi="Arial" w:eastAsia="Arial" w:cs="Arial"/>
-                <w:i w:val="false"/>
-                <w:b w:val="false"/>
-                <w:u w:val="none"/>
-                <w:sz w:val="18"/>
-                <w:szCs w:val="18"/>
-                <w:color w:val="000000"/>
-              </w:rPr>
-              <w:t xml:space="preserve">1.000</w:t>
+        body 7
+        <w:tc>
+          <w:tcPr>
+            <w:tcBorders>
+              <w:bottom w:val="none" w:sz="0" w:space="0" w:color="000000"/>
+              <w:top w:val="none" w:sz="0" w:space="0" w:color="000000"/>
+              <w:left w:val="none" w:sz="0" w:space="0" w:color="000000"/>
+              <w:right w:val="none" w:sz="0" w:space="0" w:color="000000"/>
+            </w:tcBorders>
+            <w:shd w:val="clear" w:color="auto" w:fill="FFFFFF"/>
+            <w:tcMar>
+              <w:top w:w="0" w:type="dxa"/>
+              <w:bottom w:w="0" w:type="dxa"/>
+              <w:left w:w="0" w:type="dxa"/>
+              <w:right w:w="0" w:type="dxa"/>
+            </w:tcMar>
+            <w:vAlign w:val="center"/>
+          </w:tcPr>
+          <w:p>
+            <w:pPr>
+              <w:pStyle w:val="Normal"/>
+              <w:jc w:val="left"/>
+              <w:pBdr>
+                <w:bottom w:val="none" w:sz="0" w:space="0" w:color="000000"/>
+                <w:top w:val="none" w:sz="0" w:space="0" w:color="000000"/>
+                <w:left w:val="none" w:sz="0" w:space="0" w:color="000000"/>
+                <w:right w:val="none" w:sz="0" w:space="0" w:color="000000"/>
+              </w:pBdr>
+              <w:spacing w:after="100" w:before="100" w:line="240"/>
+              <w:ind w:left="100" w:right="100" w:firstLine="0" w:firstLineChars="0"/>
+              <w:rPr>
+                <w:rFonts w:ascii="Arial" w:hAnsi="Arial" w:eastAsia="Arial" w:cs="Arial"/>
+                <w:i w:val="false"/>
+                <w:b w:val="false"/>
+                <w:u w:val="none"/>
+                <w:sz w:val="18"/>
+                <w:szCs w:val="18"/>
+                <w:color w:val="000000"/>
+              </w:rPr>
+            </w:pPr>
+            <w:r>
+              <w:rPr>
+                <w:rFonts w:ascii="Arial" w:hAnsi="Arial" w:eastAsia="Arial" w:cs="Arial"/>
+                <w:i w:val="false"/>
+                <w:b w:val="false"/>
+                <w:u w:val="none"/>
+                <w:sz w:val="18"/>
+                <w:szCs w:val="18"/>
+                <w:color w:val="000000"/>
+              </w:rPr>
+              <w:t xml:space="preserve">Used acetaminophen regularly in past year to treat menstrual pain = Yes (%)</w:t>
+            </w:r>
+          </w:p>
+        </w:tc>
+        <w:tc>
+          <w:tcPr>
+            <w:tcBorders>
+              <w:bottom w:val="none" w:sz="0" w:space="0" w:color="000000"/>
+              <w:top w:val="none" w:sz="0" w:space="0" w:color="000000"/>
+              <w:left w:val="none" w:sz="0" w:space="0" w:color="000000"/>
+              <w:right w:val="none" w:sz="0" w:space="0" w:color="000000"/>
+            </w:tcBorders>
+            <w:shd w:val="clear" w:color="auto" w:fill="FFFFFF"/>
+            <w:tcMar>
+              <w:top w:w="0" w:type="dxa"/>
+              <w:bottom w:w="0" w:type="dxa"/>
+              <w:left w:w="0" w:type="dxa"/>
+              <w:right w:w="0" w:type="dxa"/>
+            </w:tcMar>
+            <w:vAlign w:val="center"/>
+          </w:tcPr>
+          <w:p>
+            <w:pPr>
+              <w:pStyle w:val="Normal"/>
+              <w:jc w:val="left"/>
+              <w:pBdr>
+                <w:bottom w:val="none" w:sz="0" w:space="0" w:color="000000"/>
+                <w:top w:val="none" w:sz="0" w:space="0" w:color="000000"/>
+                <w:left w:val="none" w:sz="0" w:space="0" w:color="000000"/>
+                <w:right w:val="none" w:sz="0" w:space="0" w:color="000000"/>
+              </w:pBdr>
+              <w:spacing w:after="100" w:before="100" w:line="240"/>
+              <w:ind w:left="100" w:right="100" w:firstLine="0" w:firstLineChars="0"/>
+              <w:rPr>
+                <w:rFonts w:ascii="Arial" w:hAnsi="Arial" w:eastAsia="Arial" w:cs="Arial"/>
+                <w:i w:val="false"/>
+                <w:b w:val="false"/>
+                <w:u w:val="none"/>
+                <w:sz w:val="18"/>
+                <w:szCs w:val="18"/>
+                <w:color w:val="000000"/>
+              </w:rPr>
+            </w:pPr>
+            <w:r>
+              <w:rPr>
+                <w:rFonts w:ascii="Arial" w:hAnsi="Arial" w:eastAsia="Arial" w:cs="Arial"/>
+                <w:i w:val="false"/>
+                <w:b w:val="false"/>
+                <w:u w:val="none"/>
+                <w:sz w:val="18"/>
+                <w:szCs w:val="18"/>
+                <w:color w:val="000000"/>
+              </w:rPr>
+              <w:t xml:space="preserve">2 (3.2%)</w:t>
+            </w:r>
+          </w:p>
+        </w:tc>
+        <w:tc>
+          <w:tcPr>
+            <w:tcBorders>
+              <w:bottom w:val="none" w:sz="0" w:space="0" w:color="000000"/>
+              <w:top w:val="none" w:sz="0" w:space="0" w:color="000000"/>
+              <w:left w:val="none" w:sz="0" w:space="0" w:color="000000"/>
+              <w:right w:val="none" w:sz="0" w:space="0" w:color="000000"/>
+            </w:tcBorders>
+            <w:shd w:val="clear" w:color="auto" w:fill="FFFFFF"/>
+            <w:tcMar>
+              <w:top w:w="0" w:type="dxa"/>
+              <w:bottom w:w="0" w:type="dxa"/>
+              <w:left w:w="0" w:type="dxa"/>
+              <w:right w:w="0" w:type="dxa"/>
+            </w:tcMar>
+            <w:vAlign w:val="center"/>
+          </w:tcPr>
+          <w:p>
+            <w:pPr>
+              <w:pStyle w:val="Normal"/>
+              <w:jc w:val="left"/>
+              <w:pBdr>
+                <w:bottom w:val="none" w:sz="0" w:space="0" w:color="000000"/>
+                <w:top w:val="none" w:sz="0" w:space="0" w:color="000000"/>
+                <w:left w:val="none" w:sz="0" w:space="0" w:color="000000"/>
+                <w:right w:val="none" w:sz="0" w:space="0" w:color="000000"/>
+              </w:pBdr>
+              <w:spacing w:after="100" w:before="100" w:line="240"/>
+              <w:ind w:left="100" w:right="100" w:firstLine="0" w:firstLineChars="0"/>
+              <w:rPr>
+                <w:rFonts w:ascii="Arial" w:hAnsi="Arial" w:eastAsia="Arial" w:cs="Arial"/>
+                <w:i w:val="false"/>
+                <w:b w:val="false"/>
+                <w:u w:val="none"/>
+                <w:sz w:val="18"/>
+                <w:szCs w:val="18"/>
+                <w:color w:val="000000"/>
+              </w:rPr>
+            </w:pPr>
+            <w:r>
+              <w:rPr>
+                <w:rFonts w:ascii="Arial" w:hAnsi="Arial" w:eastAsia="Arial" w:cs="Arial"/>
+                <w:i w:val="false"/>
+                <w:b w:val="false"/>
+                <w:u w:val="none"/>
+                <w:sz w:val="18"/>
+                <w:szCs w:val="18"/>
+                <w:color w:val="000000"/>
+              </w:rPr>
+              <w:t xml:space="preserve">146 (54.9%)</w:t>
+            </w:r>
+          </w:p>
+        </w:tc>
+        <w:tc>
+          <w:tcPr>
+            <w:tcBorders>
+              <w:bottom w:val="none" w:sz="0" w:space="0" w:color="000000"/>
+              <w:top w:val="none" w:sz="0" w:space="0" w:color="000000"/>
+              <w:left w:val="none" w:sz="0" w:space="0" w:color="000000"/>
+              <w:right w:val="none" w:sz="0" w:space="0" w:color="000000"/>
+            </w:tcBorders>
+            <w:shd w:val="clear" w:color="auto" w:fill="FFFFFF"/>
+            <w:tcMar>
+              <w:top w:w="0" w:type="dxa"/>
+              <w:bottom w:w="0" w:type="dxa"/>
+              <w:left w:w="0" w:type="dxa"/>
+              <w:right w:w="0" w:type="dxa"/>
+            </w:tcMar>
+            <w:vAlign w:val="center"/>
+          </w:tcPr>
+          <w:p>
+            <w:pPr>
+              <w:pStyle w:val="Normal"/>
+              <w:jc w:val="left"/>
+              <w:pBdr>
+                <w:bottom w:val="none" w:sz="0" w:space="0" w:color="000000"/>
+                <w:top w:val="none" w:sz="0" w:space="0" w:color="000000"/>
+                <w:left w:val="none" w:sz="0" w:space="0" w:color="000000"/>
+                <w:right w:val="none" w:sz="0" w:space="0" w:color="000000"/>
+              </w:pBdr>
+              <w:spacing w:after="100" w:before="100" w:line="240"/>
+              <w:ind w:left="100" w:right="100" w:firstLine="0" w:firstLineChars="0"/>
+              <w:rPr>
+                <w:rFonts w:ascii="Arial" w:hAnsi="Arial" w:eastAsia="Arial" w:cs="Arial"/>
+                <w:i w:val="false"/>
+                <w:b w:val="false"/>
+                <w:u w:val="none"/>
+                <w:sz w:val="18"/>
+                <w:szCs w:val="18"/>
+                <w:color w:val="000000"/>
+              </w:rPr>
+            </w:pPr>
+            <w:r>
+              <w:rPr>
+                <w:rFonts w:ascii="Arial" w:hAnsi="Arial" w:eastAsia="Arial" w:cs="Arial"/>
+                <w:i w:val="false"/>
+                <w:b w:val="false"/>
+                <w:u w:val="none"/>
+                <w:sz w:val="18"/>
+                <w:szCs w:val="18"/>
+                <w:color w:val="000000"/>
+              </w:rPr>
+              <w:t xml:space="preserve">70 (54.3%)</w:t>
+            </w:r>
+          </w:p>
+        </w:tc>
+        <w:tc>
+          <w:tcPr>
+            <w:tcBorders>
+              <w:bottom w:val="none" w:sz="0" w:space="0" w:color="000000"/>
+              <w:top w:val="none" w:sz="0" w:space="0" w:color="000000"/>
+              <w:left w:val="none" w:sz="0" w:space="0" w:color="000000"/>
+              <w:right w:val="none" w:sz="0" w:space="0" w:color="000000"/>
+            </w:tcBorders>
+            <w:shd w:val="clear" w:color="auto" w:fill="FFFFFF"/>
+            <w:tcMar>
+              <w:top w:w="0" w:type="dxa"/>
+              <w:bottom w:w="0" w:type="dxa"/>
+              <w:left w:w="0" w:type="dxa"/>
+              <w:right w:w="0" w:type="dxa"/>
+            </w:tcMar>
+            <w:vAlign w:val="center"/>
+          </w:tcPr>
+          <w:p>
+            <w:pPr>
+              <w:pStyle w:val="Normal"/>
+              <w:jc w:val="left"/>
+              <w:pBdr>
+                <w:bottom w:val="none" w:sz="0" w:space="0" w:color="000000"/>
+                <w:top w:val="none" w:sz="0" w:space="0" w:color="000000"/>
+                <w:left w:val="none" w:sz="0" w:space="0" w:color="000000"/>
+                <w:right w:val="none" w:sz="0" w:space="0" w:color="000000"/>
+              </w:pBdr>
+              <w:spacing w:after="100" w:before="100" w:line="240"/>
+              <w:ind w:left="100" w:right="100" w:firstLine="0" w:firstLineChars="0"/>
+              <w:rPr>
+                <w:rFonts w:ascii="Arial" w:hAnsi="Arial" w:eastAsia="Arial" w:cs="Arial"/>
+                <w:i w:val="false"/>
+                <w:b w:val="false"/>
+                <w:u w:val="none"/>
+                <w:sz w:val="18"/>
+                <w:szCs w:val="18"/>
+                <w:color w:val="000000"/>
+              </w:rPr>
+            </w:pPr>
+            <w:r>
+              <w:rPr>
+                <w:rFonts w:ascii="Arial" w:hAnsi="Arial" w:eastAsia="Arial" w:cs="Arial"/>
+                <w:i w:val="false"/>
+                <w:b w:val="false"/>
+                <w:u w:val="none"/>
+                <w:sz w:val="18"/>
+                <w:szCs w:val="18"/>
+                <w:color w:val="000000"/>
+              </w:rPr>
+              <w:t xml:space="preserve">&lt;0.001</w:t>
+            </w:r>
+          </w:p>
+        </w:tc>
+        <w:tc>
+          <w:tcPr>
+            <w:tcBorders>
+              <w:bottom w:val="none" w:sz="0" w:space="0" w:color="000000"/>
+              <w:top w:val="none" w:sz="0" w:space="0" w:color="000000"/>
+              <w:left w:val="none" w:sz="0" w:space="0" w:color="000000"/>
+              <w:right w:val="none" w:sz="0" w:space="0" w:color="000000"/>
+            </w:tcBorders>
+            <w:shd w:val="clear" w:color="auto" w:fill="FFFFFF"/>
+            <w:tcMar>
+              <w:top w:w="0" w:type="dxa"/>
+              <w:bottom w:w="0" w:type="dxa"/>
+              <w:left w:w="0" w:type="dxa"/>
+              <w:right w:w="0" w:type="dxa"/>
+            </w:tcMar>
+            <w:vAlign w:val="center"/>
+          </w:tcPr>
+          <w:p>
+            <w:pPr>
+              <w:pStyle w:val="Normal"/>
+              <w:jc w:val="left"/>
+              <w:pBdr>
+                <w:bottom w:val="none" w:sz="0" w:space="0" w:color="000000"/>
+                <w:top w:val="none" w:sz="0" w:space="0" w:color="000000"/>
+                <w:left w:val="none" w:sz="0" w:space="0" w:color="000000"/>
+                <w:right w:val="none" w:sz="0" w:space="0" w:color="000000"/>
+              </w:pBdr>
+              <w:spacing w:after="100" w:before="100" w:line="240"/>
+              <w:ind w:left="100" w:right="100" w:firstLine="0" w:firstLineChars="0"/>
+              <w:rPr>
+                <w:rFonts w:ascii="Arial" w:hAnsi="Arial" w:eastAsia="Arial" w:cs="Arial"/>
+                <w:i w:val="false"/>
+                <w:b w:val="false"/>
+                <w:u w:val="none"/>
+                <w:sz w:val="18"/>
+                <w:szCs w:val="18"/>
+                <w:color w:val="000000"/>
+              </w:rPr>
+            </w:pPr>
+            <w:r>
+              <w:rPr>
+                <w:rFonts w:ascii="Arial" w:hAnsi="Arial" w:eastAsia="Arial" w:cs="Arial"/>
+                <w:i w:val="false"/>
+                <w:b w:val="false"/>
+                <w:u w:val="none"/>
+                <w:sz w:val="18"/>
+                <w:szCs w:val="18"/>
+                <w:color w:val="000000"/>
+              </w:rPr>
+              <w:t xml:space="preserve">0.993</w:t>
             </w:r>
           </w:p>
         </w:tc>
@@ -2621,7 +2621,655 @@
         <w:trPr>
           <w:trHeight w:val="617" w:hRule="auto"/>
         </w:trPr>
-        body8
+        body 8
+        <w:tc>
+          <w:tcPr>
+            <w:tcBorders>
+              <w:bottom w:val="none" w:sz="0" w:space="0" w:color="000000"/>
+              <w:top w:val="none" w:sz="0" w:space="0" w:color="000000"/>
+              <w:left w:val="none" w:sz="0" w:space="0" w:color="000000"/>
+              <w:right w:val="none" w:sz="0" w:space="0" w:color="000000"/>
+            </w:tcBorders>
+            <w:shd w:val="clear" w:color="auto" w:fill="FFFFFF"/>
+            <w:tcMar>
+              <w:top w:w="0" w:type="dxa"/>
+              <w:bottom w:w="0" w:type="dxa"/>
+              <w:left w:w="0" w:type="dxa"/>
+              <w:right w:w="0" w:type="dxa"/>
+            </w:tcMar>
+            <w:vAlign w:val="center"/>
+          </w:tcPr>
+          <w:p>
+            <w:pPr>
+              <w:pStyle w:val="Normal"/>
+              <w:jc w:val="left"/>
+              <w:pBdr>
+                <w:bottom w:val="none" w:sz="0" w:space="0" w:color="000000"/>
+                <w:top w:val="none" w:sz="0" w:space="0" w:color="000000"/>
+                <w:left w:val="none" w:sz="0" w:space="0" w:color="000000"/>
+                <w:right w:val="none" w:sz="0" w:space="0" w:color="000000"/>
+              </w:pBdr>
+              <w:spacing w:after="100" w:before="100" w:line="240"/>
+              <w:ind w:left="100" w:right="100" w:firstLine="0" w:firstLineChars="0"/>
+              <w:rPr>
+                <w:rFonts w:ascii="Arial" w:hAnsi="Arial" w:eastAsia="Arial" w:cs="Arial"/>
+                <w:i w:val="false"/>
+                <w:b w:val="false"/>
+                <w:u w:val="none"/>
+                <w:sz w:val="18"/>
+                <w:szCs w:val="18"/>
+                <w:color w:val="000000"/>
+              </w:rPr>
+            </w:pPr>
+            <w:r>
+              <w:rPr>
+                <w:rFonts w:ascii="Arial" w:hAnsi="Arial" w:eastAsia="Arial" w:cs="Arial"/>
+                <w:i w:val="false"/>
+                <w:b w:val="false"/>
+                <w:u w:val="none"/>
+                <w:sz w:val="18"/>
+                <w:szCs w:val="18"/>
+                <w:color w:val="000000"/>
+              </w:rPr>
+              <w:t xml:space="preserve">Used ibuprofen regularly in past year to treat menstrual pain = Yes (%)</w:t>
+            </w:r>
+          </w:p>
+        </w:tc>
+        <w:tc>
+          <w:tcPr>
+            <w:tcBorders>
+              <w:bottom w:val="none" w:sz="0" w:space="0" w:color="000000"/>
+              <w:top w:val="none" w:sz="0" w:space="0" w:color="000000"/>
+              <w:left w:val="none" w:sz="0" w:space="0" w:color="000000"/>
+              <w:right w:val="none" w:sz="0" w:space="0" w:color="000000"/>
+            </w:tcBorders>
+            <w:shd w:val="clear" w:color="auto" w:fill="FFFFFF"/>
+            <w:tcMar>
+              <w:top w:w="0" w:type="dxa"/>
+              <w:bottom w:w="0" w:type="dxa"/>
+              <w:left w:w="0" w:type="dxa"/>
+              <w:right w:w="0" w:type="dxa"/>
+            </w:tcMar>
+            <w:vAlign w:val="center"/>
+          </w:tcPr>
+          <w:p>
+            <w:pPr>
+              <w:pStyle w:val="Normal"/>
+              <w:jc w:val="left"/>
+              <w:pBdr>
+                <w:bottom w:val="none" w:sz="0" w:space="0" w:color="000000"/>
+                <w:top w:val="none" w:sz="0" w:space="0" w:color="000000"/>
+                <w:left w:val="none" w:sz="0" w:space="0" w:color="000000"/>
+                <w:right w:val="none" w:sz="0" w:space="0" w:color="000000"/>
+              </w:pBdr>
+              <w:spacing w:after="100" w:before="100" w:line="240"/>
+              <w:ind w:left="100" w:right="100" w:firstLine="0" w:firstLineChars="0"/>
+              <w:rPr>
+                <w:rFonts w:ascii="Arial" w:hAnsi="Arial" w:eastAsia="Arial" w:cs="Arial"/>
+                <w:i w:val="false"/>
+                <w:b w:val="false"/>
+                <w:u w:val="none"/>
+                <w:sz w:val="18"/>
+                <w:szCs w:val="18"/>
+                <w:color w:val="000000"/>
+              </w:rPr>
+            </w:pPr>
+            <w:r>
+              <w:rPr>
+                <w:rFonts w:ascii="Arial" w:hAnsi="Arial" w:eastAsia="Arial" w:cs="Arial"/>
+                <w:i w:val="false"/>
+                <w:b w:val="false"/>
+                <w:u w:val="none"/>
+                <w:sz w:val="18"/>
+                <w:szCs w:val="18"/>
+                <w:color w:val="000000"/>
+              </w:rPr>
+              <w:t xml:space="preserve">10 (15.9%)</w:t>
+            </w:r>
+          </w:p>
+        </w:tc>
+        <w:tc>
+          <w:tcPr>
+            <w:tcBorders>
+              <w:bottom w:val="none" w:sz="0" w:space="0" w:color="000000"/>
+              <w:top w:val="none" w:sz="0" w:space="0" w:color="000000"/>
+              <w:left w:val="none" w:sz="0" w:space="0" w:color="000000"/>
+              <w:right w:val="none" w:sz="0" w:space="0" w:color="000000"/>
+            </w:tcBorders>
+            <w:shd w:val="clear" w:color="auto" w:fill="FFFFFF"/>
+            <w:tcMar>
+              <w:top w:w="0" w:type="dxa"/>
+              <w:bottom w:w="0" w:type="dxa"/>
+              <w:left w:w="0" w:type="dxa"/>
+              <w:right w:w="0" w:type="dxa"/>
+            </w:tcMar>
+            <w:vAlign w:val="center"/>
+          </w:tcPr>
+          <w:p>
+            <w:pPr>
+              <w:pStyle w:val="Normal"/>
+              <w:jc w:val="left"/>
+              <w:pBdr>
+                <w:bottom w:val="none" w:sz="0" w:space="0" w:color="000000"/>
+                <w:top w:val="none" w:sz="0" w:space="0" w:color="000000"/>
+                <w:left w:val="none" w:sz="0" w:space="0" w:color="000000"/>
+                <w:right w:val="none" w:sz="0" w:space="0" w:color="000000"/>
+              </w:pBdr>
+              <w:spacing w:after="100" w:before="100" w:line="240"/>
+              <w:ind w:left="100" w:right="100" w:firstLine="0" w:firstLineChars="0"/>
+              <w:rPr>
+                <w:rFonts w:ascii="Arial" w:hAnsi="Arial" w:eastAsia="Arial" w:cs="Arial"/>
+                <w:i w:val="false"/>
+                <w:b w:val="false"/>
+                <w:u w:val="none"/>
+                <w:sz w:val="18"/>
+                <w:szCs w:val="18"/>
+                <w:color w:val="000000"/>
+              </w:rPr>
+            </w:pPr>
+            <w:r>
+              <w:rPr>
+                <w:rFonts w:ascii="Arial" w:hAnsi="Arial" w:eastAsia="Arial" w:cs="Arial"/>
+                <w:i w:val="false"/>
+                <w:b w:val="false"/>
+                <w:u w:val="none"/>
+                <w:sz w:val="18"/>
+                <w:szCs w:val="18"/>
+                <w:color w:val="000000"/>
+              </w:rPr>
+              <w:t xml:space="preserve">196 (73.7%)</w:t>
+            </w:r>
+          </w:p>
+        </w:tc>
+        <w:tc>
+          <w:tcPr>
+            <w:tcBorders>
+              <w:bottom w:val="none" w:sz="0" w:space="0" w:color="000000"/>
+              <w:top w:val="none" w:sz="0" w:space="0" w:color="000000"/>
+              <w:left w:val="none" w:sz="0" w:space="0" w:color="000000"/>
+              <w:right w:val="none" w:sz="0" w:space="0" w:color="000000"/>
+            </w:tcBorders>
+            <w:shd w:val="clear" w:color="auto" w:fill="FFFFFF"/>
+            <w:tcMar>
+              <w:top w:w="0" w:type="dxa"/>
+              <w:bottom w:w="0" w:type="dxa"/>
+              <w:left w:w="0" w:type="dxa"/>
+              <w:right w:w="0" w:type="dxa"/>
+            </w:tcMar>
+            <w:vAlign w:val="center"/>
+          </w:tcPr>
+          <w:p>
+            <w:pPr>
+              <w:pStyle w:val="Normal"/>
+              <w:jc w:val="left"/>
+              <w:pBdr>
+                <w:bottom w:val="none" w:sz="0" w:space="0" w:color="000000"/>
+                <w:top w:val="none" w:sz="0" w:space="0" w:color="000000"/>
+                <w:left w:val="none" w:sz="0" w:space="0" w:color="000000"/>
+                <w:right w:val="none" w:sz="0" w:space="0" w:color="000000"/>
+              </w:pBdr>
+              <w:spacing w:after="100" w:before="100" w:line="240"/>
+              <w:ind w:left="100" w:right="100" w:firstLine="0" w:firstLineChars="0"/>
+              <w:rPr>
+                <w:rFonts w:ascii="Arial" w:hAnsi="Arial" w:eastAsia="Arial" w:cs="Arial"/>
+                <w:i w:val="false"/>
+                <w:b w:val="false"/>
+                <w:u w:val="none"/>
+                <w:sz w:val="18"/>
+                <w:szCs w:val="18"/>
+                <w:color w:val="000000"/>
+              </w:rPr>
+            </w:pPr>
+            <w:r>
+              <w:rPr>
+                <w:rFonts w:ascii="Arial" w:hAnsi="Arial" w:eastAsia="Arial" w:cs="Arial"/>
+                <w:i w:val="false"/>
+                <w:b w:val="false"/>
+                <w:u w:val="none"/>
+                <w:sz w:val="18"/>
+                <w:szCs w:val="18"/>
+                <w:color w:val="000000"/>
+              </w:rPr>
+              <w:t xml:space="preserve">89 (69.0%)</w:t>
+            </w:r>
+          </w:p>
+        </w:tc>
+        <w:tc>
+          <w:tcPr>
+            <w:tcBorders>
+              <w:bottom w:val="none" w:sz="0" w:space="0" w:color="000000"/>
+              <w:top w:val="none" w:sz="0" w:space="0" w:color="000000"/>
+              <w:left w:val="none" w:sz="0" w:space="0" w:color="000000"/>
+              <w:right w:val="none" w:sz="0" w:space="0" w:color="000000"/>
+            </w:tcBorders>
+            <w:shd w:val="clear" w:color="auto" w:fill="FFFFFF"/>
+            <w:tcMar>
+              <w:top w:w="0" w:type="dxa"/>
+              <w:bottom w:w="0" w:type="dxa"/>
+              <w:left w:w="0" w:type="dxa"/>
+              <w:right w:w="0" w:type="dxa"/>
+            </w:tcMar>
+            <w:vAlign w:val="center"/>
+          </w:tcPr>
+          <w:p>
+            <w:pPr>
+              <w:pStyle w:val="Normal"/>
+              <w:jc w:val="left"/>
+              <w:pBdr>
+                <w:bottom w:val="none" w:sz="0" w:space="0" w:color="000000"/>
+                <w:top w:val="none" w:sz="0" w:space="0" w:color="000000"/>
+                <w:left w:val="none" w:sz="0" w:space="0" w:color="000000"/>
+                <w:right w:val="none" w:sz="0" w:space="0" w:color="000000"/>
+              </w:pBdr>
+              <w:spacing w:after="100" w:before="100" w:line="240"/>
+              <w:ind w:left="100" w:right="100" w:firstLine="0" w:firstLineChars="0"/>
+              <w:rPr>
+                <w:rFonts w:ascii="Arial" w:hAnsi="Arial" w:eastAsia="Arial" w:cs="Arial"/>
+                <w:i w:val="false"/>
+                <w:b w:val="false"/>
+                <w:u w:val="none"/>
+                <w:sz w:val="18"/>
+                <w:szCs w:val="18"/>
+                <w:color w:val="000000"/>
+              </w:rPr>
+            </w:pPr>
+            <w:r>
+              <w:rPr>
+                <w:rFonts w:ascii="Arial" w:hAnsi="Arial" w:eastAsia="Arial" w:cs="Arial"/>
+                <w:i w:val="false"/>
+                <w:b w:val="false"/>
+                <w:u w:val="none"/>
+                <w:sz w:val="18"/>
+                <w:szCs w:val="18"/>
+                <w:color w:val="000000"/>
+              </w:rPr>
+              <w:t xml:space="preserve">&lt;0.001</w:t>
+            </w:r>
+          </w:p>
+        </w:tc>
+        <w:tc>
+          <w:tcPr>
+            <w:tcBorders>
+              <w:bottom w:val="none" w:sz="0" w:space="0" w:color="000000"/>
+              <w:top w:val="none" w:sz="0" w:space="0" w:color="000000"/>
+              <w:left w:val="none" w:sz="0" w:space="0" w:color="000000"/>
+              <w:right w:val="none" w:sz="0" w:space="0" w:color="000000"/>
+            </w:tcBorders>
+            <w:shd w:val="clear" w:color="auto" w:fill="FFFFFF"/>
+            <w:tcMar>
+              <w:top w:w="0" w:type="dxa"/>
+              <w:bottom w:w="0" w:type="dxa"/>
+              <w:left w:w="0" w:type="dxa"/>
+              <w:right w:w="0" w:type="dxa"/>
+            </w:tcMar>
+            <w:vAlign w:val="center"/>
+          </w:tcPr>
+          <w:p>
+            <w:pPr>
+              <w:pStyle w:val="Normal"/>
+              <w:jc w:val="left"/>
+              <w:pBdr>
+                <w:bottom w:val="none" w:sz="0" w:space="0" w:color="000000"/>
+                <w:top w:val="none" w:sz="0" w:space="0" w:color="000000"/>
+                <w:left w:val="none" w:sz="0" w:space="0" w:color="000000"/>
+                <w:right w:val="none" w:sz="0" w:space="0" w:color="000000"/>
+              </w:pBdr>
+              <w:spacing w:after="100" w:before="100" w:line="240"/>
+              <w:ind w:left="100" w:right="100" w:firstLine="0" w:firstLineChars="0"/>
+              <w:rPr>
+                <w:rFonts w:ascii="Arial" w:hAnsi="Arial" w:eastAsia="Arial" w:cs="Arial"/>
+                <w:i w:val="false"/>
+                <w:b w:val="false"/>
+                <w:u w:val="none"/>
+                <w:sz w:val="18"/>
+                <w:szCs w:val="18"/>
+                <w:color w:val="000000"/>
+              </w:rPr>
+            </w:pPr>
+            <w:r>
+              <w:rPr>
+                <w:rFonts w:ascii="Arial" w:hAnsi="Arial" w:eastAsia="Arial" w:cs="Arial"/>
+                <w:i w:val="false"/>
+                <w:b w:val="false"/>
+                <w:u w:val="none"/>
+                <w:sz w:val="18"/>
+                <w:szCs w:val="18"/>
+                <w:color w:val="000000"/>
+              </w:rPr>
+              <w:t xml:space="preserve">0.392</w:t>
+            </w:r>
+          </w:p>
+        </w:tc>
+      </w:tr>
+      <w:tr>
+        <w:trPr>
+          <w:trHeight w:val="617" w:hRule="auto"/>
+        </w:trPr>
+        body 9
+        <w:tc>
+          <w:tcPr>
+            <w:tcBorders>
+              <w:bottom w:val="none" w:sz="0" w:space="0" w:color="000000"/>
+              <w:top w:val="none" w:sz="0" w:space="0" w:color="000000"/>
+              <w:left w:val="none" w:sz="0" w:space="0" w:color="000000"/>
+              <w:right w:val="none" w:sz="0" w:space="0" w:color="000000"/>
+            </w:tcBorders>
+            <w:shd w:val="clear" w:color="auto" w:fill="FFFFFF"/>
+            <w:tcMar>
+              <w:top w:w="0" w:type="dxa"/>
+              <w:bottom w:w="0" w:type="dxa"/>
+              <w:left w:w="0" w:type="dxa"/>
+              <w:right w:w="0" w:type="dxa"/>
+            </w:tcMar>
+            <w:vAlign w:val="center"/>
+          </w:tcPr>
+          <w:p>
+            <w:pPr>
+              <w:pStyle w:val="Normal"/>
+              <w:jc w:val="left"/>
+              <w:pBdr>
+                <w:bottom w:val="none" w:sz="0" w:space="0" w:color="000000"/>
+                <w:top w:val="none" w:sz="0" w:space="0" w:color="000000"/>
+                <w:left w:val="none" w:sz="0" w:space="0" w:color="000000"/>
+                <w:right w:val="none" w:sz="0" w:space="0" w:color="000000"/>
+              </w:pBdr>
+              <w:spacing w:after="100" w:before="100" w:line="240"/>
+              <w:ind w:left="100" w:right="100" w:firstLine="0" w:firstLineChars="0"/>
+              <w:rPr>
+                <w:rFonts w:ascii="Arial" w:hAnsi="Arial" w:eastAsia="Arial" w:cs="Arial"/>
+                <w:i w:val="false"/>
+                <w:b w:val="false"/>
+                <w:u w:val="none"/>
+                <w:sz w:val="18"/>
+                <w:szCs w:val="18"/>
+                <w:color w:val="000000"/>
+              </w:rPr>
+            </w:pPr>
+            <w:r>
+              <w:rPr>
+                <w:rFonts w:ascii="Arial" w:hAnsi="Arial" w:eastAsia="Arial" w:cs="Arial"/>
+                <w:i w:val="false"/>
+                <w:b w:val="false"/>
+                <w:u w:val="none"/>
+                <w:sz w:val="18"/>
+                <w:szCs w:val="18"/>
+                <w:color w:val="000000"/>
+              </w:rPr>
+              <w:t xml:space="preserve">Used other anti-inflammatory regularly in past year to treat menstrual pain = Yes (%)</w:t>
+            </w:r>
+          </w:p>
+        </w:tc>
+        <w:tc>
+          <w:tcPr>
+            <w:tcBorders>
+              <w:bottom w:val="none" w:sz="0" w:space="0" w:color="000000"/>
+              <w:top w:val="none" w:sz="0" w:space="0" w:color="000000"/>
+              <w:left w:val="none" w:sz="0" w:space="0" w:color="000000"/>
+              <w:right w:val="none" w:sz="0" w:space="0" w:color="000000"/>
+            </w:tcBorders>
+            <w:shd w:val="clear" w:color="auto" w:fill="FFFFFF"/>
+            <w:tcMar>
+              <w:top w:w="0" w:type="dxa"/>
+              <w:bottom w:w="0" w:type="dxa"/>
+              <w:left w:w="0" w:type="dxa"/>
+              <w:right w:w="0" w:type="dxa"/>
+            </w:tcMar>
+            <w:vAlign w:val="center"/>
+          </w:tcPr>
+          <w:p>
+            <w:pPr>
+              <w:pStyle w:val="Normal"/>
+              <w:jc w:val="left"/>
+              <w:pBdr>
+                <w:bottom w:val="none" w:sz="0" w:space="0" w:color="000000"/>
+                <w:top w:val="none" w:sz="0" w:space="0" w:color="000000"/>
+                <w:left w:val="none" w:sz="0" w:space="0" w:color="000000"/>
+                <w:right w:val="none" w:sz="0" w:space="0" w:color="000000"/>
+              </w:pBdr>
+              <w:spacing w:after="100" w:before="100" w:line="240"/>
+              <w:ind w:left="100" w:right="100" w:firstLine="0" w:firstLineChars="0"/>
+              <w:rPr>
+                <w:rFonts w:ascii="Arial" w:hAnsi="Arial" w:eastAsia="Arial" w:cs="Arial"/>
+                <w:i w:val="false"/>
+                <w:b w:val="false"/>
+                <w:u w:val="none"/>
+                <w:sz w:val="18"/>
+                <w:szCs w:val="18"/>
+                <w:color w:val="000000"/>
+              </w:rPr>
+            </w:pPr>
+            <w:r>
+              <w:rPr>
+                <w:rFonts w:ascii="Arial" w:hAnsi="Arial" w:eastAsia="Arial" w:cs="Arial"/>
+                <w:i w:val="false"/>
+                <w:b w:val="false"/>
+                <w:u w:val="none"/>
+                <w:sz w:val="18"/>
+                <w:szCs w:val="18"/>
+                <w:color w:val="000000"/>
+              </w:rPr>
+              <w:t xml:space="preserve">1 (1.6%)</w:t>
+            </w:r>
+          </w:p>
+        </w:tc>
+        <w:tc>
+          <w:tcPr>
+            <w:tcBorders>
+              <w:bottom w:val="none" w:sz="0" w:space="0" w:color="000000"/>
+              <w:top w:val="none" w:sz="0" w:space="0" w:color="000000"/>
+              <w:left w:val="none" w:sz="0" w:space="0" w:color="000000"/>
+              <w:right w:val="none" w:sz="0" w:space="0" w:color="000000"/>
+            </w:tcBorders>
+            <w:shd w:val="clear" w:color="auto" w:fill="FFFFFF"/>
+            <w:tcMar>
+              <w:top w:w="0" w:type="dxa"/>
+              <w:bottom w:w="0" w:type="dxa"/>
+              <w:left w:w="0" w:type="dxa"/>
+              <w:right w:w="0" w:type="dxa"/>
+            </w:tcMar>
+            <w:vAlign w:val="center"/>
+          </w:tcPr>
+          <w:p>
+            <w:pPr>
+              <w:pStyle w:val="Normal"/>
+              <w:jc w:val="left"/>
+              <w:pBdr>
+                <w:bottom w:val="none" w:sz="0" w:space="0" w:color="000000"/>
+                <w:top w:val="none" w:sz="0" w:space="0" w:color="000000"/>
+                <w:left w:val="none" w:sz="0" w:space="0" w:color="000000"/>
+                <w:right w:val="none" w:sz="0" w:space="0" w:color="000000"/>
+              </w:pBdr>
+              <w:spacing w:after="100" w:before="100" w:line="240"/>
+              <w:ind w:left="100" w:right="100" w:firstLine="0" w:firstLineChars="0"/>
+              <w:rPr>
+                <w:rFonts w:ascii="Arial" w:hAnsi="Arial" w:eastAsia="Arial" w:cs="Arial"/>
+                <w:i w:val="false"/>
+                <w:b w:val="false"/>
+                <w:u w:val="none"/>
+                <w:sz w:val="18"/>
+                <w:szCs w:val="18"/>
+                <w:color w:val="000000"/>
+              </w:rPr>
+            </w:pPr>
+            <w:r>
+              <w:rPr>
+                <w:rFonts w:ascii="Arial" w:hAnsi="Arial" w:eastAsia="Arial" w:cs="Arial"/>
+                <w:i w:val="false"/>
+                <w:b w:val="false"/>
+                <w:u w:val="none"/>
+                <w:sz w:val="18"/>
+                <w:szCs w:val="18"/>
+                <w:color w:val="000000"/>
+              </w:rPr>
+              <w:t xml:space="preserve">19 (7.1%)</w:t>
+            </w:r>
+          </w:p>
+        </w:tc>
+        <w:tc>
+          <w:tcPr>
+            <w:tcBorders>
+              <w:bottom w:val="none" w:sz="0" w:space="0" w:color="000000"/>
+              <w:top w:val="none" w:sz="0" w:space="0" w:color="000000"/>
+              <w:left w:val="none" w:sz="0" w:space="0" w:color="000000"/>
+              <w:right w:val="none" w:sz="0" w:space="0" w:color="000000"/>
+            </w:tcBorders>
+            <w:shd w:val="clear" w:color="auto" w:fill="FFFFFF"/>
+            <w:tcMar>
+              <w:top w:w="0" w:type="dxa"/>
+              <w:bottom w:w="0" w:type="dxa"/>
+              <w:left w:w="0" w:type="dxa"/>
+              <w:right w:w="0" w:type="dxa"/>
+            </w:tcMar>
+            <w:vAlign w:val="center"/>
+          </w:tcPr>
+          <w:p>
+            <w:pPr>
+              <w:pStyle w:val="Normal"/>
+              <w:jc w:val="left"/>
+              <w:pBdr>
+                <w:bottom w:val="none" w:sz="0" w:space="0" w:color="000000"/>
+                <w:top w:val="none" w:sz="0" w:space="0" w:color="000000"/>
+                <w:left w:val="none" w:sz="0" w:space="0" w:color="000000"/>
+                <w:right w:val="none" w:sz="0" w:space="0" w:color="000000"/>
+              </w:pBdr>
+              <w:spacing w:after="100" w:before="100" w:line="240"/>
+              <w:ind w:left="100" w:right="100" w:firstLine="0" w:firstLineChars="0"/>
+              <w:rPr>
+                <w:rFonts w:ascii="Arial" w:hAnsi="Arial" w:eastAsia="Arial" w:cs="Arial"/>
+                <w:i w:val="false"/>
+                <w:b w:val="false"/>
+                <w:u w:val="none"/>
+                <w:sz w:val="18"/>
+                <w:szCs w:val="18"/>
+                <w:color w:val="000000"/>
+              </w:rPr>
+            </w:pPr>
+            <w:r>
+              <w:rPr>
+                <w:rFonts w:ascii="Arial" w:hAnsi="Arial" w:eastAsia="Arial" w:cs="Arial"/>
+                <w:i w:val="false"/>
+                <w:b w:val="false"/>
+                <w:u w:val="none"/>
+                <w:sz w:val="18"/>
+                <w:szCs w:val="18"/>
+                <w:color w:val="000000"/>
+              </w:rPr>
+              <w:t xml:space="preserve">9 (7.0%)</w:t>
+            </w:r>
+          </w:p>
+        </w:tc>
+        <w:tc>
+          <w:tcPr>
+            <w:tcBorders>
+              <w:bottom w:val="none" w:sz="0" w:space="0" w:color="000000"/>
+              <w:top w:val="none" w:sz="0" w:space="0" w:color="000000"/>
+              <w:left w:val="none" w:sz="0" w:space="0" w:color="000000"/>
+              <w:right w:val="none" w:sz="0" w:space="0" w:color="000000"/>
+            </w:tcBorders>
+            <w:shd w:val="clear" w:color="auto" w:fill="FFFFFF"/>
+            <w:tcMar>
+              <w:top w:w="0" w:type="dxa"/>
+              <w:bottom w:w="0" w:type="dxa"/>
+              <w:left w:w="0" w:type="dxa"/>
+              <w:right w:w="0" w:type="dxa"/>
+            </w:tcMar>
+            <w:vAlign w:val="center"/>
+          </w:tcPr>
+          <w:p>
+            <w:pPr>
+              <w:pStyle w:val="Normal"/>
+              <w:jc w:val="left"/>
+              <w:pBdr>
+                <w:bottom w:val="none" w:sz="0" w:space="0" w:color="000000"/>
+                <w:top w:val="none" w:sz="0" w:space="0" w:color="000000"/>
+                <w:left w:val="none" w:sz="0" w:space="0" w:color="000000"/>
+                <w:right w:val="none" w:sz="0" w:space="0" w:color="000000"/>
+              </w:pBdr>
+              <w:spacing w:after="100" w:before="100" w:line="240"/>
+              <w:ind w:left="100" w:right="100" w:firstLine="0" w:firstLineChars="0"/>
+              <w:rPr>
+                <w:rFonts w:ascii="Arial" w:hAnsi="Arial" w:eastAsia="Arial" w:cs="Arial"/>
+                <w:i w:val="false"/>
+                <w:b w:val="false"/>
+                <w:u w:val="none"/>
+                <w:sz w:val="18"/>
+                <w:szCs w:val="18"/>
+                <w:color w:val="000000"/>
+              </w:rPr>
+            </w:pPr>
+            <w:r>
+              <w:rPr>
+                <w:rFonts w:ascii="Arial" w:hAnsi="Arial" w:eastAsia="Arial" w:cs="Arial"/>
+                <w:i w:val="false"/>
+                <w:b w:val="false"/>
+                <w:u w:val="none"/>
+                <w:sz w:val="18"/>
+                <w:szCs w:val="18"/>
+                <w:color w:val="000000"/>
+              </w:rPr>
+              <w:t xml:space="preserve">0.250</w:t>
+            </w:r>
+          </w:p>
+        </w:tc>
+        <w:tc>
+          <w:tcPr>
+            <w:tcBorders>
+              <w:bottom w:val="none" w:sz="0" w:space="0" w:color="000000"/>
+              <w:top w:val="none" w:sz="0" w:space="0" w:color="000000"/>
+              <w:left w:val="none" w:sz="0" w:space="0" w:color="000000"/>
+              <w:right w:val="none" w:sz="0" w:space="0" w:color="000000"/>
+            </w:tcBorders>
+            <w:shd w:val="clear" w:color="auto" w:fill="FFFFFF"/>
+            <w:tcMar>
+              <w:top w:w="0" w:type="dxa"/>
+              <w:bottom w:w="0" w:type="dxa"/>
+              <w:left w:w="0" w:type="dxa"/>
+              <w:right w:w="0" w:type="dxa"/>
+            </w:tcMar>
+            <w:vAlign w:val="center"/>
+          </w:tcPr>
+          <w:p>
+            <w:pPr>
+              <w:pStyle w:val="Normal"/>
+              <w:jc w:val="left"/>
+              <w:pBdr>
+                <w:bottom w:val="none" w:sz="0" w:space="0" w:color="000000"/>
+                <w:top w:val="none" w:sz="0" w:space="0" w:color="000000"/>
+                <w:left w:val="none" w:sz="0" w:space="0" w:color="000000"/>
+                <w:right w:val="none" w:sz="0" w:space="0" w:color="000000"/>
+              </w:pBdr>
+              <w:spacing w:after="100" w:before="100" w:line="240"/>
+              <w:ind w:left="100" w:right="100" w:firstLine="0" w:firstLineChars="0"/>
+              <w:rPr>
+                <w:rFonts w:ascii="Arial" w:hAnsi="Arial" w:eastAsia="Arial" w:cs="Arial"/>
+                <w:i w:val="false"/>
+                <w:b w:val="false"/>
+                <w:u w:val="none"/>
+                <w:sz w:val="18"/>
+                <w:szCs w:val="18"/>
+                <w:color w:val="000000"/>
+              </w:rPr>
+            </w:pPr>
+            <w:r>
+              <w:rPr>
+                <w:rFonts w:ascii="Arial" w:hAnsi="Arial" w:eastAsia="Arial" w:cs="Arial"/>
+                <w:i w:val="false"/>
+                <w:b w:val="false"/>
+                <w:u w:val="none"/>
+                <w:sz w:val="18"/>
+                <w:szCs w:val="18"/>
+                <w:color w:val="000000"/>
+              </w:rPr>
+              <w:t xml:space="preserve">1.000</w:t>
+            </w:r>
+          </w:p>
+        </w:tc>
+      </w:tr>
+      <w:tr>
+        <w:trPr>
+          <w:trHeight w:val="617" w:hRule="auto"/>
+        </w:trPr>
+        body10
         <w:tc>
           <w:tcPr>
             <w:tcBorders>
@@ -2724,7 +3372,7 @@
                 <w:szCs w:val="18"/>
                 <w:color w:val="000000"/>
               </w:rPr>
-              <w:t xml:space="preserve">65 (24.5)</w:t>
+              <w:t xml:space="preserve">12 (19.0%)</w:t>
             </w:r>
           </w:p>
         </w:tc>
@@ -2777,7 +3425,7 @@
                 <w:szCs w:val="18"/>
                 <w:color w:val="000000"/>
               </w:rPr>
-              <w:t xml:space="preserve">27 (21.1)</w:t>
+              <w:t xml:space="preserve">65 (24.4%)</w:t>
             </w:r>
           </w:p>
         </w:tc>
@@ -2830,7 +3478,7 @@
                 <w:szCs w:val="18"/>
                 <w:color w:val="000000"/>
               </w:rPr>
-              <w:t xml:space="preserve">12 (19.0)</w:t>
+              <w:t xml:space="preserve">28 (21.7%)</w:t>
             </w:r>
           </w:p>
         </w:tc>
@@ -2883,7 +3531,7 @@
                 <w:szCs w:val="18"/>
                 <w:color w:val="000000"/>
               </w:rPr>
-              <w:t xml:space="preserve">0.558</w:t>
+              <w:t xml:space="preserve">0.610</w:t>
             </w:r>
           </w:p>
         </w:tc>
@@ -2936,7 +3584,7 @@
                 <w:szCs w:val="18"/>
                 <w:color w:val="000000"/>
               </w:rPr>
-              <w:t xml:space="preserve">0.531</w:t>
+              <w:t xml:space="preserve">0.636</w:t>
             </w:r>
           </w:p>
         </w:tc>
